--- a/NestJS/from-docs/nestjs-notes-08.docx
+++ b/NestJS/from-docs/nestjs-notes-08.docx
@@ -33,7 +33,7 @@
                     <pic:cNvPicPr/>
                   </pic:nvPicPr>
                   <pic:blipFill>
-                    <a:blip r:embed="rId4"/>
+                    <a:blip r:embed="rId5"/>
                     <a:stretch>
                       <a:fillRect/>
                     </a:stretch>
@@ -3565,7 +3565,7 @@
                     <pic:cNvPicPr/>
                   </pic:nvPicPr>
                   <pic:blipFill>
-                    <a:blip r:embed="rId5"/>
+                    <a:blip r:embed="rId6"/>
                     <a:stretch>
                       <a:fillRect/>
                     </a:stretch>
@@ -3621,6 +3621,6941 @@
         </w:rPr>
       </w:pPr>
     </w:p>
+    <w:p>
+      <w:pPr>
+        <w:rPr>
+          <w:rFonts w:ascii="Sakkal Majalla" w:hAnsi="Sakkal Majalla" w:cs="Sakkal Majalla"/>
+          <w:sz w:val="28"/>
+          <w:szCs w:val="28"/>
+        </w:rPr>
+      </w:pPr>
+    </w:p>
+    <w:p>
+      <w:pPr>
+        <w:rPr>
+          <w:rFonts w:ascii="Sakkal Majalla" w:hAnsi="Sakkal Majalla" w:cs="Sakkal Majalla"/>
+          <w:sz w:val="28"/>
+          <w:szCs w:val="28"/>
+        </w:rPr>
+      </w:pPr>
+    </w:p>
+    <w:p>
+      <w:pPr>
+        <w:rPr>
+          <w:rFonts w:ascii="Sakkal Majalla" w:hAnsi="Sakkal Majalla" w:cs="Sakkal Majalla"/>
+          <w:sz w:val="28"/>
+          <w:szCs w:val="28"/>
+        </w:rPr>
+      </w:pPr>
+    </w:p>
+    <w:p>
+      <w:pPr>
+        <w:rPr>
+          <w:rFonts w:ascii="Sakkal Majalla" w:hAnsi="Sakkal Majalla" w:cs="Sakkal Majalla"/>
+          <w:sz w:val="28"/>
+          <w:szCs w:val="28"/>
+        </w:rPr>
+      </w:pPr>
+    </w:p>
+    <w:p>
+      <w:pPr>
+        <w:rPr>
+          <w:rFonts w:ascii="Sakkal Majalla" w:hAnsi="Sakkal Majalla" w:cs="Sakkal Majalla"/>
+          <w:sz w:val="28"/>
+          <w:szCs w:val="28"/>
+        </w:rPr>
+      </w:pPr>
+      <w:r>
+        <w:rPr>
+          <w:rFonts w:ascii="Sakkal Majalla" w:hAnsi="Sakkal Majalla" w:cs="Sakkal Majalla"/>
+          <w:sz w:val="28"/>
+          <w:szCs w:val="28"/>
+        </w:rPr>
+        <w:lastRenderedPageBreak/>
+        <w:t>To use all types of relation in nestjs we must consider the following:</w:t>
+      </w:r>
+    </w:p>
+    <w:p>
+      <w:pPr>
+        <w:pStyle w:val="ListParagraph"/>
+        <w:numPr>
+          <w:ilvl w:val="0"/>
+          <w:numId w:val="1"/>
+        </w:numPr>
+        <w:rPr>
+          <w:rFonts w:ascii="Sakkal Majalla" w:hAnsi="Sakkal Majalla" w:cs="Sakkal Majalla"/>
+          <w:sz w:val="28"/>
+          <w:szCs w:val="28"/>
+        </w:rPr>
+      </w:pPr>
+      <w:r>
+        <w:rPr>
+          <w:rFonts w:ascii="Sakkal Majalla" w:hAnsi="Sakkal Majalla" w:cs="Sakkal Majalla"/>
+          <w:sz w:val="28"/>
+          <w:szCs w:val="28"/>
+        </w:rPr>
+        <w:t>Avoid the cycle relations between entities when using @JoinColumn</w:t>
+      </w:r>
+    </w:p>
+    <w:p>
+      <w:pPr>
+        <w:pStyle w:val="ListParagraph"/>
+        <w:numPr>
+          <w:ilvl w:val="0"/>
+          <w:numId w:val="1"/>
+        </w:numPr>
+        <w:rPr>
+          <w:rFonts w:ascii="Sakkal Majalla" w:hAnsi="Sakkal Majalla" w:cs="Sakkal Majalla"/>
+          <w:sz w:val="28"/>
+          <w:szCs w:val="28"/>
+        </w:rPr>
+      </w:pPr>
+      <w:r>
+        <w:rPr>
+          <w:rFonts w:ascii="Sakkal Majalla" w:hAnsi="Sakkal Majalla" w:cs="Sakkal Majalla"/>
+          <w:sz w:val="28"/>
+          <w:szCs w:val="28"/>
+        </w:rPr>
+        <w:t xml:space="preserve">Avoid unsupported Queries (ex: ILike) when using </w:t>
+      </w:r>
+      <w:r>
+        <w:rPr>
+          <w:rFonts w:ascii="Sakkal Majalla" w:hAnsi="Sakkal Majalla" w:cs="Sakkal Majalla"/>
+          <w:sz w:val="28"/>
+          <w:szCs w:val="28"/>
+        </w:rPr>
+        <w:t>M</w:t>
+      </w:r>
+      <w:r>
+        <w:rPr>
+          <w:rFonts w:ascii="Sakkal Majalla" w:hAnsi="Sakkal Majalla" w:cs="Sakkal Majalla"/>
+          <w:sz w:val="28"/>
+          <w:szCs w:val="28"/>
+        </w:rPr>
+        <w:t>aria</w:t>
+      </w:r>
+      <w:r>
+        <w:rPr>
+          <w:rFonts w:ascii="Sakkal Majalla" w:hAnsi="Sakkal Majalla" w:cs="Sakkal Majalla"/>
+          <w:sz w:val="28"/>
+          <w:szCs w:val="28"/>
+        </w:rPr>
+        <w:t>DB</w:t>
+      </w:r>
+      <w:r>
+        <w:rPr>
+          <w:rFonts w:ascii="Sakkal Majalla" w:hAnsi="Sakkal Majalla" w:cs="Sakkal Majalla"/>
+          <w:sz w:val="28"/>
+          <w:szCs w:val="28"/>
+        </w:rPr>
+        <w:t>/</w:t>
+      </w:r>
+      <w:r>
+        <w:rPr>
+          <w:rFonts w:ascii="Sakkal Majalla" w:hAnsi="Sakkal Majalla" w:cs="Sakkal Majalla"/>
+          <w:sz w:val="28"/>
+          <w:szCs w:val="28"/>
+        </w:rPr>
+        <w:t>MySQL</w:t>
+      </w:r>
+    </w:p>
+    <w:p>
+      <w:pPr>
+        <w:pStyle w:val="ListParagraph"/>
+        <w:numPr>
+          <w:ilvl w:val="0"/>
+          <w:numId w:val="1"/>
+        </w:numPr>
+        <w:rPr>
+          <w:rFonts w:ascii="Sakkal Majalla" w:hAnsi="Sakkal Majalla" w:cs="Sakkal Majalla"/>
+          <w:sz w:val="28"/>
+          <w:szCs w:val="28"/>
+        </w:rPr>
+      </w:pPr>
+      <w:r>
+        <w:rPr>
+          <w:rFonts w:ascii="Sakkal Majalla" w:hAnsi="Sakkal Majalla" w:cs="Sakkal Majalla"/>
+          <w:sz w:val="28"/>
+          <w:szCs w:val="28"/>
+        </w:rPr>
+        <w:t xml:space="preserve">Use the right configurations for typeorm with </w:t>
+      </w:r>
+      <w:r>
+        <w:rPr>
+          <w:rFonts w:ascii="Sakkal Majalla" w:hAnsi="Sakkal Majalla" w:cs="Sakkal Majalla"/>
+          <w:sz w:val="28"/>
+          <w:szCs w:val="28"/>
+        </w:rPr>
+        <w:t>DataSource</w:t>
+      </w:r>
+    </w:p>
+    <w:p>
+      <w:pPr>
+        <w:pStyle w:val="ListParagraph"/>
+        <w:numPr>
+          <w:ilvl w:val="0"/>
+          <w:numId w:val="1"/>
+        </w:numPr>
+        <w:rPr>
+          <w:rFonts w:ascii="Sakkal Majalla" w:hAnsi="Sakkal Majalla" w:cs="Sakkal Majalla"/>
+          <w:sz w:val="28"/>
+          <w:szCs w:val="28"/>
+        </w:rPr>
+      </w:pPr>
+      <w:r>
+        <w:rPr>
+          <w:rFonts w:ascii="Sakkal Majalla" w:hAnsi="Sakkal Majalla" w:cs="Sakkal Majalla"/>
+          <w:sz w:val="28"/>
+          <w:szCs w:val="28"/>
+        </w:rPr>
+        <w:t xml:space="preserve">The problems when dealing with </w:t>
+      </w:r>
+      <w:r>
+        <w:rPr>
+          <w:rFonts w:ascii="Sakkal Majalla" w:hAnsi="Sakkal Majalla" w:cs="Sakkal Majalla"/>
+          <w:sz w:val="28"/>
+          <w:szCs w:val="28"/>
+        </w:rPr>
+        <w:t>update one-to-one relationships</w:t>
+      </w:r>
+    </w:p>
+    <w:p>
+      <w:pPr>
+        <w:pStyle w:val="ListParagraph"/>
+        <w:ind w:firstLine="720"/>
+        <w:rPr>
+          <w:rFonts w:ascii="Sakkal Majalla" w:hAnsi="Sakkal Majalla" w:cs="Sakkal Majalla"/>
+          <w:sz w:val="28"/>
+          <w:szCs w:val="28"/>
+        </w:rPr>
+      </w:pPr>
+      <w:r>
+        <w:rPr>
+          <w:rFonts w:ascii="Sakkal Majalla" w:hAnsi="Sakkal Majalla" w:cs="Sakkal Majalla"/>
+          <w:sz w:val="28"/>
+          <w:szCs w:val="28"/>
+        </w:rPr>
+        <w:t>*******************************************************</w:t>
+      </w:r>
+    </w:p>
+    <w:p>
+      <w:pPr>
+        <w:rPr>
+          <w:rFonts w:ascii="Sakkal Majalla" w:hAnsi="Sakkal Majalla" w:cs="Sakkal Majalla"/>
+          <w:sz w:val="28"/>
+          <w:szCs w:val="28"/>
+        </w:rPr>
+      </w:pPr>
+      <w:r>
+        <w:rPr>
+          <w:rFonts w:ascii="Sakkal Majalla" w:hAnsi="Sakkal Majalla" w:cs="Sakkal Majalla"/>
+          <w:sz w:val="28"/>
+          <w:szCs w:val="28"/>
+        </w:rPr>
+        <w:t>The DataSource of project:</w:t>
+      </w:r>
+    </w:p>
+    <w:p>
+      <w:pPr>
+        <w:shd w:val="clear" w:color="auto" w:fill="FFFFFF"/>
+        <w:spacing w:after="0" w:line="285" w:lineRule="atLeast"/>
+        <w:rPr>
+          <w:rFonts w:ascii="Consolas" w:eastAsia="Times New Roman" w:hAnsi="Consolas" w:cs="Times New Roman"/>
+          <w:color w:val="3B3B3B"/>
+          <w:kern w:val="0"/>
+          <w:sz w:val="21"/>
+          <w:szCs w:val="21"/>
+          <w14:ligatures w14:val="none"/>
+        </w:rPr>
+      </w:pPr>
+      <w:r>
+        <w:rPr>
+          <w:rFonts w:ascii="Consolas" w:eastAsia="Times New Roman" w:hAnsi="Consolas" w:cs="Times New Roman"/>
+          <w:color w:val="AF00DB"/>
+          <w:kern w:val="0"/>
+          <w:sz w:val="21"/>
+          <w:szCs w:val="21"/>
+          <w14:ligatures w14:val="none"/>
+        </w:rPr>
+        <w:t>import</w:t>
+      </w:r>
+      <w:r>
+        <w:rPr>
+          <w:rFonts w:ascii="Consolas" w:eastAsia="Times New Roman" w:hAnsi="Consolas" w:cs="Times New Roman"/>
+          <w:color w:val="3B3B3B"/>
+          <w:kern w:val="0"/>
+          <w:sz w:val="21"/>
+          <w:szCs w:val="21"/>
+          <w14:ligatures w14:val="none"/>
+        </w:rPr>
+        <w:t xml:space="preserve"> </w:t>
+      </w:r>
+      <w:proofErr w:type="gramStart"/>
+      <w:r>
+        <w:rPr>
+          <w:rFonts w:ascii="Consolas" w:eastAsia="Times New Roman" w:hAnsi="Consolas" w:cs="Times New Roman"/>
+          <w:color w:val="3B3B3B"/>
+          <w:kern w:val="0"/>
+          <w:sz w:val="21"/>
+          <w:szCs w:val="21"/>
+          <w14:ligatures w14:val="none"/>
+        </w:rPr>
+        <w:t xml:space="preserve">{ </w:t>
+      </w:r>
+      <w:r>
+        <w:rPr>
+          <w:rFonts w:ascii="Consolas" w:eastAsia="Times New Roman" w:hAnsi="Consolas" w:cs="Times New Roman"/>
+          <w:color w:val="001080"/>
+          <w:kern w:val="0"/>
+          <w:sz w:val="21"/>
+          <w:szCs w:val="21"/>
+          <w14:ligatures w14:val="none"/>
+        </w:rPr>
+        <w:t>DataSource</w:t>
+      </w:r>
+      <w:proofErr w:type="gramEnd"/>
+      <w:r>
+        <w:rPr>
+          <w:rFonts w:ascii="Consolas" w:eastAsia="Times New Roman" w:hAnsi="Consolas" w:cs="Times New Roman"/>
+          <w:color w:val="3B3B3B"/>
+          <w:kern w:val="0"/>
+          <w:sz w:val="21"/>
+          <w:szCs w:val="21"/>
+          <w14:ligatures w14:val="none"/>
+        </w:rPr>
+        <w:t xml:space="preserve"> } </w:t>
+      </w:r>
+      <w:r>
+        <w:rPr>
+          <w:rFonts w:ascii="Consolas" w:eastAsia="Times New Roman" w:hAnsi="Consolas" w:cs="Times New Roman"/>
+          <w:color w:val="AF00DB"/>
+          <w:kern w:val="0"/>
+          <w:sz w:val="21"/>
+          <w:szCs w:val="21"/>
+          <w14:ligatures w14:val="none"/>
+        </w:rPr>
+        <w:t>from</w:t>
+      </w:r>
+      <w:r>
+        <w:rPr>
+          <w:rFonts w:ascii="Consolas" w:eastAsia="Times New Roman" w:hAnsi="Consolas" w:cs="Times New Roman"/>
+          <w:color w:val="3B3B3B"/>
+          <w:kern w:val="0"/>
+          <w:sz w:val="21"/>
+          <w:szCs w:val="21"/>
+          <w14:ligatures w14:val="none"/>
+        </w:rPr>
+        <w:t xml:space="preserve"> </w:t>
+      </w:r>
+      <w:r>
+        <w:rPr>
+          <w:rFonts w:ascii="Consolas" w:eastAsia="Times New Roman" w:hAnsi="Consolas" w:cs="Times New Roman"/>
+          <w:color w:val="A31515"/>
+          <w:kern w:val="0"/>
+          <w:sz w:val="21"/>
+          <w:szCs w:val="21"/>
+          <w14:ligatures w14:val="none"/>
+        </w:rPr>
+        <w:t>"typeorm"</w:t>
+      </w:r>
+      <w:r>
+        <w:rPr>
+          <w:rFonts w:ascii="Consolas" w:eastAsia="Times New Roman" w:hAnsi="Consolas" w:cs="Times New Roman"/>
+          <w:color w:val="3B3B3B"/>
+          <w:kern w:val="0"/>
+          <w:sz w:val="21"/>
+          <w:szCs w:val="21"/>
+          <w14:ligatures w14:val="none"/>
+        </w:rPr>
+        <w:t>;</w:t>
+      </w:r>
+    </w:p>
+    <w:p>
+      <w:pPr>
+        <w:shd w:val="clear" w:color="auto" w:fill="FFFFFF"/>
+        <w:spacing w:after="0" w:line="285" w:lineRule="atLeast"/>
+        <w:rPr>
+          <w:rFonts w:ascii="Consolas" w:eastAsia="Times New Roman" w:hAnsi="Consolas" w:cs="Times New Roman"/>
+          <w:color w:val="3B3B3B"/>
+          <w:kern w:val="0"/>
+          <w:sz w:val="21"/>
+          <w:szCs w:val="21"/>
+          <w14:ligatures w14:val="none"/>
+        </w:rPr>
+      </w:pPr>
+    </w:p>
+    <w:p>
+      <w:pPr>
+        <w:shd w:val="clear" w:color="auto" w:fill="FFFFFF"/>
+        <w:spacing w:after="0" w:line="285" w:lineRule="atLeast"/>
+        <w:rPr>
+          <w:rFonts w:ascii="Consolas" w:eastAsia="Times New Roman" w:hAnsi="Consolas" w:cs="Times New Roman"/>
+          <w:color w:val="3B3B3B"/>
+          <w:kern w:val="0"/>
+          <w:sz w:val="21"/>
+          <w:szCs w:val="21"/>
+          <w14:ligatures w14:val="none"/>
+        </w:rPr>
+      </w:pPr>
+      <w:r>
+        <w:rPr>
+          <w:rFonts w:ascii="Consolas" w:eastAsia="Times New Roman" w:hAnsi="Consolas" w:cs="Times New Roman"/>
+          <w:color w:val="AF00DB"/>
+          <w:kern w:val="0"/>
+          <w:sz w:val="21"/>
+          <w:szCs w:val="21"/>
+          <w14:ligatures w14:val="none"/>
+        </w:rPr>
+        <w:t>export</w:t>
+      </w:r>
+      <w:r>
+        <w:rPr>
+          <w:rFonts w:ascii="Consolas" w:eastAsia="Times New Roman" w:hAnsi="Consolas" w:cs="Times New Roman"/>
+          <w:color w:val="3B3B3B"/>
+          <w:kern w:val="0"/>
+          <w:sz w:val="21"/>
+          <w:szCs w:val="21"/>
+          <w14:ligatures w14:val="none"/>
+        </w:rPr>
+        <w:t xml:space="preserve"> </w:t>
+      </w:r>
+      <w:r>
+        <w:rPr>
+          <w:rFonts w:ascii="Consolas" w:eastAsia="Times New Roman" w:hAnsi="Consolas" w:cs="Times New Roman"/>
+          <w:color w:val="AF00DB"/>
+          <w:kern w:val="0"/>
+          <w:sz w:val="21"/>
+          <w:szCs w:val="21"/>
+          <w14:ligatures w14:val="none"/>
+        </w:rPr>
+        <w:t>default</w:t>
+      </w:r>
+      <w:r>
+        <w:rPr>
+          <w:rFonts w:ascii="Consolas" w:eastAsia="Times New Roman" w:hAnsi="Consolas" w:cs="Times New Roman"/>
+          <w:color w:val="3B3B3B"/>
+          <w:kern w:val="0"/>
+          <w:sz w:val="21"/>
+          <w:szCs w:val="21"/>
+          <w14:ligatures w14:val="none"/>
+        </w:rPr>
+        <w:t xml:space="preserve"> </w:t>
+      </w:r>
+      <w:r>
+        <w:rPr>
+          <w:rFonts w:ascii="Consolas" w:eastAsia="Times New Roman" w:hAnsi="Consolas" w:cs="Times New Roman"/>
+          <w:color w:val="0000FF"/>
+          <w:kern w:val="0"/>
+          <w:sz w:val="21"/>
+          <w:szCs w:val="21"/>
+          <w14:ligatures w14:val="none"/>
+        </w:rPr>
+        <w:t>new</w:t>
+      </w:r>
+      <w:r>
+        <w:rPr>
+          <w:rFonts w:ascii="Consolas" w:eastAsia="Times New Roman" w:hAnsi="Consolas" w:cs="Times New Roman"/>
+          <w:color w:val="3B3B3B"/>
+          <w:kern w:val="0"/>
+          <w:sz w:val="21"/>
+          <w:szCs w:val="21"/>
+          <w14:ligatures w14:val="none"/>
+        </w:rPr>
+        <w:t xml:space="preserve"> </w:t>
+      </w:r>
+      <w:proofErr w:type="gramStart"/>
+      <w:r>
+        <w:rPr>
+          <w:rFonts w:ascii="Consolas" w:eastAsia="Times New Roman" w:hAnsi="Consolas" w:cs="Times New Roman"/>
+          <w:color w:val="267F99"/>
+          <w:kern w:val="0"/>
+          <w:sz w:val="21"/>
+          <w:szCs w:val="21"/>
+          <w14:ligatures w14:val="none"/>
+        </w:rPr>
+        <w:t>DataSource</w:t>
+      </w:r>
+      <w:r>
+        <w:rPr>
+          <w:rFonts w:ascii="Consolas" w:eastAsia="Times New Roman" w:hAnsi="Consolas" w:cs="Times New Roman"/>
+          <w:color w:val="3B3B3B"/>
+          <w:kern w:val="0"/>
+          <w:sz w:val="21"/>
+          <w:szCs w:val="21"/>
+          <w14:ligatures w14:val="none"/>
+        </w:rPr>
+        <w:t>(</w:t>
+      </w:r>
+      <w:proofErr w:type="gramEnd"/>
+      <w:r>
+        <w:rPr>
+          <w:rFonts w:ascii="Consolas" w:eastAsia="Times New Roman" w:hAnsi="Consolas" w:cs="Times New Roman"/>
+          <w:color w:val="3B3B3B"/>
+          <w:kern w:val="0"/>
+          <w:sz w:val="21"/>
+          <w:szCs w:val="21"/>
+          <w14:ligatures w14:val="none"/>
+        </w:rPr>
+        <w:t>{</w:t>
+      </w:r>
+    </w:p>
+    <w:p>
+      <w:pPr>
+        <w:shd w:val="clear" w:color="auto" w:fill="FFFFFF"/>
+        <w:spacing w:after="0" w:line="285" w:lineRule="atLeast"/>
+        <w:rPr>
+          <w:rFonts w:ascii="Consolas" w:eastAsia="Times New Roman" w:hAnsi="Consolas" w:cs="Times New Roman"/>
+          <w:color w:val="3B3B3B"/>
+          <w:kern w:val="0"/>
+          <w:sz w:val="21"/>
+          <w:szCs w:val="21"/>
+          <w14:ligatures w14:val="none"/>
+        </w:rPr>
+      </w:pPr>
+      <w:r>
+        <w:rPr>
+          <w:rFonts w:ascii="Consolas" w:eastAsia="Times New Roman" w:hAnsi="Consolas" w:cs="Times New Roman"/>
+          <w:color w:val="3B3B3B"/>
+          <w:kern w:val="0"/>
+          <w:sz w:val="21"/>
+          <w:szCs w:val="21"/>
+          <w14:ligatures w14:val="none"/>
+        </w:rPr>
+        <w:t xml:space="preserve">  </w:t>
+      </w:r>
+      <w:r>
+        <w:rPr>
+          <w:rFonts w:ascii="Consolas" w:eastAsia="Times New Roman" w:hAnsi="Consolas" w:cs="Times New Roman"/>
+          <w:color w:val="001080"/>
+          <w:kern w:val="0"/>
+          <w:sz w:val="21"/>
+          <w:szCs w:val="21"/>
+          <w14:ligatures w14:val="none"/>
+        </w:rPr>
+        <w:t>type:</w:t>
+      </w:r>
+      <w:r>
+        <w:rPr>
+          <w:rFonts w:ascii="Consolas" w:eastAsia="Times New Roman" w:hAnsi="Consolas" w:cs="Times New Roman"/>
+          <w:color w:val="3B3B3B"/>
+          <w:kern w:val="0"/>
+          <w:sz w:val="21"/>
+          <w:szCs w:val="21"/>
+          <w14:ligatures w14:val="none"/>
+        </w:rPr>
+        <w:t xml:space="preserve"> </w:t>
+      </w:r>
+      <w:r>
+        <w:rPr>
+          <w:rFonts w:ascii="Consolas" w:eastAsia="Times New Roman" w:hAnsi="Consolas" w:cs="Times New Roman"/>
+          <w:color w:val="A31515"/>
+          <w:kern w:val="0"/>
+          <w:sz w:val="21"/>
+          <w:szCs w:val="21"/>
+          <w14:ligatures w14:val="none"/>
+        </w:rPr>
+        <w:t>'mariadb'</w:t>
+      </w:r>
+      <w:r>
+        <w:rPr>
+          <w:rFonts w:ascii="Consolas" w:eastAsia="Times New Roman" w:hAnsi="Consolas" w:cs="Times New Roman"/>
+          <w:color w:val="3B3B3B"/>
+          <w:kern w:val="0"/>
+          <w:sz w:val="21"/>
+          <w:szCs w:val="21"/>
+          <w14:ligatures w14:val="none"/>
+        </w:rPr>
+        <w:t xml:space="preserve">, </w:t>
+      </w:r>
+    </w:p>
+    <w:p>
+      <w:pPr>
+        <w:shd w:val="clear" w:color="auto" w:fill="FFFFFF"/>
+        <w:spacing w:after="0" w:line="285" w:lineRule="atLeast"/>
+        <w:rPr>
+          <w:rFonts w:ascii="Consolas" w:eastAsia="Times New Roman" w:hAnsi="Consolas" w:cs="Times New Roman"/>
+          <w:color w:val="3B3B3B"/>
+          <w:kern w:val="0"/>
+          <w:sz w:val="21"/>
+          <w:szCs w:val="21"/>
+          <w14:ligatures w14:val="none"/>
+        </w:rPr>
+      </w:pPr>
+      <w:r>
+        <w:rPr>
+          <w:rFonts w:ascii="Consolas" w:eastAsia="Times New Roman" w:hAnsi="Consolas" w:cs="Times New Roman"/>
+          <w:color w:val="3B3B3B"/>
+          <w:kern w:val="0"/>
+          <w:sz w:val="21"/>
+          <w:szCs w:val="21"/>
+          <w14:ligatures w14:val="none"/>
+        </w:rPr>
+        <w:t xml:space="preserve">  </w:t>
+      </w:r>
+      <w:r>
+        <w:rPr>
+          <w:rFonts w:ascii="Consolas" w:eastAsia="Times New Roman" w:hAnsi="Consolas" w:cs="Times New Roman"/>
+          <w:color w:val="001080"/>
+          <w:kern w:val="0"/>
+          <w:sz w:val="21"/>
+          <w:szCs w:val="21"/>
+          <w14:ligatures w14:val="none"/>
+        </w:rPr>
+        <w:t>synchronize:</w:t>
+      </w:r>
+      <w:r>
+        <w:rPr>
+          <w:rFonts w:ascii="Consolas" w:eastAsia="Times New Roman" w:hAnsi="Consolas" w:cs="Times New Roman"/>
+          <w:color w:val="3B3B3B"/>
+          <w:kern w:val="0"/>
+          <w:sz w:val="21"/>
+          <w:szCs w:val="21"/>
+          <w14:ligatures w14:val="none"/>
+        </w:rPr>
+        <w:t xml:space="preserve"> </w:t>
+      </w:r>
+      <w:r>
+        <w:rPr>
+          <w:rFonts w:ascii="Consolas" w:eastAsia="Times New Roman" w:hAnsi="Consolas" w:cs="Times New Roman"/>
+          <w:color w:val="0000FF"/>
+          <w:kern w:val="0"/>
+          <w:sz w:val="21"/>
+          <w:szCs w:val="21"/>
+          <w14:ligatures w14:val="none"/>
+        </w:rPr>
+        <w:t>false</w:t>
+      </w:r>
+      <w:r>
+        <w:rPr>
+          <w:rFonts w:ascii="Consolas" w:eastAsia="Times New Roman" w:hAnsi="Consolas" w:cs="Times New Roman"/>
+          <w:color w:val="3B3B3B"/>
+          <w:kern w:val="0"/>
+          <w:sz w:val="21"/>
+          <w:szCs w:val="21"/>
+          <w14:ligatures w14:val="none"/>
+        </w:rPr>
+        <w:t>,</w:t>
+      </w:r>
+    </w:p>
+    <w:p>
+      <w:pPr>
+        <w:shd w:val="clear" w:color="auto" w:fill="FFFFFF"/>
+        <w:spacing w:after="0" w:line="285" w:lineRule="atLeast"/>
+        <w:rPr>
+          <w:rFonts w:ascii="Consolas" w:eastAsia="Times New Roman" w:hAnsi="Consolas" w:cs="Times New Roman"/>
+          <w:color w:val="3B3B3B"/>
+          <w:kern w:val="0"/>
+          <w:sz w:val="21"/>
+          <w:szCs w:val="21"/>
+          <w14:ligatures w14:val="none"/>
+        </w:rPr>
+      </w:pPr>
+      <w:r>
+        <w:rPr>
+          <w:rFonts w:ascii="Consolas" w:eastAsia="Times New Roman" w:hAnsi="Consolas" w:cs="Times New Roman"/>
+          <w:color w:val="3B3B3B"/>
+          <w:kern w:val="0"/>
+          <w:sz w:val="21"/>
+          <w:szCs w:val="21"/>
+          <w14:ligatures w14:val="none"/>
+        </w:rPr>
+        <w:t xml:space="preserve">  </w:t>
+      </w:r>
+      <w:r>
+        <w:rPr>
+          <w:rFonts w:ascii="Consolas" w:eastAsia="Times New Roman" w:hAnsi="Consolas" w:cs="Times New Roman"/>
+          <w:color w:val="001080"/>
+          <w:kern w:val="0"/>
+          <w:sz w:val="21"/>
+          <w:szCs w:val="21"/>
+          <w14:ligatures w14:val="none"/>
+        </w:rPr>
+        <w:t>host:</w:t>
+      </w:r>
+      <w:r>
+        <w:rPr>
+          <w:rFonts w:ascii="Consolas" w:eastAsia="Times New Roman" w:hAnsi="Consolas" w:cs="Times New Roman"/>
+          <w:color w:val="3B3B3B"/>
+          <w:kern w:val="0"/>
+          <w:sz w:val="21"/>
+          <w:szCs w:val="21"/>
+          <w14:ligatures w14:val="none"/>
+        </w:rPr>
+        <w:t xml:space="preserve"> </w:t>
+      </w:r>
+      <w:r>
+        <w:rPr>
+          <w:rFonts w:ascii="Consolas" w:eastAsia="Times New Roman" w:hAnsi="Consolas" w:cs="Times New Roman"/>
+          <w:color w:val="A31515"/>
+          <w:kern w:val="0"/>
+          <w:sz w:val="21"/>
+          <w:szCs w:val="21"/>
+          <w14:ligatures w14:val="none"/>
+        </w:rPr>
+        <w:t>"localhost"</w:t>
+      </w:r>
+      <w:r>
+        <w:rPr>
+          <w:rFonts w:ascii="Consolas" w:eastAsia="Times New Roman" w:hAnsi="Consolas" w:cs="Times New Roman"/>
+          <w:color w:val="3B3B3B"/>
+          <w:kern w:val="0"/>
+          <w:sz w:val="21"/>
+          <w:szCs w:val="21"/>
+          <w14:ligatures w14:val="none"/>
+        </w:rPr>
+        <w:t>,</w:t>
+      </w:r>
+    </w:p>
+    <w:p>
+      <w:pPr>
+        <w:shd w:val="clear" w:color="auto" w:fill="FFFFFF"/>
+        <w:spacing w:after="0" w:line="285" w:lineRule="atLeast"/>
+        <w:rPr>
+          <w:rFonts w:ascii="Consolas" w:eastAsia="Times New Roman" w:hAnsi="Consolas" w:cs="Times New Roman"/>
+          <w:color w:val="3B3B3B"/>
+          <w:kern w:val="0"/>
+          <w:sz w:val="21"/>
+          <w:szCs w:val="21"/>
+          <w14:ligatures w14:val="none"/>
+        </w:rPr>
+      </w:pPr>
+      <w:r>
+        <w:rPr>
+          <w:rFonts w:ascii="Consolas" w:eastAsia="Times New Roman" w:hAnsi="Consolas" w:cs="Times New Roman"/>
+          <w:color w:val="3B3B3B"/>
+          <w:kern w:val="0"/>
+          <w:sz w:val="21"/>
+          <w:szCs w:val="21"/>
+          <w14:ligatures w14:val="none"/>
+        </w:rPr>
+        <w:t xml:space="preserve">  </w:t>
+      </w:r>
+      <w:r>
+        <w:rPr>
+          <w:rFonts w:ascii="Consolas" w:eastAsia="Times New Roman" w:hAnsi="Consolas" w:cs="Times New Roman"/>
+          <w:color w:val="001080"/>
+          <w:kern w:val="0"/>
+          <w:sz w:val="21"/>
+          <w:szCs w:val="21"/>
+          <w14:ligatures w14:val="none"/>
+        </w:rPr>
+        <w:t>port:</w:t>
+      </w:r>
+      <w:r>
+        <w:rPr>
+          <w:rFonts w:ascii="Consolas" w:eastAsia="Times New Roman" w:hAnsi="Consolas" w:cs="Times New Roman"/>
+          <w:color w:val="3B3B3B"/>
+          <w:kern w:val="0"/>
+          <w:sz w:val="21"/>
+          <w:szCs w:val="21"/>
+          <w14:ligatures w14:val="none"/>
+        </w:rPr>
+        <w:t xml:space="preserve"> </w:t>
+      </w:r>
+      <w:r>
+        <w:rPr>
+          <w:rFonts w:ascii="Consolas" w:eastAsia="Times New Roman" w:hAnsi="Consolas" w:cs="Times New Roman"/>
+          <w:color w:val="098658"/>
+          <w:kern w:val="0"/>
+          <w:sz w:val="21"/>
+          <w:szCs w:val="21"/>
+          <w14:ligatures w14:val="none"/>
+        </w:rPr>
+        <w:t>3306</w:t>
+      </w:r>
+      <w:r>
+        <w:rPr>
+          <w:rFonts w:ascii="Consolas" w:eastAsia="Times New Roman" w:hAnsi="Consolas" w:cs="Times New Roman"/>
+          <w:color w:val="3B3B3B"/>
+          <w:kern w:val="0"/>
+          <w:sz w:val="21"/>
+          <w:szCs w:val="21"/>
+          <w14:ligatures w14:val="none"/>
+        </w:rPr>
+        <w:t>,</w:t>
+      </w:r>
+    </w:p>
+    <w:p>
+      <w:pPr>
+        <w:shd w:val="clear" w:color="auto" w:fill="FFFFFF"/>
+        <w:spacing w:after="0" w:line="285" w:lineRule="atLeast"/>
+        <w:rPr>
+          <w:rFonts w:ascii="Consolas" w:eastAsia="Times New Roman" w:hAnsi="Consolas" w:cs="Times New Roman"/>
+          <w:color w:val="3B3B3B"/>
+          <w:kern w:val="0"/>
+          <w:sz w:val="21"/>
+          <w:szCs w:val="21"/>
+          <w14:ligatures w14:val="none"/>
+        </w:rPr>
+      </w:pPr>
+      <w:r>
+        <w:rPr>
+          <w:rFonts w:ascii="Consolas" w:eastAsia="Times New Roman" w:hAnsi="Consolas" w:cs="Times New Roman"/>
+          <w:color w:val="3B3B3B"/>
+          <w:kern w:val="0"/>
+          <w:sz w:val="21"/>
+          <w:szCs w:val="21"/>
+          <w14:ligatures w14:val="none"/>
+        </w:rPr>
+        <w:t xml:space="preserve">  </w:t>
+      </w:r>
+      <w:r>
+        <w:rPr>
+          <w:rFonts w:ascii="Consolas" w:eastAsia="Times New Roman" w:hAnsi="Consolas" w:cs="Times New Roman"/>
+          <w:color w:val="001080"/>
+          <w:kern w:val="0"/>
+          <w:sz w:val="21"/>
+          <w:szCs w:val="21"/>
+          <w14:ligatures w14:val="none"/>
+        </w:rPr>
+        <w:t>username:</w:t>
+      </w:r>
+      <w:r>
+        <w:rPr>
+          <w:rFonts w:ascii="Consolas" w:eastAsia="Times New Roman" w:hAnsi="Consolas" w:cs="Times New Roman"/>
+          <w:color w:val="3B3B3B"/>
+          <w:kern w:val="0"/>
+          <w:sz w:val="21"/>
+          <w:szCs w:val="21"/>
+          <w14:ligatures w14:val="none"/>
+        </w:rPr>
+        <w:t xml:space="preserve"> </w:t>
+      </w:r>
+      <w:r>
+        <w:rPr>
+          <w:rFonts w:ascii="Consolas" w:eastAsia="Times New Roman" w:hAnsi="Consolas" w:cs="Times New Roman"/>
+          <w:color w:val="A31515"/>
+          <w:kern w:val="0"/>
+          <w:sz w:val="21"/>
+          <w:szCs w:val="21"/>
+          <w14:ligatures w14:val="none"/>
+        </w:rPr>
+        <w:t>"root"</w:t>
+      </w:r>
+      <w:r>
+        <w:rPr>
+          <w:rFonts w:ascii="Consolas" w:eastAsia="Times New Roman" w:hAnsi="Consolas" w:cs="Times New Roman"/>
+          <w:color w:val="3B3B3B"/>
+          <w:kern w:val="0"/>
+          <w:sz w:val="21"/>
+          <w:szCs w:val="21"/>
+          <w14:ligatures w14:val="none"/>
+        </w:rPr>
+        <w:t>,</w:t>
+      </w:r>
+    </w:p>
+    <w:p>
+      <w:pPr>
+        <w:shd w:val="clear" w:color="auto" w:fill="FFFFFF"/>
+        <w:spacing w:after="0" w:line="285" w:lineRule="atLeast"/>
+        <w:rPr>
+          <w:rFonts w:ascii="Consolas" w:eastAsia="Times New Roman" w:hAnsi="Consolas" w:cs="Times New Roman"/>
+          <w:color w:val="3B3B3B"/>
+          <w:kern w:val="0"/>
+          <w:sz w:val="21"/>
+          <w:szCs w:val="21"/>
+          <w14:ligatures w14:val="none"/>
+        </w:rPr>
+      </w:pPr>
+      <w:r>
+        <w:rPr>
+          <w:rFonts w:ascii="Consolas" w:eastAsia="Times New Roman" w:hAnsi="Consolas" w:cs="Times New Roman"/>
+          <w:color w:val="3B3B3B"/>
+          <w:kern w:val="0"/>
+          <w:sz w:val="21"/>
+          <w:szCs w:val="21"/>
+          <w14:ligatures w14:val="none"/>
+        </w:rPr>
+        <w:t xml:space="preserve">  </w:t>
+      </w:r>
+      <w:r>
+        <w:rPr>
+          <w:rFonts w:ascii="Consolas" w:eastAsia="Times New Roman" w:hAnsi="Consolas" w:cs="Times New Roman"/>
+          <w:color w:val="001080"/>
+          <w:kern w:val="0"/>
+          <w:sz w:val="21"/>
+          <w:szCs w:val="21"/>
+          <w14:ligatures w14:val="none"/>
+        </w:rPr>
+        <w:t>password:</w:t>
+      </w:r>
+      <w:r>
+        <w:rPr>
+          <w:rFonts w:ascii="Consolas" w:eastAsia="Times New Roman" w:hAnsi="Consolas" w:cs="Times New Roman"/>
+          <w:color w:val="3B3B3B"/>
+          <w:kern w:val="0"/>
+          <w:sz w:val="21"/>
+          <w:szCs w:val="21"/>
+          <w14:ligatures w14:val="none"/>
+        </w:rPr>
+        <w:t xml:space="preserve"> </w:t>
+      </w:r>
+      <w:r>
+        <w:rPr>
+          <w:rFonts w:ascii="Consolas" w:eastAsia="Times New Roman" w:hAnsi="Consolas" w:cs="Times New Roman"/>
+          <w:color w:val="A31515"/>
+          <w:kern w:val="0"/>
+          <w:sz w:val="21"/>
+          <w:szCs w:val="21"/>
+          <w14:ligatures w14:val="none"/>
+        </w:rPr>
+        <w:t>"123"</w:t>
+      </w:r>
+      <w:r>
+        <w:rPr>
+          <w:rFonts w:ascii="Consolas" w:eastAsia="Times New Roman" w:hAnsi="Consolas" w:cs="Times New Roman"/>
+          <w:color w:val="3B3B3B"/>
+          <w:kern w:val="0"/>
+          <w:sz w:val="21"/>
+          <w:szCs w:val="21"/>
+          <w14:ligatures w14:val="none"/>
+        </w:rPr>
+        <w:t>,</w:t>
+      </w:r>
+    </w:p>
+    <w:p>
+      <w:pPr>
+        <w:shd w:val="clear" w:color="auto" w:fill="FFFFFF"/>
+        <w:spacing w:after="0" w:line="285" w:lineRule="atLeast"/>
+        <w:rPr>
+          <w:rFonts w:ascii="Consolas" w:eastAsia="Times New Roman" w:hAnsi="Consolas" w:cs="Times New Roman"/>
+          <w:color w:val="3B3B3B"/>
+          <w:kern w:val="0"/>
+          <w:sz w:val="21"/>
+          <w:szCs w:val="21"/>
+          <w14:ligatures w14:val="none"/>
+        </w:rPr>
+      </w:pPr>
+      <w:r>
+        <w:rPr>
+          <w:rFonts w:ascii="Consolas" w:eastAsia="Times New Roman" w:hAnsi="Consolas" w:cs="Times New Roman"/>
+          <w:color w:val="3B3B3B"/>
+          <w:kern w:val="0"/>
+          <w:sz w:val="21"/>
+          <w:szCs w:val="21"/>
+          <w14:ligatures w14:val="none"/>
+        </w:rPr>
+        <w:t xml:space="preserve">  </w:t>
+      </w:r>
+      <w:r>
+        <w:rPr>
+          <w:rFonts w:ascii="Consolas" w:eastAsia="Times New Roman" w:hAnsi="Consolas" w:cs="Times New Roman"/>
+          <w:color w:val="001080"/>
+          <w:kern w:val="0"/>
+          <w:sz w:val="21"/>
+          <w:szCs w:val="21"/>
+          <w14:ligatures w14:val="none"/>
+        </w:rPr>
+        <w:t>database:</w:t>
+      </w:r>
+      <w:r>
+        <w:rPr>
+          <w:rFonts w:ascii="Consolas" w:eastAsia="Times New Roman" w:hAnsi="Consolas" w:cs="Times New Roman"/>
+          <w:color w:val="3B3B3B"/>
+          <w:kern w:val="0"/>
+          <w:sz w:val="21"/>
+          <w:szCs w:val="21"/>
+          <w14:ligatures w14:val="none"/>
+        </w:rPr>
+        <w:t xml:space="preserve"> </w:t>
+      </w:r>
+      <w:r>
+        <w:rPr>
+          <w:rFonts w:ascii="Consolas" w:eastAsia="Times New Roman" w:hAnsi="Consolas" w:cs="Times New Roman"/>
+          <w:color w:val="A31515"/>
+          <w:kern w:val="0"/>
+          <w:sz w:val="21"/>
+          <w:szCs w:val="21"/>
+          <w14:ligatures w14:val="none"/>
+        </w:rPr>
+        <w:t>"jloka_nestjs_01"</w:t>
+      </w:r>
+      <w:r>
+        <w:rPr>
+          <w:rFonts w:ascii="Consolas" w:eastAsia="Times New Roman" w:hAnsi="Consolas" w:cs="Times New Roman"/>
+          <w:color w:val="3B3B3B"/>
+          <w:kern w:val="0"/>
+          <w:sz w:val="21"/>
+          <w:szCs w:val="21"/>
+          <w14:ligatures w14:val="none"/>
+        </w:rPr>
+        <w:t>,</w:t>
+      </w:r>
+    </w:p>
+    <w:p>
+      <w:pPr>
+        <w:shd w:val="clear" w:color="auto" w:fill="FFFFFF"/>
+        <w:spacing w:after="0" w:line="285" w:lineRule="atLeast"/>
+        <w:rPr>
+          <w:rFonts w:ascii="Consolas" w:eastAsia="Times New Roman" w:hAnsi="Consolas" w:cs="Times New Roman"/>
+          <w:color w:val="3B3B3B"/>
+          <w:kern w:val="0"/>
+          <w:sz w:val="21"/>
+          <w:szCs w:val="21"/>
+          <w14:ligatures w14:val="none"/>
+        </w:rPr>
+      </w:pPr>
+      <w:r>
+        <w:rPr>
+          <w:rFonts w:ascii="Consolas" w:eastAsia="Times New Roman" w:hAnsi="Consolas" w:cs="Times New Roman"/>
+          <w:color w:val="3B3B3B"/>
+          <w:kern w:val="0"/>
+          <w:sz w:val="21"/>
+          <w:szCs w:val="21"/>
+          <w14:ligatures w14:val="none"/>
+        </w:rPr>
+        <w:t xml:space="preserve">  </w:t>
+      </w:r>
+      <w:r>
+        <w:rPr>
+          <w:rFonts w:ascii="Consolas" w:eastAsia="Times New Roman" w:hAnsi="Consolas" w:cs="Times New Roman"/>
+          <w:color w:val="001080"/>
+          <w:kern w:val="0"/>
+          <w:sz w:val="21"/>
+          <w:szCs w:val="21"/>
+          <w14:ligatures w14:val="none"/>
+        </w:rPr>
+        <w:t>entities:</w:t>
+      </w:r>
+      <w:r>
+        <w:rPr>
+          <w:rFonts w:ascii="Consolas" w:eastAsia="Times New Roman" w:hAnsi="Consolas" w:cs="Times New Roman"/>
+          <w:color w:val="3B3B3B"/>
+          <w:kern w:val="0"/>
+          <w:sz w:val="21"/>
+          <w:szCs w:val="21"/>
+          <w14:ligatures w14:val="none"/>
+        </w:rPr>
+        <w:t xml:space="preserve"> [</w:t>
+      </w:r>
+      <w:r>
+        <w:rPr>
+          <w:rFonts w:ascii="Consolas" w:eastAsia="Times New Roman" w:hAnsi="Consolas" w:cs="Times New Roman"/>
+          <w:color w:val="001080"/>
+          <w:kern w:val="0"/>
+          <w:sz w:val="21"/>
+          <w:szCs w:val="21"/>
+          <w14:ligatures w14:val="none"/>
+        </w:rPr>
+        <w:t>__dirname</w:t>
+      </w:r>
+      <w:r>
+        <w:rPr>
+          <w:rFonts w:ascii="Consolas" w:eastAsia="Times New Roman" w:hAnsi="Consolas" w:cs="Times New Roman"/>
+          <w:color w:val="3B3B3B"/>
+          <w:kern w:val="0"/>
+          <w:sz w:val="21"/>
+          <w:szCs w:val="21"/>
+          <w14:ligatures w14:val="none"/>
+        </w:rPr>
+        <w:t xml:space="preserve"> </w:t>
+      </w:r>
+      <w:r>
+        <w:rPr>
+          <w:rFonts w:ascii="Consolas" w:eastAsia="Times New Roman" w:hAnsi="Consolas" w:cs="Times New Roman"/>
+          <w:color w:val="000000"/>
+          <w:kern w:val="0"/>
+          <w:sz w:val="21"/>
+          <w:szCs w:val="21"/>
+          <w14:ligatures w14:val="none"/>
+        </w:rPr>
+        <w:t>+</w:t>
+      </w:r>
+      <w:r>
+        <w:rPr>
+          <w:rFonts w:ascii="Consolas" w:eastAsia="Times New Roman" w:hAnsi="Consolas" w:cs="Times New Roman"/>
+          <w:color w:val="3B3B3B"/>
+          <w:kern w:val="0"/>
+          <w:sz w:val="21"/>
+          <w:szCs w:val="21"/>
+          <w14:ligatures w14:val="none"/>
+        </w:rPr>
+        <w:t xml:space="preserve"> </w:t>
+      </w:r>
+      <w:r>
+        <w:rPr>
+          <w:rFonts w:ascii="Consolas" w:eastAsia="Times New Roman" w:hAnsi="Consolas" w:cs="Times New Roman"/>
+          <w:color w:val="A31515"/>
+          <w:kern w:val="0"/>
+          <w:sz w:val="21"/>
+          <w:szCs w:val="21"/>
+          <w14:ligatures w14:val="none"/>
+        </w:rPr>
+        <w:t>'/**/</w:t>
+      </w:r>
+      <w:proofErr w:type="gramStart"/>
+      <w:r>
+        <w:rPr>
+          <w:rFonts w:ascii="Consolas" w:eastAsia="Times New Roman" w:hAnsi="Consolas" w:cs="Times New Roman"/>
+          <w:color w:val="A31515"/>
+          <w:kern w:val="0"/>
+          <w:sz w:val="21"/>
+          <w:szCs w:val="21"/>
+          <w14:ligatures w14:val="none"/>
+        </w:rPr>
+        <w:t>*.entity</w:t>
+      </w:r>
+      <w:proofErr w:type="gramEnd"/>
+      <w:r>
+        <w:rPr>
+          <w:rFonts w:ascii="Consolas" w:eastAsia="Times New Roman" w:hAnsi="Consolas" w:cs="Times New Roman"/>
+          <w:color w:val="A31515"/>
+          <w:kern w:val="0"/>
+          <w:sz w:val="21"/>
+          <w:szCs w:val="21"/>
+          <w14:ligatures w14:val="none"/>
+        </w:rPr>
+        <w:t>{.ts,.js}'</w:t>
+      </w:r>
+      <w:r>
+        <w:rPr>
+          <w:rFonts w:ascii="Consolas" w:eastAsia="Times New Roman" w:hAnsi="Consolas" w:cs="Times New Roman"/>
+          <w:color w:val="3B3B3B"/>
+          <w:kern w:val="0"/>
+          <w:sz w:val="21"/>
+          <w:szCs w:val="21"/>
+          <w14:ligatures w14:val="none"/>
+        </w:rPr>
+        <w:t>],</w:t>
+      </w:r>
+    </w:p>
+    <w:p>
+      <w:pPr>
+        <w:shd w:val="clear" w:color="auto" w:fill="FFFFFF"/>
+        <w:spacing w:after="0" w:line="285" w:lineRule="atLeast"/>
+        <w:rPr>
+          <w:rFonts w:ascii="Consolas" w:eastAsia="Times New Roman" w:hAnsi="Consolas" w:cs="Times New Roman"/>
+          <w:color w:val="3B3B3B"/>
+          <w:kern w:val="0"/>
+          <w:sz w:val="21"/>
+          <w:szCs w:val="21"/>
+          <w14:ligatures w14:val="none"/>
+        </w:rPr>
+      </w:pPr>
+      <w:r>
+        <w:rPr>
+          <w:rFonts w:ascii="Consolas" w:eastAsia="Times New Roman" w:hAnsi="Consolas" w:cs="Times New Roman"/>
+          <w:color w:val="3B3B3B"/>
+          <w:kern w:val="0"/>
+          <w:sz w:val="21"/>
+          <w:szCs w:val="21"/>
+          <w14:ligatures w14:val="none"/>
+        </w:rPr>
+        <w:t xml:space="preserve">  </w:t>
+      </w:r>
+      <w:r>
+        <w:rPr>
+          <w:rFonts w:ascii="Consolas" w:eastAsia="Times New Roman" w:hAnsi="Consolas" w:cs="Times New Roman"/>
+          <w:color w:val="001080"/>
+          <w:kern w:val="0"/>
+          <w:sz w:val="21"/>
+          <w:szCs w:val="21"/>
+          <w14:ligatures w14:val="none"/>
+        </w:rPr>
+        <w:t>migrations:</w:t>
+      </w:r>
+      <w:r>
+        <w:rPr>
+          <w:rFonts w:ascii="Consolas" w:eastAsia="Times New Roman" w:hAnsi="Consolas" w:cs="Times New Roman"/>
+          <w:color w:val="3B3B3B"/>
+          <w:kern w:val="0"/>
+          <w:sz w:val="21"/>
+          <w:szCs w:val="21"/>
+          <w14:ligatures w14:val="none"/>
+        </w:rPr>
+        <w:t xml:space="preserve"> [</w:t>
+      </w:r>
+      <w:r>
+        <w:rPr>
+          <w:rFonts w:ascii="Consolas" w:eastAsia="Times New Roman" w:hAnsi="Consolas" w:cs="Times New Roman"/>
+          <w:color w:val="001080"/>
+          <w:kern w:val="0"/>
+          <w:sz w:val="21"/>
+          <w:szCs w:val="21"/>
+          <w14:ligatures w14:val="none"/>
+        </w:rPr>
+        <w:t>__dirname</w:t>
+      </w:r>
+      <w:r>
+        <w:rPr>
+          <w:rFonts w:ascii="Consolas" w:eastAsia="Times New Roman" w:hAnsi="Consolas" w:cs="Times New Roman"/>
+          <w:color w:val="3B3B3B"/>
+          <w:kern w:val="0"/>
+          <w:sz w:val="21"/>
+          <w:szCs w:val="21"/>
+          <w14:ligatures w14:val="none"/>
+        </w:rPr>
+        <w:t xml:space="preserve"> </w:t>
+      </w:r>
+      <w:r>
+        <w:rPr>
+          <w:rFonts w:ascii="Consolas" w:eastAsia="Times New Roman" w:hAnsi="Consolas" w:cs="Times New Roman"/>
+          <w:color w:val="000000"/>
+          <w:kern w:val="0"/>
+          <w:sz w:val="21"/>
+          <w:szCs w:val="21"/>
+          <w14:ligatures w14:val="none"/>
+        </w:rPr>
+        <w:t>+</w:t>
+      </w:r>
+      <w:r>
+        <w:rPr>
+          <w:rFonts w:ascii="Consolas" w:eastAsia="Times New Roman" w:hAnsi="Consolas" w:cs="Times New Roman"/>
+          <w:color w:val="3B3B3B"/>
+          <w:kern w:val="0"/>
+          <w:sz w:val="21"/>
+          <w:szCs w:val="21"/>
+          <w14:ligatures w14:val="none"/>
+        </w:rPr>
+        <w:t xml:space="preserve"> </w:t>
+      </w:r>
+      <w:r>
+        <w:rPr>
+          <w:rFonts w:ascii="Consolas" w:eastAsia="Times New Roman" w:hAnsi="Consolas" w:cs="Times New Roman"/>
+          <w:color w:val="A31515"/>
+          <w:kern w:val="0"/>
+          <w:sz w:val="21"/>
+          <w:szCs w:val="21"/>
+          <w14:ligatures w14:val="none"/>
+        </w:rPr>
+        <w:t>'/migrations/*{.ts,.js}'</w:t>
+      </w:r>
+      <w:r>
+        <w:rPr>
+          <w:rFonts w:ascii="Consolas" w:eastAsia="Times New Roman" w:hAnsi="Consolas" w:cs="Times New Roman"/>
+          <w:color w:val="3B3B3B"/>
+          <w:kern w:val="0"/>
+          <w:sz w:val="21"/>
+          <w:szCs w:val="21"/>
+          <w14:ligatures w14:val="none"/>
+        </w:rPr>
+        <w:t>],</w:t>
+      </w:r>
+    </w:p>
+    <w:p>
+      <w:pPr>
+        <w:shd w:val="clear" w:color="auto" w:fill="FFFFFF"/>
+        <w:spacing w:after="0" w:line="285" w:lineRule="atLeast"/>
+        <w:rPr>
+          <w:rFonts w:ascii="Consolas" w:eastAsia="Times New Roman" w:hAnsi="Consolas" w:cs="Times New Roman"/>
+          <w:color w:val="3B3B3B"/>
+          <w:kern w:val="0"/>
+          <w:sz w:val="21"/>
+          <w:szCs w:val="21"/>
+          <w14:ligatures w14:val="none"/>
+        </w:rPr>
+      </w:pPr>
+      <w:r>
+        <w:rPr>
+          <w:rFonts w:ascii="Consolas" w:eastAsia="Times New Roman" w:hAnsi="Consolas" w:cs="Times New Roman"/>
+          <w:color w:val="3B3B3B"/>
+          <w:kern w:val="0"/>
+          <w:sz w:val="21"/>
+          <w:szCs w:val="21"/>
+          <w14:ligatures w14:val="none"/>
+        </w:rPr>
+        <w:t>})</w:t>
+      </w:r>
+    </w:p>
+    <w:p>
+      <w:pPr>
+        <w:rPr>
+          <w:rFonts w:ascii="Sakkal Majalla" w:hAnsi="Sakkal Majalla" w:cs="Sakkal Majalla"/>
+          <w:sz w:val="28"/>
+          <w:szCs w:val="28"/>
+        </w:rPr>
+      </w:pPr>
+      <w:r>
+        <w:rPr>
+          <w:rFonts w:ascii="Sakkal Majalla" w:hAnsi="Sakkal Majalla" w:cs="Sakkal Majalla"/>
+          <w:sz w:val="28"/>
+          <w:szCs w:val="28"/>
+        </w:rPr>
+        <w:tab/>
+      </w:r>
+      <w:r>
+        <w:rPr>
+          <w:rFonts w:ascii="Sakkal Majalla" w:hAnsi="Sakkal Majalla" w:cs="Sakkal Majalla"/>
+          <w:sz w:val="28"/>
+          <w:szCs w:val="28"/>
+        </w:rPr>
+        <w:tab/>
+        <w:t>----------------------------------------------------------------------------------------</w:t>
+      </w:r>
+    </w:p>
+    <w:p>
+      <w:pPr>
+        <w:rPr>
+          <w:rFonts w:ascii="Sakkal Majalla" w:hAnsi="Sakkal Majalla" w:cs="Sakkal Majalla"/>
+          <w:sz w:val="28"/>
+          <w:szCs w:val="28"/>
+        </w:rPr>
+      </w:pPr>
+      <w:r>
+        <w:rPr>
+          <w:rFonts w:ascii="Sakkal Majalla" w:hAnsi="Sakkal Majalla" w:cs="Sakkal Majalla"/>
+          <w:sz w:val="28"/>
+          <w:szCs w:val="28"/>
+        </w:rPr>
+        <w:t>The required packages:</w:t>
+      </w:r>
+    </w:p>
+    <w:p>
+      <w:pPr>
+        <w:shd w:val="clear" w:color="auto" w:fill="FFFFFF"/>
+        <w:spacing w:after="0" w:line="285" w:lineRule="atLeast"/>
+        <w:rPr>
+          <w:rFonts w:ascii="Consolas" w:eastAsia="Times New Roman" w:hAnsi="Consolas" w:cs="Times New Roman"/>
+          <w:color w:val="3B3B3B"/>
+          <w:kern w:val="0"/>
+          <w:sz w:val="21"/>
+          <w:szCs w:val="21"/>
+          <w14:ligatures w14:val="none"/>
+        </w:rPr>
+      </w:pPr>
+      <w:r>
+        <w:rPr>
+          <w:rFonts w:ascii="Consolas" w:eastAsia="Times New Roman" w:hAnsi="Consolas" w:cs="Times New Roman"/>
+          <w:color w:val="0451A5"/>
+          <w:kern w:val="0"/>
+          <w:sz w:val="21"/>
+          <w:szCs w:val="21"/>
+          <w14:ligatures w14:val="none"/>
+        </w:rPr>
+        <w:t>"@nestjs/typeorm"</w:t>
+      </w:r>
+      <w:r>
+        <w:rPr>
+          <w:rFonts w:ascii="Consolas" w:eastAsia="Times New Roman" w:hAnsi="Consolas" w:cs="Times New Roman"/>
+          <w:color w:val="3B3B3B"/>
+          <w:kern w:val="0"/>
+          <w:sz w:val="21"/>
+          <w:szCs w:val="21"/>
+          <w14:ligatures w14:val="none"/>
+        </w:rPr>
+        <w:t xml:space="preserve">: </w:t>
+      </w:r>
+      <w:r>
+        <w:rPr>
+          <w:rFonts w:ascii="Consolas" w:eastAsia="Times New Roman" w:hAnsi="Consolas" w:cs="Times New Roman"/>
+          <w:color w:val="A31515"/>
+          <w:kern w:val="0"/>
+          <w:sz w:val="21"/>
+          <w:szCs w:val="21"/>
+          <w14:ligatures w14:val="none"/>
+        </w:rPr>
+        <w:t>"^11.0.0"</w:t>
+      </w:r>
+      <w:r>
+        <w:rPr>
+          <w:rFonts w:ascii="Consolas" w:eastAsia="Times New Roman" w:hAnsi="Consolas" w:cs="Times New Roman"/>
+          <w:color w:val="3B3B3B"/>
+          <w:kern w:val="0"/>
+          <w:sz w:val="21"/>
+          <w:szCs w:val="21"/>
+          <w14:ligatures w14:val="none"/>
+        </w:rPr>
+        <w:t>,</w:t>
+      </w:r>
+    </w:p>
+    <w:p>
+      <w:pPr>
+        <w:shd w:val="clear" w:color="auto" w:fill="FFFFFF"/>
+        <w:spacing w:after="0" w:line="285" w:lineRule="atLeast"/>
+        <w:rPr>
+          <w:rFonts w:ascii="Consolas" w:eastAsia="Times New Roman" w:hAnsi="Consolas" w:cs="Times New Roman"/>
+          <w:color w:val="3B3B3B"/>
+          <w:kern w:val="0"/>
+          <w:sz w:val="21"/>
+          <w:szCs w:val="21"/>
+          <w14:ligatures w14:val="none"/>
+        </w:rPr>
+      </w:pPr>
+      <w:r>
+        <w:rPr>
+          <w:rFonts w:ascii="Consolas" w:eastAsia="Times New Roman" w:hAnsi="Consolas" w:cs="Times New Roman"/>
+          <w:color w:val="0451A5"/>
+          <w:kern w:val="0"/>
+          <w:sz w:val="21"/>
+          <w:szCs w:val="21"/>
+          <w14:ligatures w14:val="none"/>
+        </w:rPr>
+        <w:t>"</w:t>
+      </w:r>
+      <w:proofErr w:type="gramStart"/>
+      <w:r>
+        <w:rPr>
+          <w:rFonts w:ascii="Consolas" w:eastAsia="Times New Roman" w:hAnsi="Consolas" w:cs="Times New Roman"/>
+          <w:color w:val="0451A5"/>
+          <w:kern w:val="0"/>
+          <w:sz w:val="21"/>
+          <w:szCs w:val="21"/>
+          <w14:ligatures w14:val="none"/>
+        </w:rPr>
+        <w:t>class</w:t>
+      </w:r>
+      <w:proofErr w:type="gramEnd"/>
+      <w:r>
+        <w:rPr>
+          <w:rFonts w:ascii="Consolas" w:eastAsia="Times New Roman" w:hAnsi="Consolas" w:cs="Times New Roman"/>
+          <w:color w:val="0451A5"/>
+          <w:kern w:val="0"/>
+          <w:sz w:val="21"/>
+          <w:szCs w:val="21"/>
+          <w14:ligatures w14:val="none"/>
+        </w:rPr>
+        <w:t>-transformer"</w:t>
+      </w:r>
+      <w:r>
+        <w:rPr>
+          <w:rFonts w:ascii="Consolas" w:eastAsia="Times New Roman" w:hAnsi="Consolas" w:cs="Times New Roman"/>
+          <w:color w:val="3B3B3B"/>
+          <w:kern w:val="0"/>
+          <w:sz w:val="21"/>
+          <w:szCs w:val="21"/>
+          <w14:ligatures w14:val="none"/>
+        </w:rPr>
+        <w:t xml:space="preserve">: </w:t>
+      </w:r>
+      <w:r>
+        <w:rPr>
+          <w:rFonts w:ascii="Consolas" w:eastAsia="Times New Roman" w:hAnsi="Consolas" w:cs="Times New Roman"/>
+          <w:color w:val="A31515"/>
+          <w:kern w:val="0"/>
+          <w:sz w:val="21"/>
+          <w:szCs w:val="21"/>
+          <w14:ligatures w14:val="none"/>
+        </w:rPr>
+        <w:t>"^0.5.1"</w:t>
+      </w:r>
+      <w:r>
+        <w:rPr>
+          <w:rFonts w:ascii="Consolas" w:eastAsia="Times New Roman" w:hAnsi="Consolas" w:cs="Times New Roman"/>
+          <w:color w:val="3B3B3B"/>
+          <w:kern w:val="0"/>
+          <w:sz w:val="21"/>
+          <w:szCs w:val="21"/>
+          <w14:ligatures w14:val="none"/>
+        </w:rPr>
+        <w:t>,</w:t>
+      </w:r>
+    </w:p>
+    <w:p>
+      <w:pPr>
+        <w:shd w:val="clear" w:color="auto" w:fill="FFFFFF"/>
+        <w:spacing w:after="0" w:line="285" w:lineRule="atLeast"/>
+        <w:rPr>
+          <w:rFonts w:ascii="Consolas" w:eastAsia="Times New Roman" w:hAnsi="Consolas" w:cs="Times New Roman"/>
+          <w:color w:val="3B3B3B"/>
+          <w:kern w:val="0"/>
+          <w:sz w:val="21"/>
+          <w:szCs w:val="21"/>
+          <w14:ligatures w14:val="none"/>
+        </w:rPr>
+      </w:pPr>
+      <w:r>
+        <w:rPr>
+          <w:rFonts w:ascii="Consolas" w:eastAsia="Times New Roman" w:hAnsi="Consolas" w:cs="Times New Roman"/>
+          <w:color w:val="0451A5"/>
+          <w:kern w:val="0"/>
+          <w:sz w:val="21"/>
+          <w:szCs w:val="21"/>
+          <w14:ligatures w14:val="none"/>
+        </w:rPr>
+        <w:t>"</w:t>
+      </w:r>
+      <w:proofErr w:type="gramStart"/>
+      <w:r>
+        <w:rPr>
+          <w:rFonts w:ascii="Consolas" w:eastAsia="Times New Roman" w:hAnsi="Consolas" w:cs="Times New Roman"/>
+          <w:color w:val="0451A5"/>
+          <w:kern w:val="0"/>
+          <w:sz w:val="21"/>
+          <w:szCs w:val="21"/>
+          <w14:ligatures w14:val="none"/>
+        </w:rPr>
+        <w:t>class</w:t>
+      </w:r>
+      <w:proofErr w:type="gramEnd"/>
+      <w:r>
+        <w:rPr>
+          <w:rFonts w:ascii="Consolas" w:eastAsia="Times New Roman" w:hAnsi="Consolas" w:cs="Times New Roman"/>
+          <w:color w:val="0451A5"/>
+          <w:kern w:val="0"/>
+          <w:sz w:val="21"/>
+          <w:szCs w:val="21"/>
+          <w14:ligatures w14:val="none"/>
+        </w:rPr>
+        <w:t>-validator"</w:t>
+      </w:r>
+      <w:r>
+        <w:rPr>
+          <w:rFonts w:ascii="Consolas" w:eastAsia="Times New Roman" w:hAnsi="Consolas" w:cs="Times New Roman"/>
+          <w:color w:val="3B3B3B"/>
+          <w:kern w:val="0"/>
+          <w:sz w:val="21"/>
+          <w:szCs w:val="21"/>
+          <w14:ligatures w14:val="none"/>
+        </w:rPr>
+        <w:t xml:space="preserve">: </w:t>
+      </w:r>
+      <w:r>
+        <w:rPr>
+          <w:rFonts w:ascii="Consolas" w:eastAsia="Times New Roman" w:hAnsi="Consolas" w:cs="Times New Roman"/>
+          <w:color w:val="A31515"/>
+          <w:kern w:val="0"/>
+          <w:sz w:val="21"/>
+          <w:szCs w:val="21"/>
+          <w14:ligatures w14:val="none"/>
+        </w:rPr>
+        <w:t>"^0.14.3"</w:t>
+      </w:r>
+      <w:r>
+        <w:rPr>
+          <w:rFonts w:ascii="Consolas" w:eastAsia="Times New Roman" w:hAnsi="Consolas" w:cs="Times New Roman"/>
+          <w:color w:val="3B3B3B"/>
+          <w:kern w:val="0"/>
+          <w:sz w:val="21"/>
+          <w:szCs w:val="21"/>
+          <w14:ligatures w14:val="none"/>
+        </w:rPr>
+        <w:t>,</w:t>
+      </w:r>
+    </w:p>
+    <w:p>
+      <w:pPr>
+        <w:shd w:val="clear" w:color="auto" w:fill="FFFFFF"/>
+        <w:spacing w:after="0" w:line="285" w:lineRule="atLeast"/>
+        <w:rPr>
+          <w:rFonts w:ascii="Consolas" w:eastAsia="Times New Roman" w:hAnsi="Consolas" w:cs="Times New Roman"/>
+          <w:color w:val="3B3B3B"/>
+          <w:kern w:val="0"/>
+          <w:sz w:val="21"/>
+          <w:szCs w:val="21"/>
+          <w14:ligatures w14:val="none"/>
+        </w:rPr>
+      </w:pPr>
+      <w:r>
+        <w:rPr>
+          <w:rFonts w:ascii="Consolas" w:eastAsia="Times New Roman" w:hAnsi="Consolas" w:cs="Times New Roman"/>
+          <w:color w:val="0451A5"/>
+          <w:kern w:val="0"/>
+          <w:sz w:val="21"/>
+          <w:szCs w:val="21"/>
+          <w14:ligatures w14:val="none"/>
+        </w:rPr>
+        <w:t>"mysql2"</w:t>
+      </w:r>
+      <w:r>
+        <w:rPr>
+          <w:rFonts w:ascii="Consolas" w:eastAsia="Times New Roman" w:hAnsi="Consolas" w:cs="Times New Roman"/>
+          <w:color w:val="3B3B3B"/>
+          <w:kern w:val="0"/>
+          <w:sz w:val="21"/>
+          <w:szCs w:val="21"/>
+          <w14:ligatures w14:val="none"/>
+        </w:rPr>
+        <w:t xml:space="preserve">: </w:t>
+      </w:r>
+      <w:r>
+        <w:rPr>
+          <w:rFonts w:ascii="Consolas" w:eastAsia="Times New Roman" w:hAnsi="Consolas" w:cs="Times New Roman"/>
+          <w:color w:val="A31515"/>
+          <w:kern w:val="0"/>
+          <w:sz w:val="21"/>
+          <w:szCs w:val="21"/>
+          <w14:ligatures w14:val="none"/>
+        </w:rPr>
+        <w:t>"^3.16.0"</w:t>
+      </w:r>
+      <w:r>
+        <w:rPr>
+          <w:rFonts w:ascii="Consolas" w:eastAsia="Times New Roman" w:hAnsi="Consolas" w:cs="Times New Roman"/>
+          <w:color w:val="3B3B3B"/>
+          <w:kern w:val="0"/>
+          <w:sz w:val="21"/>
+          <w:szCs w:val="21"/>
+          <w14:ligatures w14:val="none"/>
+        </w:rPr>
+        <w:t>,</w:t>
+      </w:r>
+    </w:p>
+    <w:p>
+      <w:pPr>
+        <w:shd w:val="clear" w:color="auto" w:fill="FFFFFF"/>
+        <w:spacing w:after="0" w:line="285" w:lineRule="atLeast"/>
+        <w:rPr>
+          <w:rFonts w:ascii="Consolas" w:eastAsia="Times New Roman" w:hAnsi="Consolas" w:cs="Times New Roman"/>
+          <w:color w:val="3B3B3B"/>
+          <w:kern w:val="0"/>
+          <w:sz w:val="21"/>
+          <w:szCs w:val="21"/>
+          <w14:ligatures w14:val="none"/>
+        </w:rPr>
+      </w:pPr>
+      <w:r>
+        <w:rPr>
+          <w:rFonts w:ascii="Consolas" w:eastAsia="Times New Roman" w:hAnsi="Consolas" w:cs="Times New Roman"/>
+          <w:color w:val="0451A5"/>
+          <w:kern w:val="0"/>
+          <w:sz w:val="21"/>
+          <w:szCs w:val="21"/>
+          <w14:ligatures w14:val="none"/>
+        </w:rPr>
+        <w:t>"@nestjs/mapped-types"</w:t>
+      </w:r>
+      <w:r>
+        <w:rPr>
+          <w:rFonts w:ascii="Consolas" w:eastAsia="Times New Roman" w:hAnsi="Consolas" w:cs="Times New Roman"/>
+          <w:color w:val="3B3B3B"/>
+          <w:kern w:val="0"/>
+          <w:sz w:val="21"/>
+          <w:szCs w:val="21"/>
+          <w14:ligatures w14:val="none"/>
+        </w:rPr>
+        <w:t xml:space="preserve">: </w:t>
+      </w:r>
+      <w:r>
+        <w:rPr>
+          <w:rFonts w:ascii="Consolas" w:eastAsia="Times New Roman" w:hAnsi="Consolas" w:cs="Times New Roman"/>
+          <w:color w:val="A31515"/>
+          <w:kern w:val="0"/>
+          <w:sz w:val="21"/>
+          <w:szCs w:val="21"/>
+          <w14:ligatures w14:val="none"/>
+        </w:rPr>
+        <w:t>"^2.1.0"</w:t>
+      </w:r>
+      <w:r>
+        <w:rPr>
+          <w:rFonts w:ascii="Consolas" w:eastAsia="Times New Roman" w:hAnsi="Consolas" w:cs="Times New Roman"/>
+          <w:color w:val="3B3B3B"/>
+          <w:kern w:val="0"/>
+          <w:sz w:val="21"/>
+          <w:szCs w:val="21"/>
+          <w14:ligatures w14:val="none"/>
+        </w:rPr>
+        <w:t>,</w:t>
+      </w:r>
+    </w:p>
+    <w:p>
+      <w:pPr>
+        <w:shd w:val="clear" w:color="auto" w:fill="FFFFFF"/>
+        <w:spacing w:after="0" w:line="285" w:lineRule="atLeast"/>
+        <w:rPr>
+          <w:rFonts w:ascii="Consolas" w:eastAsia="Times New Roman" w:hAnsi="Consolas" w:cs="Times New Roman"/>
+          <w:color w:val="A31515"/>
+          <w:kern w:val="0"/>
+          <w:sz w:val="21"/>
+          <w:szCs w:val="21"/>
+          <w14:ligatures w14:val="none"/>
+        </w:rPr>
+      </w:pPr>
+      <w:r>
+        <w:rPr>
+          <w:rFonts w:ascii="Consolas" w:eastAsia="Times New Roman" w:hAnsi="Consolas" w:cs="Times New Roman"/>
+          <w:color w:val="0451A5"/>
+          <w:kern w:val="0"/>
+          <w:sz w:val="21"/>
+          <w:szCs w:val="21"/>
+          <w14:ligatures w14:val="none"/>
+        </w:rPr>
+        <w:t>"typeorm"</w:t>
+      </w:r>
+      <w:r>
+        <w:rPr>
+          <w:rFonts w:ascii="Consolas" w:eastAsia="Times New Roman" w:hAnsi="Consolas" w:cs="Times New Roman"/>
+          <w:color w:val="3B3B3B"/>
+          <w:kern w:val="0"/>
+          <w:sz w:val="21"/>
+          <w:szCs w:val="21"/>
+          <w14:ligatures w14:val="none"/>
+        </w:rPr>
+        <w:t xml:space="preserve">: </w:t>
+      </w:r>
+      <w:r>
+        <w:rPr>
+          <w:rFonts w:ascii="Consolas" w:eastAsia="Times New Roman" w:hAnsi="Consolas" w:cs="Times New Roman"/>
+          <w:color w:val="A31515"/>
+          <w:kern w:val="0"/>
+          <w:sz w:val="21"/>
+          <w:szCs w:val="21"/>
+          <w14:ligatures w14:val="none"/>
+        </w:rPr>
+        <w:t>"^0.3.28"</w:t>
+      </w:r>
+      <w:r>
+        <w:rPr>
+          <w:rFonts w:ascii="Consolas" w:eastAsia="Times New Roman" w:hAnsi="Consolas" w:cs="Times New Roman"/>
+          <w:color w:val="A31515"/>
+          <w:kern w:val="0"/>
+          <w:sz w:val="21"/>
+          <w:szCs w:val="21"/>
+          <w14:ligatures w14:val="none"/>
+        </w:rPr>
+        <w:t xml:space="preserve"> </w:t>
+      </w:r>
+      <w:r>
+        <w:rPr>
+          <w:rFonts w:ascii="Consolas" w:eastAsia="Times New Roman" w:hAnsi="Consolas" w:cs="Times New Roman"/>
+          <w:color w:val="538135" w:themeColor="accent6" w:themeShade="BF"/>
+          <w:kern w:val="0"/>
+          <w:sz w:val="21"/>
+          <w:szCs w:val="21"/>
+          <w14:ligatures w14:val="none"/>
+        </w:rPr>
+        <w:t>// for cli operations</w:t>
+      </w:r>
+    </w:p>
+    <w:p>
+      <w:pPr>
+        <w:ind w:left="720" w:firstLine="720"/>
+        <w:rPr>
+          <w:rFonts w:ascii="Sakkal Majalla" w:hAnsi="Sakkal Majalla" w:cs="Sakkal Majalla"/>
+          <w:sz w:val="28"/>
+          <w:szCs w:val="28"/>
+        </w:rPr>
+      </w:pPr>
+      <w:r>
+        <w:rPr>
+          <w:rFonts w:ascii="Sakkal Majalla" w:hAnsi="Sakkal Majalla" w:cs="Sakkal Majalla"/>
+          <w:sz w:val="28"/>
+          <w:szCs w:val="28"/>
+        </w:rPr>
+        <w:t>----------------------------------------------------------------------------------------</w:t>
+      </w:r>
+    </w:p>
+    <w:p>
+      <w:pPr>
+        <w:rPr>
+          <w:rFonts w:ascii="Sakkal Majalla" w:hAnsi="Sakkal Majalla" w:cs="Sakkal Majalla"/>
+          <w:sz w:val="28"/>
+          <w:szCs w:val="28"/>
+        </w:rPr>
+      </w:pPr>
+    </w:p>
+    <w:p>
+      <w:pPr>
+        <w:rPr>
+          <w:rFonts w:ascii="Sakkal Majalla" w:hAnsi="Sakkal Majalla" w:cs="Sakkal Majalla"/>
+          <w:sz w:val="28"/>
+          <w:szCs w:val="28"/>
+        </w:rPr>
+      </w:pPr>
+    </w:p>
+    <w:p>
+      <w:pPr>
+        <w:rPr>
+          <w:rFonts w:ascii="Sakkal Majalla" w:hAnsi="Sakkal Majalla" w:cs="Sakkal Majalla"/>
+          <w:sz w:val="28"/>
+          <w:szCs w:val="28"/>
+        </w:rPr>
+      </w:pPr>
+    </w:p>
+    <w:p>
+      <w:pPr>
+        <w:rPr>
+          <w:rFonts w:ascii="Sakkal Majalla" w:hAnsi="Sakkal Majalla" w:cs="Sakkal Majalla"/>
+          <w:sz w:val="28"/>
+          <w:szCs w:val="28"/>
+        </w:rPr>
+      </w:pPr>
+      <w:r>
+        <w:rPr>
+          <w:rFonts w:ascii="Sakkal Majalla" w:hAnsi="Sakkal Majalla" w:cs="Sakkal Majalla"/>
+          <w:sz w:val="28"/>
+          <w:szCs w:val="28"/>
+        </w:rPr>
+        <w:lastRenderedPageBreak/>
+        <w:t>The app module is:</w:t>
+      </w:r>
+    </w:p>
+    <w:p>
+      <w:pPr>
+        <w:shd w:val="clear" w:color="auto" w:fill="FFFFFF"/>
+        <w:spacing w:after="0" w:line="285" w:lineRule="atLeast"/>
+        <w:rPr>
+          <w:rFonts w:ascii="Consolas" w:eastAsia="Times New Roman" w:hAnsi="Consolas" w:cs="Times New Roman"/>
+          <w:color w:val="3B3B3B"/>
+          <w:kern w:val="0"/>
+          <w:sz w:val="21"/>
+          <w:szCs w:val="21"/>
+          <w14:ligatures w14:val="none"/>
+        </w:rPr>
+      </w:pPr>
+      <w:r>
+        <w:rPr>
+          <w:rFonts w:ascii="Consolas" w:eastAsia="Times New Roman" w:hAnsi="Consolas" w:cs="Times New Roman"/>
+          <w:color w:val="3B3B3B"/>
+          <w:kern w:val="0"/>
+          <w:sz w:val="21"/>
+          <w:szCs w:val="21"/>
+          <w14:ligatures w14:val="none"/>
+        </w:rPr>
+        <w:t>@</w:t>
+      </w:r>
+      <w:proofErr w:type="gramStart"/>
+      <w:r>
+        <w:rPr>
+          <w:rFonts w:ascii="Consolas" w:eastAsia="Times New Roman" w:hAnsi="Consolas" w:cs="Times New Roman"/>
+          <w:color w:val="795E26"/>
+          <w:kern w:val="0"/>
+          <w:sz w:val="21"/>
+          <w:szCs w:val="21"/>
+          <w14:ligatures w14:val="none"/>
+        </w:rPr>
+        <w:t>Module</w:t>
+      </w:r>
+      <w:r>
+        <w:rPr>
+          <w:rFonts w:ascii="Consolas" w:eastAsia="Times New Roman" w:hAnsi="Consolas" w:cs="Times New Roman"/>
+          <w:color w:val="3B3B3B"/>
+          <w:kern w:val="0"/>
+          <w:sz w:val="21"/>
+          <w:szCs w:val="21"/>
+          <w14:ligatures w14:val="none"/>
+        </w:rPr>
+        <w:t>(</w:t>
+      </w:r>
+      <w:proofErr w:type="gramEnd"/>
+      <w:r>
+        <w:rPr>
+          <w:rFonts w:ascii="Consolas" w:eastAsia="Times New Roman" w:hAnsi="Consolas" w:cs="Times New Roman"/>
+          <w:color w:val="3B3B3B"/>
+          <w:kern w:val="0"/>
+          <w:sz w:val="21"/>
+          <w:szCs w:val="21"/>
+          <w14:ligatures w14:val="none"/>
+        </w:rPr>
+        <w:t>{</w:t>
+      </w:r>
+    </w:p>
+    <w:p>
+      <w:pPr>
+        <w:shd w:val="clear" w:color="auto" w:fill="FFFFFF"/>
+        <w:spacing w:after="0" w:line="285" w:lineRule="atLeast"/>
+        <w:rPr>
+          <w:rFonts w:ascii="Consolas" w:eastAsia="Times New Roman" w:hAnsi="Consolas" w:cs="Times New Roman"/>
+          <w:color w:val="3B3B3B"/>
+          <w:kern w:val="0"/>
+          <w:sz w:val="21"/>
+          <w:szCs w:val="21"/>
+          <w14:ligatures w14:val="none"/>
+        </w:rPr>
+      </w:pPr>
+      <w:r>
+        <w:rPr>
+          <w:rFonts w:ascii="Consolas" w:eastAsia="Times New Roman" w:hAnsi="Consolas" w:cs="Times New Roman"/>
+          <w:color w:val="3B3B3B"/>
+          <w:kern w:val="0"/>
+          <w:sz w:val="21"/>
+          <w:szCs w:val="21"/>
+          <w14:ligatures w14:val="none"/>
+        </w:rPr>
+        <w:t xml:space="preserve">  </w:t>
+      </w:r>
+      <w:r>
+        <w:rPr>
+          <w:rFonts w:ascii="Consolas" w:eastAsia="Times New Roman" w:hAnsi="Consolas" w:cs="Times New Roman"/>
+          <w:color w:val="001080"/>
+          <w:kern w:val="0"/>
+          <w:sz w:val="21"/>
+          <w:szCs w:val="21"/>
+          <w14:ligatures w14:val="none"/>
+        </w:rPr>
+        <w:t>imports:</w:t>
+      </w:r>
+      <w:r>
+        <w:rPr>
+          <w:rFonts w:ascii="Consolas" w:eastAsia="Times New Roman" w:hAnsi="Consolas" w:cs="Times New Roman"/>
+          <w:color w:val="3B3B3B"/>
+          <w:kern w:val="0"/>
+          <w:sz w:val="21"/>
+          <w:szCs w:val="21"/>
+          <w14:ligatures w14:val="none"/>
+        </w:rPr>
+        <w:t xml:space="preserve"> [</w:t>
+      </w:r>
+    </w:p>
+    <w:p>
+      <w:pPr>
+        <w:shd w:val="clear" w:color="auto" w:fill="FFFFFF"/>
+        <w:spacing w:after="0" w:line="285" w:lineRule="atLeast"/>
+        <w:rPr>
+          <w:rFonts w:ascii="Consolas" w:eastAsia="Times New Roman" w:hAnsi="Consolas" w:cs="Times New Roman"/>
+          <w:color w:val="3B3B3B"/>
+          <w:kern w:val="0"/>
+          <w:sz w:val="21"/>
+          <w:szCs w:val="21"/>
+          <w14:ligatures w14:val="none"/>
+        </w:rPr>
+      </w:pPr>
+      <w:r>
+        <w:rPr>
+          <w:rFonts w:ascii="Consolas" w:eastAsia="Times New Roman" w:hAnsi="Consolas" w:cs="Times New Roman"/>
+          <w:color w:val="3B3B3B"/>
+          <w:kern w:val="0"/>
+          <w:sz w:val="21"/>
+          <w:szCs w:val="21"/>
+          <w14:ligatures w14:val="none"/>
+        </w:rPr>
+        <w:t xml:space="preserve">    </w:t>
+      </w:r>
+      <w:r>
+        <w:rPr>
+          <w:rFonts w:ascii="Consolas" w:eastAsia="Times New Roman" w:hAnsi="Consolas" w:cs="Times New Roman"/>
+          <w:color w:val="267F99"/>
+          <w:kern w:val="0"/>
+          <w:sz w:val="21"/>
+          <w:szCs w:val="21"/>
+          <w14:ligatures w14:val="none"/>
+        </w:rPr>
+        <w:t>ConfigModule</w:t>
+      </w:r>
+      <w:r>
+        <w:rPr>
+          <w:rFonts w:ascii="Consolas" w:eastAsia="Times New Roman" w:hAnsi="Consolas" w:cs="Times New Roman"/>
+          <w:color w:val="3B3B3B"/>
+          <w:kern w:val="0"/>
+          <w:sz w:val="21"/>
+          <w:szCs w:val="21"/>
+          <w14:ligatures w14:val="none"/>
+        </w:rPr>
+        <w:t>.</w:t>
+      </w:r>
+      <w:r>
+        <w:rPr>
+          <w:rFonts w:ascii="Consolas" w:eastAsia="Times New Roman" w:hAnsi="Consolas" w:cs="Times New Roman"/>
+          <w:color w:val="795E26"/>
+          <w:kern w:val="0"/>
+          <w:sz w:val="21"/>
+          <w:szCs w:val="21"/>
+          <w14:ligatures w14:val="none"/>
+        </w:rPr>
+        <w:t>forRoot</w:t>
+      </w:r>
+      <w:r>
+        <w:rPr>
+          <w:rFonts w:ascii="Consolas" w:eastAsia="Times New Roman" w:hAnsi="Consolas" w:cs="Times New Roman"/>
+          <w:color w:val="3B3B3B"/>
+          <w:kern w:val="0"/>
+          <w:sz w:val="21"/>
+          <w:szCs w:val="21"/>
+          <w14:ligatures w14:val="none"/>
+        </w:rPr>
+        <w:t>(),</w:t>
+      </w:r>
+    </w:p>
+    <w:p>
+      <w:pPr>
+        <w:shd w:val="clear" w:color="auto" w:fill="FFFFFF"/>
+        <w:spacing w:after="0" w:line="285" w:lineRule="atLeast"/>
+        <w:rPr>
+          <w:rFonts w:ascii="Consolas" w:eastAsia="Times New Roman" w:hAnsi="Consolas" w:cs="Times New Roman"/>
+          <w:color w:val="3B3B3B"/>
+          <w:kern w:val="0"/>
+          <w:sz w:val="21"/>
+          <w:szCs w:val="21"/>
+          <w14:ligatures w14:val="none"/>
+        </w:rPr>
+      </w:pPr>
+      <w:r>
+        <w:rPr>
+          <w:rFonts w:ascii="Consolas" w:eastAsia="Times New Roman" w:hAnsi="Consolas" w:cs="Times New Roman"/>
+          <w:color w:val="3B3B3B"/>
+          <w:kern w:val="0"/>
+          <w:sz w:val="21"/>
+          <w:szCs w:val="21"/>
+          <w14:ligatures w14:val="none"/>
+        </w:rPr>
+        <w:t xml:space="preserve">    </w:t>
+      </w:r>
+      <w:r>
+        <w:rPr>
+          <w:rFonts w:ascii="Consolas" w:eastAsia="Times New Roman" w:hAnsi="Consolas" w:cs="Times New Roman"/>
+          <w:color w:val="267F99"/>
+          <w:kern w:val="0"/>
+          <w:sz w:val="21"/>
+          <w:szCs w:val="21"/>
+          <w14:ligatures w14:val="none"/>
+        </w:rPr>
+        <w:t>TypeOrmModule</w:t>
+      </w:r>
+      <w:r>
+        <w:rPr>
+          <w:rFonts w:ascii="Consolas" w:eastAsia="Times New Roman" w:hAnsi="Consolas" w:cs="Times New Roman"/>
+          <w:color w:val="3B3B3B"/>
+          <w:kern w:val="0"/>
+          <w:sz w:val="21"/>
+          <w:szCs w:val="21"/>
+          <w14:ligatures w14:val="none"/>
+        </w:rPr>
+        <w:t>.</w:t>
+      </w:r>
+      <w:r>
+        <w:rPr>
+          <w:rFonts w:ascii="Consolas" w:eastAsia="Times New Roman" w:hAnsi="Consolas" w:cs="Times New Roman"/>
+          <w:color w:val="795E26"/>
+          <w:kern w:val="0"/>
+          <w:sz w:val="21"/>
+          <w:szCs w:val="21"/>
+          <w14:ligatures w14:val="none"/>
+        </w:rPr>
+        <w:t>forRootAsync</w:t>
+      </w:r>
+      <w:r>
+        <w:rPr>
+          <w:rFonts w:ascii="Consolas" w:eastAsia="Times New Roman" w:hAnsi="Consolas" w:cs="Times New Roman"/>
+          <w:color w:val="3B3B3B"/>
+          <w:kern w:val="0"/>
+          <w:sz w:val="21"/>
+          <w:szCs w:val="21"/>
+          <w14:ligatures w14:val="none"/>
+        </w:rPr>
+        <w:t>({</w:t>
+      </w:r>
+    </w:p>
+    <w:p>
+      <w:pPr>
+        <w:shd w:val="clear" w:color="auto" w:fill="FFFFFF"/>
+        <w:spacing w:after="0" w:line="285" w:lineRule="atLeast"/>
+        <w:rPr>
+          <w:rFonts w:ascii="Consolas" w:eastAsia="Times New Roman" w:hAnsi="Consolas" w:cs="Times New Roman"/>
+          <w:color w:val="3B3B3B"/>
+          <w:kern w:val="0"/>
+          <w:sz w:val="21"/>
+          <w:szCs w:val="21"/>
+          <w14:ligatures w14:val="none"/>
+        </w:rPr>
+      </w:pPr>
+      <w:r>
+        <w:rPr>
+          <w:rFonts w:ascii="Consolas" w:eastAsia="Times New Roman" w:hAnsi="Consolas" w:cs="Times New Roman"/>
+          <w:color w:val="3B3B3B"/>
+          <w:kern w:val="0"/>
+          <w:sz w:val="21"/>
+          <w:szCs w:val="21"/>
+          <w14:ligatures w14:val="none"/>
+        </w:rPr>
+        <w:t xml:space="preserve">      </w:t>
+      </w:r>
+      <w:r>
+        <w:rPr>
+          <w:rFonts w:ascii="Consolas" w:eastAsia="Times New Roman" w:hAnsi="Consolas" w:cs="Times New Roman"/>
+          <w:color w:val="001080"/>
+          <w:kern w:val="0"/>
+          <w:sz w:val="21"/>
+          <w:szCs w:val="21"/>
+          <w14:ligatures w14:val="none"/>
+        </w:rPr>
+        <w:t>imports:</w:t>
+      </w:r>
+      <w:r>
+        <w:rPr>
+          <w:rFonts w:ascii="Consolas" w:eastAsia="Times New Roman" w:hAnsi="Consolas" w:cs="Times New Roman"/>
+          <w:color w:val="3B3B3B"/>
+          <w:kern w:val="0"/>
+          <w:sz w:val="21"/>
+          <w:szCs w:val="21"/>
+          <w14:ligatures w14:val="none"/>
+        </w:rPr>
+        <w:t xml:space="preserve"> [</w:t>
+      </w:r>
+      <w:r>
+        <w:rPr>
+          <w:rFonts w:ascii="Consolas" w:eastAsia="Times New Roman" w:hAnsi="Consolas" w:cs="Times New Roman"/>
+          <w:color w:val="267F99"/>
+          <w:kern w:val="0"/>
+          <w:sz w:val="21"/>
+          <w:szCs w:val="21"/>
+          <w14:ligatures w14:val="none"/>
+        </w:rPr>
+        <w:t>ConfigModule</w:t>
+      </w:r>
+      <w:r>
+        <w:rPr>
+          <w:rFonts w:ascii="Consolas" w:eastAsia="Times New Roman" w:hAnsi="Consolas" w:cs="Times New Roman"/>
+          <w:color w:val="3B3B3B"/>
+          <w:kern w:val="0"/>
+          <w:sz w:val="21"/>
+          <w:szCs w:val="21"/>
+          <w14:ligatures w14:val="none"/>
+        </w:rPr>
+        <w:t>],</w:t>
+      </w:r>
+    </w:p>
+    <w:p>
+      <w:pPr>
+        <w:shd w:val="clear" w:color="auto" w:fill="FFFFFF"/>
+        <w:spacing w:after="0" w:line="285" w:lineRule="atLeast"/>
+        <w:rPr>
+          <w:rFonts w:ascii="Consolas" w:eastAsia="Times New Roman" w:hAnsi="Consolas" w:cs="Times New Roman"/>
+          <w:color w:val="3B3B3B"/>
+          <w:kern w:val="0"/>
+          <w:sz w:val="21"/>
+          <w:szCs w:val="21"/>
+          <w14:ligatures w14:val="none"/>
+        </w:rPr>
+      </w:pPr>
+      <w:r>
+        <w:rPr>
+          <w:rFonts w:ascii="Consolas" w:eastAsia="Times New Roman" w:hAnsi="Consolas" w:cs="Times New Roman"/>
+          <w:color w:val="3B3B3B"/>
+          <w:kern w:val="0"/>
+          <w:sz w:val="21"/>
+          <w:szCs w:val="21"/>
+          <w14:ligatures w14:val="none"/>
+        </w:rPr>
+        <w:t xml:space="preserve">      </w:t>
+      </w:r>
+      <w:r>
+        <w:rPr>
+          <w:rFonts w:ascii="Consolas" w:eastAsia="Times New Roman" w:hAnsi="Consolas" w:cs="Times New Roman"/>
+          <w:color w:val="795E26"/>
+          <w:kern w:val="0"/>
+          <w:sz w:val="21"/>
+          <w:szCs w:val="21"/>
+          <w14:ligatures w14:val="none"/>
+        </w:rPr>
+        <w:t>useFactory</w:t>
+      </w:r>
+      <w:r>
+        <w:rPr>
+          <w:rFonts w:ascii="Consolas" w:eastAsia="Times New Roman" w:hAnsi="Consolas" w:cs="Times New Roman"/>
+          <w:color w:val="001080"/>
+          <w:kern w:val="0"/>
+          <w:sz w:val="21"/>
+          <w:szCs w:val="21"/>
+          <w14:ligatures w14:val="none"/>
+        </w:rPr>
+        <w:t>:</w:t>
+      </w:r>
+      <w:r>
+        <w:rPr>
+          <w:rFonts w:ascii="Consolas" w:eastAsia="Times New Roman" w:hAnsi="Consolas" w:cs="Times New Roman"/>
+          <w:color w:val="3B3B3B"/>
+          <w:kern w:val="0"/>
+          <w:sz w:val="21"/>
+          <w:szCs w:val="21"/>
+          <w14:ligatures w14:val="none"/>
+        </w:rPr>
+        <w:t xml:space="preserve"> (</w:t>
+      </w:r>
+      <w:r>
+        <w:rPr>
+          <w:rFonts w:ascii="Consolas" w:eastAsia="Times New Roman" w:hAnsi="Consolas" w:cs="Times New Roman"/>
+          <w:color w:val="001080"/>
+          <w:kern w:val="0"/>
+          <w:sz w:val="21"/>
+          <w:szCs w:val="21"/>
+          <w14:ligatures w14:val="none"/>
+        </w:rPr>
+        <w:t>configService</w:t>
+      </w:r>
+      <w:r>
+        <w:rPr>
+          <w:rFonts w:ascii="Consolas" w:eastAsia="Times New Roman" w:hAnsi="Consolas" w:cs="Times New Roman"/>
+          <w:color w:val="000000"/>
+          <w:kern w:val="0"/>
+          <w:sz w:val="21"/>
+          <w:szCs w:val="21"/>
+          <w14:ligatures w14:val="none"/>
+        </w:rPr>
+        <w:t>:</w:t>
+      </w:r>
+      <w:r>
+        <w:rPr>
+          <w:rFonts w:ascii="Consolas" w:eastAsia="Times New Roman" w:hAnsi="Consolas" w:cs="Times New Roman"/>
+          <w:color w:val="3B3B3B"/>
+          <w:kern w:val="0"/>
+          <w:sz w:val="21"/>
+          <w:szCs w:val="21"/>
+          <w14:ligatures w14:val="none"/>
+        </w:rPr>
+        <w:t xml:space="preserve"> </w:t>
+      </w:r>
+      <w:r>
+        <w:rPr>
+          <w:rFonts w:ascii="Consolas" w:eastAsia="Times New Roman" w:hAnsi="Consolas" w:cs="Times New Roman"/>
+          <w:color w:val="267F99"/>
+          <w:kern w:val="0"/>
+          <w:sz w:val="21"/>
+          <w:szCs w:val="21"/>
+          <w14:ligatures w14:val="none"/>
+        </w:rPr>
+        <w:t>ConfigService</w:t>
+      </w:r>
+      <w:r>
+        <w:rPr>
+          <w:rFonts w:ascii="Consolas" w:eastAsia="Times New Roman" w:hAnsi="Consolas" w:cs="Times New Roman"/>
+          <w:color w:val="3B3B3B"/>
+          <w:kern w:val="0"/>
+          <w:sz w:val="21"/>
+          <w:szCs w:val="21"/>
+          <w14:ligatures w14:val="none"/>
+        </w:rPr>
+        <w:t xml:space="preserve">) </w:t>
+      </w:r>
+      <w:r>
+        <w:rPr>
+          <w:rFonts w:ascii="Consolas" w:eastAsia="Times New Roman" w:hAnsi="Consolas" w:cs="Times New Roman"/>
+          <w:color w:val="0000FF"/>
+          <w:kern w:val="0"/>
+          <w:sz w:val="21"/>
+          <w:szCs w:val="21"/>
+          <w14:ligatures w14:val="none"/>
+        </w:rPr>
+        <w:t>=&gt;</w:t>
+      </w:r>
+      <w:r>
+        <w:rPr>
+          <w:rFonts w:ascii="Consolas" w:eastAsia="Times New Roman" w:hAnsi="Consolas" w:cs="Times New Roman"/>
+          <w:color w:val="3B3B3B"/>
+          <w:kern w:val="0"/>
+          <w:sz w:val="21"/>
+          <w:szCs w:val="21"/>
+          <w14:ligatures w14:val="none"/>
+        </w:rPr>
+        <w:t xml:space="preserve"> ({</w:t>
+      </w:r>
+    </w:p>
+    <w:p>
+      <w:pPr>
+        <w:shd w:val="clear" w:color="auto" w:fill="FFFFFF"/>
+        <w:spacing w:after="0" w:line="285" w:lineRule="atLeast"/>
+        <w:rPr>
+          <w:rFonts w:ascii="Consolas" w:eastAsia="Times New Roman" w:hAnsi="Consolas" w:cs="Times New Roman"/>
+          <w:color w:val="3B3B3B"/>
+          <w:kern w:val="0"/>
+          <w:sz w:val="21"/>
+          <w:szCs w:val="21"/>
+          <w14:ligatures w14:val="none"/>
+        </w:rPr>
+      </w:pPr>
+      <w:r>
+        <w:rPr>
+          <w:rFonts w:ascii="Consolas" w:eastAsia="Times New Roman" w:hAnsi="Consolas" w:cs="Times New Roman"/>
+          <w:color w:val="3B3B3B"/>
+          <w:kern w:val="0"/>
+          <w:sz w:val="21"/>
+          <w:szCs w:val="21"/>
+          <w14:ligatures w14:val="none"/>
+        </w:rPr>
+        <w:t xml:space="preserve">        </w:t>
+      </w:r>
+      <w:r>
+        <w:rPr>
+          <w:rFonts w:ascii="Consolas" w:eastAsia="Times New Roman" w:hAnsi="Consolas" w:cs="Times New Roman"/>
+          <w:color w:val="001080"/>
+          <w:kern w:val="0"/>
+          <w:sz w:val="21"/>
+          <w:szCs w:val="21"/>
+          <w14:ligatures w14:val="none"/>
+        </w:rPr>
+        <w:t>type:</w:t>
+      </w:r>
+      <w:r>
+        <w:rPr>
+          <w:rFonts w:ascii="Consolas" w:eastAsia="Times New Roman" w:hAnsi="Consolas" w:cs="Times New Roman"/>
+          <w:color w:val="3B3B3B"/>
+          <w:kern w:val="0"/>
+          <w:sz w:val="21"/>
+          <w:szCs w:val="21"/>
+          <w14:ligatures w14:val="none"/>
+        </w:rPr>
+        <w:t xml:space="preserve"> </w:t>
+      </w:r>
+      <w:r>
+        <w:rPr>
+          <w:rFonts w:ascii="Consolas" w:eastAsia="Times New Roman" w:hAnsi="Consolas" w:cs="Times New Roman"/>
+          <w:color w:val="A31515"/>
+          <w:kern w:val="0"/>
+          <w:sz w:val="21"/>
+          <w:szCs w:val="21"/>
+          <w14:ligatures w14:val="none"/>
+        </w:rPr>
+        <w:t>'mariadb'</w:t>
+      </w:r>
+      <w:r>
+        <w:rPr>
+          <w:rFonts w:ascii="Consolas" w:eastAsia="Times New Roman" w:hAnsi="Consolas" w:cs="Times New Roman"/>
+          <w:color w:val="3B3B3B"/>
+          <w:kern w:val="0"/>
+          <w:sz w:val="21"/>
+          <w:szCs w:val="21"/>
+          <w14:ligatures w14:val="none"/>
+        </w:rPr>
+        <w:t>,</w:t>
+      </w:r>
+    </w:p>
+    <w:p>
+      <w:pPr>
+        <w:shd w:val="clear" w:color="auto" w:fill="FFFFFF"/>
+        <w:spacing w:after="0" w:line="285" w:lineRule="atLeast"/>
+        <w:rPr>
+          <w:rFonts w:ascii="Consolas" w:eastAsia="Times New Roman" w:hAnsi="Consolas" w:cs="Times New Roman"/>
+          <w:color w:val="3B3B3B"/>
+          <w:kern w:val="0"/>
+          <w:sz w:val="21"/>
+          <w:szCs w:val="21"/>
+          <w14:ligatures w14:val="none"/>
+        </w:rPr>
+      </w:pPr>
+      <w:r>
+        <w:rPr>
+          <w:rFonts w:ascii="Consolas" w:eastAsia="Times New Roman" w:hAnsi="Consolas" w:cs="Times New Roman"/>
+          <w:color w:val="3B3B3B"/>
+          <w:kern w:val="0"/>
+          <w:sz w:val="21"/>
+          <w:szCs w:val="21"/>
+          <w14:ligatures w14:val="none"/>
+        </w:rPr>
+        <w:t xml:space="preserve">        </w:t>
+      </w:r>
+      <w:r>
+        <w:rPr>
+          <w:rFonts w:ascii="Consolas" w:eastAsia="Times New Roman" w:hAnsi="Consolas" w:cs="Times New Roman"/>
+          <w:color w:val="001080"/>
+          <w:kern w:val="0"/>
+          <w:sz w:val="21"/>
+          <w:szCs w:val="21"/>
+          <w14:ligatures w14:val="none"/>
+        </w:rPr>
+        <w:t>host:</w:t>
+      </w:r>
+      <w:r>
+        <w:rPr>
+          <w:rFonts w:ascii="Consolas" w:eastAsia="Times New Roman" w:hAnsi="Consolas" w:cs="Times New Roman"/>
+          <w:color w:val="3B3B3B"/>
+          <w:kern w:val="0"/>
+          <w:sz w:val="21"/>
+          <w:szCs w:val="21"/>
+          <w14:ligatures w14:val="none"/>
+        </w:rPr>
+        <w:t xml:space="preserve"> </w:t>
+      </w:r>
+      <w:r>
+        <w:rPr>
+          <w:rFonts w:ascii="Consolas" w:eastAsia="Times New Roman" w:hAnsi="Consolas" w:cs="Times New Roman"/>
+          <w:color w:val="001080"/>
+          <w:kern w:val="0"/>
+          <w:sz w:val="21"/>
+          <w:szCs w:val="21"/>
+          <w14:ligatures w14:val="none"/>
+        </w:rPr>
+        <w:t>configService</w:t>
+      </w:r>
+      <w:r>
+        <w:rPr>
+          <w:rFonts w:ascii="Consolas" w:eastAsia="Times New Roman" w:hAnsi="Consolas" w:cs="Times New Roman"/>
+          <w:color w:val="3B3B3B"/>
+          <w:kern w:val="0"/>
+          <w:sz w:val="21"/>
+          <w:szCs w:val="21"/>
+          <w14:ligatures w14:val="none"/>
+        </w:rPr>
+        <w:t>.</w:t>
+      </w:r>
+      <w:r>
+        <w:rPr>
+          <w:rFonts w:ascii="Consolas" w:eastAsia="Times New Roman" w:hAnsi="Consolas" w:cs="Times New Roman"/>
+          <w:color w:val="795E26"/>
+          <w:kern w:val="0"/>
+          <w:sz w:val="21"/>
+          <w:szCs w:val="21"/>
+          <w14:ligatures w14:val="none"/>
+        </w:rPr>
+        <w:t>get</w:t>
+      </w:r>
+      <w:r>
+        <w:rPr>
+          <w:rFonts w:ascii="Consolas" w:eastAsia="Times New Roman" w:hAnsi="Consolas" w:cs="Times New Roman"/>
+          <w:color w:val="3B3B3B"/>
+          <w:kern w:val="0"/>
+          <w:sz w:val="21"/>
+          <w:szCs w:val="21"/>
+          <w14:ligatures w14:val="none"/>
+        </w:rPr>
+        <w:t>(</w:t>
+      </w:r>
+      <w:r>
+        <w:rPr>
+          <w:rFonts w:ascii="Consolas" w:eastAsia="Times New Roman" w:hAnsi="Consolas" w:cs="Times New Roman"/>
+          <w:color w:val="A31515"/>
+          <w:kern w:val="0"/>
+          <w:sz w:val="21"/>
+          <w:szCs w:val="21"/>
+          <w14:ligatures w14:val="none"/>
+        </w:rPr>
+        <w:t>'DB_HOST'</w:t>
+      </w:r>
+      <w:r>
+        <w:rPr>
+          <w:rFonts w:ascii="Consolas" w:eastAsia="Times New Roman" w:hAnsi="Consolas" w:cs="Times New Roman"/>
+          <w:color w:val="3B3B3B"/>
+          <w:kern w:val="0"/>
+          <w:sz w:val="21"/>
+          <w:szCs w:val="21"/>
+          <w14:ligatures w14:val="none"/>
+        </w:rPr>
+        <w:t>),</w:t>
+      </w:r>
+    </w:p>
+    <w:p>
+      <w:pPr>
+        <w:shd w:val="clear" w:color="auto" w:fill="FFFFFF"/>
+        <w:spacing w:after="0" w:line="285" w:lineRule="atLeast"/>
+        <w:rPr>
+          <w:rFonts w:ascii="Consolas" w:eastAsia="Times New Roman" w:hAnsi="Consolas" w:cs="Times New Roman"/>
+          <w:color w:val="3B3B3B"/>
+          <w:kern w:val="0"/>
+          <w:sz w:val="21"/>
+          <w:szCs w:val="21"/>
+          <w14:ligatures w14:val="none"/>
+        </w:rPr>
+      </w:pPr>
+      <w:r>
+        <w:rPr>
+          <w:rFonts w:ascii="Consolas" w:eastAsia="Times New Roman" w:hAnsi="Consolas" w:cs="Times New Roman"/>
+          <w:color w:val="3B3B3B"/>
+          <w:kern w:val="0"/>
+          <w:sz w:val="21"/>
+          <w:szCs w:val="21"/>
+          <w14:ligatures w14:val="none"/>
+        </w:rPr>
+        <w:t xml:space="preserve">        </w:t>
+      </w:r>
+      <w:r>
+        <w:rPr>
+          <w:rFonts w:ascii="Consolas" w:eastAsia="Times New Roman" w:hAnsi="Consolas" w:cs="Times New Roman"/>
+          <w:color w:val="001080"/>
+          <w:kern w:val="0"/>
+          <w:sz w:val="21"/>
+          <w:szCs w:val="21"/>
+          <w14:ligatures w14:val="none"/>
+        </w:rPr>
+        <w:t>port:</w:t>
+      </w:r>
+      <w:r>
+        <w:rPr>
+          <w:rFonts w:ascii="Consolas" w:eastAsia="Times New Roman" w:hAnsi="Consolas" w:cs="Times New Roman"/>
+          <w:color w:val="3B3B3B"/>
+          <w:kern w:val="0"/>
+          <w:sz w:val="21"/>
+          <w:szCs w:val="21"/>
+          <w14:ligatures w14:val="none"/>
+        </w:rPr>
+        <w:t xml:space="preserve"> </w:t>
+      </w:r>
+      <w:r>
+        <w:rPr>
+          <w:rFonts w:ascii="Consolas" w:eastAsia="Times New Roman" w:hAnsi="Consolas" w:cs="Times New Roman"/>
+          <w:color w:val="001080"/>
+          <w:kern w:val="0"/>
+          <w:sz w:val="21"/>
+          <w:szCs w:val="21"/>
+          <w14:ligatures w14:val="none"/>
+        </w:rPr>
+        <w:t>configService</w:t>
+      </w:r>
+      <w:r>
+        <w:rPr>
+          <w:rFonts w:ascii="Consolas" w:eastAsia="Times New Roman" w:hAnsi="Consolas" w:cs="Times New Roman"/>
+          <w:color w:val="3B3B3B"/>
+          <w:kern w:val="0"/>
+          <w:sz w:val="21"/>
+          <w:szCs w:val="21"/>
+          <w14:ligatures w14:val="none"/>
+        </w:rPr>
+        <w:t>.</w:t>
+      </w:r>
+      <w:r>
+        <w:rPr>
+          <w:rFonts w:ascii="Consolas" w:eastAsia="Times New Roman" w:hAnsi="Consolas" w:cs="Times New Roman"/>
+          <w:color w:val="795E26"/>
+          <w:kern w:val="0"/>
+          <w:sz w:val="21"/>
+          <w:szCs w:val="21"/>
+          <w14:ligatures w14:val="none"/>
+        </w:rPr>
+        <w:t>get</w:t>
+      </w:r>
+      <w:r>
+        <w:rPr>
+          <w:rFonts w:ascii="Consolas" w:eastAsia="Times New Roman" w:hAnsi="Consolas" w:cs="Times New Roman"/>
+          <w:color w:val="3B3B3B"/>
+          <w:kern w:val="0"/>
+          <w:sz w:val="21"/>
+          <w:szCs w:val="21"/>
+          <w14:ligatures w14:val="none"/>
+        </w:rPr>
+        <w:t>(</w:t>
+      </w:r>
+      <w:r>
+        <w:rPr>
+          <w:rFonts w:ascii="Consolas" w:eastAsia="Times New Roman" w:hAnsi="Consolas" w:cs="Times New Roman"/>
+          <w:color w:val="A31515"/>
+          <w:kern w:val="0"/>
+          <w:sz w:val="21"/>
+          <w:szCs w:val="21"/>
+          <w14:ligatures w14:val="none"/>
+        </w:rPr>
+        <w:t>'DB_PORT'</w:t>
+      </w:r>
+      <w:r>
+        <w:rPr>
+          <w:rFonts w:ascii="Consolas" w:eastAsia="Times New Roman" w:hAnsi="Consolas" w:cs="Times New Roman"/>
+          <w:color w:val="3B3B3B"/>
+          <w:kern w:val="0"/>
+          <w:sz w:val="21"/>
+          <w:szCs w:val="21"/>
+          <w14:ligatures w14:val="none"/>
+        </w:rPr>
+        <w:t>),</w:t>
+      </w:r>
+    </w:p>
+    <w:p>
+      <w:pPr>
+        <w:shd w:val="clear" w:color="auto" w:fill="FFFFFF"/>
+        <w:spacing w:after="0" w:line="285" w:lineRule="atLeast"/>
+        <w:rPr>
+          <w:rFonts w:ascii="Consolas" w:eastAsia="Times New Roman" w:hAnsi="Consolas" w:cs="Times New Roman"/>
+          <w:color w:val="3B3B3B"/>
+          <w:kern w:val="0"/>
+          <w:sz w:val="21"/>
+          <w:szCs w:val="21"/>
+          <w14:ligatures w14:val="none"/>
+        </w:rPr>
+      </w:pPr>
+      <w:r>
+        <w:rPr>
+          <w:rFonts w:ascii="Consolas" w:eastAsia="Times New Roman" w:hAnsi="Consolas" w:cs="Times New Roman"/>
+          <w:color w:val="3B3B3B"/>
+          <w:kern w:val="0"/>
+          <w:sz w:val="21"/>
+          <w:szCs w:val="21"/>
+          <w14:ligatures w14:val="none"/>
+        </w:rPr>
+        <w:t xml:space="preserve">        </w:t>
+      </w:r>
+      <w:r>
+        <w:rPr>
+          <w:rFonts w:ascii="Consolas" w:eastAsia="Times New Roman" w:hAnsi="Consolas" w:cs="Times New Roman"/>
+          <w:color w:val="001080"/>
+          <w:kern w:val="0"/>
+          <w:sz w:val="21"/>
+          <w:szCs w:val="21"/>
+          <w14:ligatures w14:val="none"/>
+        </w:rPr>
+        <w:t>username:</w:t>
+      </w:r>
+      <w:r>
+        <w:rPr>
+          <w:rFonts w:ascii="Consolas" w:eastAsia="Times New Roman" w:hAnsi="Consolas" w:cs="Times New Roman"/>
+          <w:color w:val="3B3B3B"/>
+          <w:kern w:val="0"/>
+          <w:sz w:val="21"/>
+          <w:szCs w:val="21"/>
+          <w14:ligatures w14:val="none"/>
+        </w:rPr>
+        <w:t xml:space="preserve"> </w:t>
+      </w:r>
+      <w:r>
+        <w:rPr>
+          <w:rFonts w:ascii="Consolas" w:eastAsia="Times New Roman" w:hAnsi="Consolas" w:cs="Times New Roman"/>
+          <w:color w:val="001080"/>
+          <w:kern w:val="0"/>
+          <w:sz w:val="21"/>
+          <w:szCs w:val="21"/>
+          <w14:ligatures w14:val="none"/>
+        </w:rPr>
+        <w:t>configService</w:t>
+      </w:r>
+      <w:r>
+        <w:rPr>
+          <w:rFonts w:ascii="Consolas" w:eastAsia="Times New Roman" w:hAnsi="Consolas" w:cs="Times New Roman"/>
+          <w:color w:val="3B3B3B"/>
+          <w:kern w:val="0"/>
+          <w:sz w:val="21"/>
+          <w:szCs w:val="21"/>
+          <w14:ligatures w14:val="none"/>
+        </w:rPr>
+        <w:t>.</w:t>
+      </w:r>
+      <w:r>
+        <w:rPr>
+          <w:rFonts w:ascii="Consolas" w:eastAsia="Times New Roman" w:hAnsi="Consolas" w:cs="Times New Roman"/>
+          <w:color w:val="795E26"/>
+          <w:kern w:val="0"/>
+          <w:sz w:val="21"/>
+          <w:szCs w:val="21"/>
+          <w14:ligatures w14:val="none"/>
+        </w:rPr>
+        <w:t>get</w:t>
+      </w:r>
+      <w:r>
+        <w:rPr>
+          <w:rFonts w:ascii="Consolas" w:eastAsia="Times New Roman" w:hAnsi="Consolas" w:cs="Times New Roman"/>
+          <w:color w:val="3B3B3B"/>
+          <w:kern w:val="0"/>
+          <w:sz w:val="21"/>
+          <w:szCs w:val="21"/>
+          <w14:ligatures w14:val="none"/>
+        </w:rPr>
+        <w:t>(</w:t>
+      </w:r>
+      <w:r>
+        <w:rPr>
+          <w:rFonts w:ascii="Consolas" w:eastAsia="Times New Roman" w:hAnsi="Consolas" w:cs="Times New Roman"/>
+          <w:color w:val="A31515"/>
+          <w:kern w:val="0"/>
+          <w:sz w:val="21"/>
+          <w:szCs w:val="21"/>
+          <w14:ligatures w14:val="none"/>
+        </w:rPr>
+        <w:t>'DB_USERNAME'</w:t>
+      </w:r>
+      <w:r>
+        <w:rPr>
+          <w:rFonts w:ascii="Consolas" w:eastAsia="Times New Roman" w:hAnsi="Consolas" w:cs="Times New Roman"/>
+          <w:color w:val="3B3B3B"/>
+          <w:kern w:val="0"/>
+          <w:sz w:val="21"/>
+          <w:szCs w:val="21"/>
+          <w14:ligatures w14:val="none"/>
+        </w:rPr>
+        <w:t>),</w:t>
+      </w:r>
+    </w:p>
+    <w:p>
+      <w:pPr>
+        <w:shd w:val="clear" w:color="auto" w:fill="FFFFFF"/>
+        <w:spacing w:after="0" w:line="285" w:lineRule="atLeast"/>
+        <w:rPr>
+          <w:rFonts w:ascii="Consolas" w:eastAsia="Times New Roman" w:hAnsi="Consolas" w:cs="Times New Roman"/>
+          <w:color w:val="3B3B3B"/>
+          <w:kern w:val="0"/>
+          <w:sz w:val="21"/>
+          <w:szCs w:val="21"/>
+          <w14:ligatures w14:val="none"/>
+        </w:rPr>
+      </w:pPr>
+      <w:r>
+        <w:rPr>
+          <w:rFonts w:ascii="Consolas" w:eastAsia="Times New Roman" w:hAnsi="Consolas" w:cs="Times New Roman"/>
+          <w:color w:val="3B3B3B"/>
+          <w:kern w:val="0"/>
+          <w:sz w:val="21"/>
+          <w:szCs w:val="21"/>
+          <w14:ligatures w14:val="none"/>
+        </w:rPr>
+        <w:t xml:space="preserve">        </w:t>
+      </w:r>
+      <w:r>
+        <w:rPr>
+          <w:rFonts w:ascii="Consolas" w:eastAsia="Times New Roman" w:hAnsi="Consolas" w:cs="Times New Roman"/>
+          <w:color w:val="001080"/>
+          <w:kern w:val="0"/>
+          <w:sz w:val="21"/>
+          <w:szCs w:val="21"/>
+          <w14:ligatures w14:val="none"/>
+        </w:rPr>
+        <w:t>password:</w:t>
+      </w:r>
+      <w:r>
+        <w:rPr>
+          <w:rFonts w:ascii="Consolas" w:eastAsia="Times New Roman" w:hAnsi="Consolas" w:cs="Times New Roman"/>
+          <w:color w:val="3B3B3B"/>
+          <w:kern w:val="0"/>
+          <w:sz w:val="21"/>
+          <w:szCs w:val="21"/>
+          <w14:ligatures w14:val="none"/>
+        </w:rPr>
+        <w:t xml:space="preserve"> </w:t>
+      </w:r>
+      <w:r>
+        <w:rPr>
+          <w:rFonts w:ascii="Consolas" w:eastAsia="Times New Roman" w:hAnsi="Consolas" w:cs="Times New Roman"/>
+          <w:color w:val="001080"/>
+          <w:kern w:val="0"/>
+          <w:sz w:val="21"/>
+          <w:szCs w:val="21"/>
+          <w14:ligatures w14:val="none"/>
+        </w:rPr>
+        <w:t>configService</w:t>
+      </w:r>
+      <w:r>
+        <w:rPr>
+          <w:rFonts w:ascii="Consolas" w:eastAsia="Times New Roman" w:hAnsi="Consolas" w:cs="Times New Roman"/>
+          <w:color w:val="3B3B3B"/>
+          <w:kern w:val="0"/>
+          <w:sz w:val="21"/>
+          <w:szCs w:val="21"/>
+          <w14:ligatures w14:val="none"/>
+        </w:rPr>
+        <w:t>.</w:t>
+      </w:r>
+      <w:r>
+        <w:rPr>
+          <w:rFonts w:ascii="Consolas" w:eastAsia="Times New Roman" w:hAnsi="Consolas" w:cs="Times New Roman"/>
+          <w:color w:val="795E26"/>
+          <w:kern w:val="0"/>
+          <w:sz w:val="21"/>
+          <w:szCs w:val="21"/>
+          <w14:ligatures w14:val="none"/>
+        </w:rPr>
+        <w:t>get</w:t>
+      </w:r>
+      <w:r>
+        <w:rPr>
+          <w:rFonts w:ascii="Consolas" w:eastAsia="Times New Roman" w:hAnsi="Consolas" w:cs="Times New Roman"/>
+          <w:color w:val="3B3B3B"/>
+          <w:kern w:val="0"/>
+          <w:sz w:val="21"/>
+          <w:szCs w:val="21"/>
+          <w14:ligatures w14:val="none"/>
+        </w:rPr>
+        <w:t>(</w:t>
+      </w:r>
+      <w:r>
+        <w:rPr>
+          <w:rFonts w:ascii="Consolas" w:eastAsia="Times New Roman" w:hAnsi="Consolas" w:cs="Times New Roman"/>
+          <w:color w:val="A31515"/>
+          <w:kern w:val="0"/>
+          <w:sz w:val="21"/>
+          <w:szCs w:val="21"/>
+          <w14:ligatures w14:val="none"/>
+        </w:rPr>
+        <w:t>'DB_PASSWORD'</w:t>
+      </w:r>
+      <w:r>
+        <w:rPr>
+          <w:rFonts w:ascii="Consolas" w:eastAsia="Times New Roman" w:hAnsi="Consolas" w:cs="Times New Roman"/>
+          <w:color w:val="3B3B3B"/>
+          <w:kern w:val="0"/>
+          <w:sz w:val="21"/>
+          <w:szCs w:val="21"/>
+          <w14:ligatures w14:val="none"/>
+        </w:rPr>
+        <w:t>),</w:t>
+      </w:r>
+    </w:p>
+    <w:p>
+      <w:pPr>
+        <w:shd w:val="clear" w:color="auto" w:fill="FFFFFF"/>
+        <w:spacing w:after="0" w:line="285" w:lineRule="atLeast"/>
+        <w:rPr>
+          <w:rFonts w:ascii="Consolas" w:eastAsia="Times New Roman" w:hAnsi="Consolas" w:cs="Times New Roman"/>
+          <w:color w:val="3B3B3B"/>
+          <w:kern w:val="0"/>
+          <w:sz w:val="21"/>
+          <w:szCs w:val="21"/>
+          <w14:ligatures w14:val="none"/>
+        </w:rPr>
+      </w:pPr>
+      <w:r>
+        <w:rPr>
+          <w:rFonts w:ascii="Consolas" w:eastAsia="Times New Roman" w:hAnsi="Consolas" w:cs="Times New Roman"/>
+          <w:color w:val="3B3B3B"/>
+          <w:kern w:val="0"/>
+          <w:sz w:val="21"/>
+          <w:szCs w:val="21"/>
+          <w14:ligatures w14:val="none"/>
+        </w:rPr>
+        <w:t xml:space="preserve">        </w:t>
+      </w:r>
+      <w:r>
+        <w:rPr>
+          <w:rFonts w:ascii="Consolas" w:eastAsia="Times New Roman" w:hAnsi="Consolas" w:cs="Times New Roman"/>
+          <w:color w:val="001080"/>
+          <w:kern w:val="0"/>
+          <w:sz w:val="21"/>
+          <w:szCs w:val="21"/>
+          <w14:ligatures w14:val="none"/>
+        </w:rPr>
+        <w:t>database:</w:t>
+      </w:r>
+      <w:r>
+        <w:rPr>
+          <w:rFonts w:ascii="Consolas" w:eastAsia="Times New Roman" w:hAnsi="Consolas" w:cs="Times New Roman"/>
+          <w:color w:val="3B3B3B"/>
+          <w:kern w:val="0"/>
+          <w:sz w:val="21"/>
+          <w:szCs w:val="21"/>
+          <w14:ligatures w14:val="none"/>
+        </w:rPr>
+        <w:t xml:space="preserve"> </w:t>
+      </w:r>
+      <w:r>
+        <w:rPr>
+          <w:rFonts w:ascii="Consolas" w:eastAsia="Times New Roman" w:hAnsi="Consolas" w:cs="Times New Roman"/>
+          <w:color w:val="001080"/>
+          <w:kern w:val="0"/>
+          <w:sz w:val="21"/>
+          <w:szCs w:val="21"/>
+          <w14:ligatures w14:val="none"/>
+        </w:rPr>
+        <w:t>configService</w:t>
+      </w:r>
+      <w:r>
+        <w:rPr>
+          <w:rFonts w:ascii="Consolas" w:eastAsia="Times New Roman" w:hAnsi="Consolas" w:cs="Times New Roman"/>
+          <w:color w:val="3B3B3B"/>
+          <w:kern w:val="0"/>
+          <w:sz w:val="21"/>
+          <w:szCs w:val="21"/>
+          <w14:ligatures w14:val="none"/>
+        </w:rPr>
+        <w:t>.</w:t>
+      </w:r>
+      <w:r>
+        <w:rPr>
+          <w:rFonts w:ascii="Consolas" w:eastAsia="Times New Roman" w:hAnsi="Consolas" w:cs="Times New Roman"/>
+          <w:color w:val="795E26"/>
+          <w:kern w:val="0"/>
+          <w:sz w:val="21"/>
+          <w:szCs w:val="21"/>
+          <w14:ligatures w14:val="none"/>
+        </w:rPr>
+        <w:t>get</w:t>
+      </w:r>
+      <w:r>
+        <w:rPr>
+          <w:rFonts w:ascii="Consolas" w:eastAsia="Times New Roman" w:hAnsi="Consolas" w:cs="Times New Roman"/>
+          <w:color w:val="3B3B3B"/>
+          <w:kern w:val="0"/>
+          <w:sz w:val="21"/>
+          <w:szCs w:val="21"/>
+          <w14:ligatures w14:val="none"/>
+        </w:rPr>
+        <w:t>(</w:t>
+      </w:r>
+      <w:r>
+        <w:rPr>
+          <w:rFonts w:ascii="Consolas" w:eastAsia="Times New Roman" w:hAnsi="Consolas" w:cs="Times New Roman"/>
+          <w:color w:val="A31515"/>
+          <w:kern w:val="0"/>
+          <w:sz w:val="21"/>
+          <w:szCs w:val="21"/>
+          <w14:ligatures w14:val="none"/>
+        </w:rPr>
+        <w:t>'DB_DATABASE'</w:t>
+      </w:r>
+      <w:r>
+        <w:rPr>
+          <w:rFonts w:ascii="Consolas" w:eastAsia="Times New Roman" w:hAnsi="Consolas" w:cs="Times New Roman"/>
+          <w:color w:val="3B3B3B"/>
+          <w:kern w:val="0"/>
+          <w:sz w:val="21"/>
+          <w:szCs w:val="21"/>
+          <w14:ligatures w14:val="none"/>
+        </w:rPr>
+        <w:t>),</w:t>
+      </w:r>
+    </w:p>
+    <w:p>
+      <w:pPr>
+        <w:shd w:val="clear" w:color="auto" w:fill="FFFFFF"/>
+        <w:spacing w:after="0" w:line="285" w:lineRule="atLeast"/>
+        <w:rPr>
+          <w:rFonts w:ascii="Consolas" w:eastAsia="Times New Roman" w:hAnsi="Consolas" w:cs="Times New Roman"/>
+          <w:color w:val="3B3B3B"/>
+          <w:kern w:val="0"/>
+          <w:sz w:val="21"/>
+          <w:szCs w:val="21"/>
+          <w14:ligatures w14:val="none"/>
+        </w:rPr>
+      </w:pPr>
+      <w:r>
+        <w:rPr>
+          <w:rFonts w:ascii="Consolas" w:eastAsia="Times New Roman" w:hAnsi="Consolas" w:cs="Times New Roman"/>
+          <w:color w:val="3B3B3B"/>
+          <w:kern w:val="0"/>
+          <w:sz w:val="21"/>
+          <w:szCs w:val="21"/>
+          <w14:ligatures w14:val="none"/>
+        </w:rPr>
+        <w:t xml:space="preserve">        </w:t>
+      </w:r>
+      <w:r>
+        <w:rPr>
+          <w:rFonts w:ascii="Consolas" w:eastAsia="Times New Roman" w:hAnsi="Consolas" w:cs="Times New Roman"/>
+          <w:color w:val="001080"/>
+          <w:kern w:val="0"/>
+          <w:sz w:val="21"/>
+          <w:szCs w:val="21"/>
+          <w14:ligatures w14:val="none"/>
+        </w:rPr>
+        <w:t>entities:</w:t>
+      </w:r>
+      <w:r>
+        <w:rPr>
+          <w:rFonts w:ascii="Consolas" w:eastAsia="Times New Roman" w:hAnsi="Consolas" w:cs="Times New Roman"/>
+          <w:color w:val="3B3B3B"/>
+          <w:kern w:val="0"/>
+          <w:sz w:val="21"/>
+          <w:szCs w:val="21"/>
+          <w14:ligatures w14:val="none"/>
+        </w:rPr>
+        <w:t xml:space="preserve"> [</w:t>
+      </w:r>
+      <w:r>
+        <w:rPr>
+          <w:rFonts w:ascii="Consolas" w:eastAsia="Times New Roman" w:hAnsi="Consolas" w:cs="Times New Roman"/>
+          <w:color w:val="001080"/>
+          <w:kern w:val="0"/>
+          <w:sz w:val="21"/>
+          <w:szCs w:val="21"/>
+          <w14:ligatures w14:val="none"/>
+        </w:rPr>
+        <w:t>__dirname</w:t>
+      </w:r>
+      <w:r>
+        <w:rPr>
+          <w:rFonts w:ascii="Consolas" w:eastAsia="Times New Roman" w:hAnsi="Consolas" w:cs="Times New Roman"/>
+          <w:color w:val="3B3B3B"/>
+          <w:kern w:val="0"/>
+          <w:sz w:val="21"/>
+          <w:szCs w:val="21"/>
+          <w14:ligatures w14:val="none"/>
+        </w:rPr>
+        <w:t xml:space="preserve"> </w:t>
+      </w:r>
+      <w:r>
+        <w:rPr>
+          <w:rFonts w:ascii="Consolas" w:eastAsia="Times New Roman" w:hAnsi="Consolas" w:cs="Times New Roman"/>
+          <w:color w:val="000000"/>
+          <w:kern w:val="0"/>
+          <w:sz w:val="21"/>
+          <w:szCs w:val="21"/>
+          <w14:ligatures w14:val="none"/>
+        </w:rPr>
+        <w:t>+</w:t>
+      </w:r>
+      <w:r>
+        <w:rPr>
+          <w:rFonts w:ascii="Consolas" w:eastAsia="Times New Roman" w:hAnsi="Consolas" w:cs="Times New Roman"/>
+          <w:color w:val="3B3B3B"/>
+          <w:kern w:val="0"/>
+          <w:sz w:val="21"/>
+          <w:szCs w:val="21"/>
+          <w14:ligatures w14:val="none"/>
+        </w:rPr>
+        <w:t xml:space="preserve"> </w:t>
+      </w:r>
+      <w:r>
+        <w:rPr>
+          <w:rFonts w:ascii="Consolas" w:eastAsia="Times New Roman" w:hAnsi="Consolas" w:cs="Times New Roman"/>
+          <w:color w:val="A31515"/>
+          <w:kern w:val="0"/>
+          <w:sz w:val="21"/>
+          <w:szCs w:val="21"/>
+          <w14:ligatures w14:val="none"/>
+        </w:rPr>
+        <w:t>'/**/</w:t>
+      </w:r>
+      <w:proofErr w:type="gramStart"/>
+      <w:r>
+        <w:rPr>
+          <w:rFonts w:ascii="Consolas" w:eastAsia="Times New Roman" w:hAnsi="Consolas" w:cs="Times New Roman"/>
+          <w:color w:val="A31515"/>
+          <w:kern w:val="0"/>
+          <w:sz w:val="21"/>
+          <w:szCs w:val="21"/>
+          <w14:ligatures w14:val="none"/>
+        </w:rPr>
+        <w:t>*.entity</w:t>
+      </w:r>
+      <w:proofErr w:type="gramEnd"/>
+      <w:r>
+        <w:rPr>
+          <w:rFonts w:ascii="Consolas" w:eastAsia="Times New Roman" w:hAnsi="Consolas" w:cs="Times New Roman"/>
+          <w:color w:val="A31515"/>
+          <w:kern w:val="0"/>
+          <w:sz w:val="21"/>
+          <w:szCs w:val="21"/>
+          <w14:ligatures w14:val="none"/>
+        </w:rPr>
+        <w:t>{.ts,.js}'</w:t>
+      </w:r>
+      <w:r>
+        <w:rPr>
+          <w:rFonts w:ascii="Consolas" w:eastAsia="Times New Roman" w:hAnsi="Consolas" w:cs="Times New Roman"/>
+          <w:color w:val="3B3B3B"/>
+          <w:kern w:val="0"/>
+          <w:sz w:val="21"/>
+          <w:szCs w:val="21"/>
+          <w14:ligatures w14:val="none"/>
+        </w:rPr>
+        <w:t>],</w:t>
+      </w:r>
+    </w:p>
+    <w:p>
+      <w:pPr>
+        <w:shd w:val="clear" w:color="auto" w:fill="FFFFFF"/>
+        <w:spacing w:after="0" w:line="285" w:lineRule="atLeast"/>
+        <w:rPr>
+          <w:rFonts w:ascii="Consolas" w:eastAsia="Times New Roman" w:hAnsi="Consolas" w:cs="Times New Roman"/>
+          <w:color w:val="3B3B3B"/>
+          <w:kern w:val="0"/>
+          <w:sz w:val="21"/>
+          <w:szCs w:val="21"/>
+          <w14:ligatures w14:val="none"/>
+        </w:rPr>
+      </w:pPr>
+      <w:r>
+        <w:rPr>
+          <w:rFonts w:ascii="Consolas" w:eastAsia="Times New Roman" w:hAnsi="Consolas" w:cs="Times New Roman"/>
+          <w:color w:val="3B3B3B"/>
+          <w:kern w:val="0"/>
+          <w:sz w:val="21"/>
+          <w:szCs w:val="21"/>
+          <w14:ligatures w14:val="none"/>
+        </w:rPr>
+        <w:t xml:space="preserve">        </w:t>
+      </w:r>
+      <w:r>
+        <w:rPr>
+          <w:rFonts w:ascii="Consolas" w:eastAsia="Times New Roman" w:hAnsi="Consolas" w:cs="Times New Roman"/>
+          <w:color w:val="001080"/>
+          <w:kern w:val="0"/>
+          <w:sz w:val="21"/>
+          <w:szCs w:val="21"/>
+          <w14:ligatures w14:val="none"/>
+        </w:rPr>
+        <w:t>migrations:</w:t>
+      </w:r>
+      <w:r>
+        <w:rPr>
+          <w:rFonts w:ascii="Consolas" w:eastAsia="Times New Roman" w:hAnsi="Consolas" w:cs="Times New Roman"/>
+          <w:color w:val="3B3B3B"/>
+          <w:kern w:val="0"/>
+          <w:sz w:val="21"/>
+          <w:szCs w:val="21"/>
+          <w14:ligatures w14:val="none"/>
+        </w:rPr>
+        <w:t xml:space="preserve"> [</w:t>
+      </w:r>
+      <w:r>
+        <w:rPr>
+          <w:rFonts w:ascii="Consolas" w:eastAsia="Times New Roman" w:hAnsi="Consolas" w:cs="Times New Roman"/>
+          <w:color w:val="001080"/>
+          <w:kern w:val="0"/>
+          <w:sz w:val="21"/>
+          <w:szCs w:val="21"/>
+          <w14:ligatures w14:val="none"/>
+        </w:rPr>
+        <w:t>__dirname</w:t>
+      </w:r>
+      <w:r>
+        <w:rPr>
+          <w:rFonts w:ascii="Consolas" w:eastAsia="Times New Roman" w:hAnsi="Consolas" w:cs="Times New Roman"/>
+          <w:color w:val="3B3B3B"/>
+          <w:kern w:val="0"/>
+          <w:sz w:val="21"/>
+          <w:szCs w:val="21"/>
+          <w14:ligatures w14:val="none"/>
+        </w:rPr>
+        <w:t xml:space="preserve"> </w:t>
+      </w:r>
+      <w:r>
+        <w:rPr>
+          <w:rFonts w:ascii="Consolas" w:eastAsia="Times New Roman" w:hAnsi="Consolas" w:cs="Times New Roman"/>
+          <w:color w:val="000000"/>
+          <w:kern w:val="0"/>
+          <w:sz w:val="21"/>
+          <w:szCs w:val="21"/>
+          <w14:ligatures w14:val="none"/>
+        </w:rPr>
+        <w:t>+</w:t>
+      </w:r>
+      <w:r>
+        <w:rPr>
+          <w:rFonts w:ascii="Consolas" w:eastAsia="Times New Roman" w:hAnsi="Consolas" w:cs="Times New Roman"/>
+          <w:color w:val="3B3B3B"/>
+          <w:kern w:val="0"/>
+          <w:sz w:val="21"/>
+          <w:szCs w:val="21"/>
+          <w14:ligatures w14:val="none"/>
+        </w:rPr>
+        <w:t xml:space="preserve"> </w:t>
+      </w:r>
+      <w:r>
+        <w:rPr>
+          <w:rFonts w:ascii="Consolas" w:eastAsia="Times New Roman" w:hAnsi="Consolas" w:cs="Times New Roman"/>
+          <w:color w:val="A31515"/>
+          <w:kern w:val="0"/>
+          <w:sz w:val="21"/>
+          <w:szCs w:val="21"/>
+          <w14:ligatures w14:val="none"/>
+        </w:rPr>
+        <w:t>'/migrations/**/*{.ts,.js}'</w:t>
+      </w:r>
+      <w:r>
+        <w:rPr>
+          <w:rFonts w:ascii="Consolas" w:eastAsia="Times New Roman" w:hAnsi="Consolas" w:cs="Times New Roman"/>
+          <w:color w:val="3B3B3B"/>
+          <w:kern w:val="0"/>
+          <w:sz w:val="21"/>
+          <w:szCs w:val="21"/>
+          <w14:ligatures w14:val="none"/>
+        </w:rPr>
+        <w:t>],</w:t>
+      </w:r>
+    </w:p>
+    <w:p>
+      <w:pPr>
+        <w:shd w:val="clear" w:color="auto" w:fill="FFFFFF"/>
+        <w:spacing w:after="0" w:line="285" w:lineRule="atLeast"/>
+        <w:rPr>
+          <w:rFonts w:ascii="Consolas" w:eastAsia="Times New Roman" w:hAnsi="Consolas" w:cs="Times New Roman"/>
+          <w:color w:val="3B3B3B"/>
+          <w:kern w:val="0"/>
+          <w:sz w:val="21"/>
+          <w:szCs w:val="21"/>
+          <w14:ligatures w14:val="none"/>
+        </w:rPr>
+      </w:pPr>
+      <w:r>
+        <w:rPr>
+          <w:rFonts w:ascii="Consolas" w:eastAsia="Times New Roman" w:hAnsi="Consolas" w:cs="Times New Roman"/>
+          <w:color w:val="3B3B3B"/>
+          <w:kern w:val="0"/>
+          <w:sz w:val="21"/>
+          <w:szCs w:val="21"/>
+          <w14:ligatures w14:val="none"/>
+        </w:rPr>
+        <w:t xml:space="preserve">        </w:t>
+      </w:r>
+      <w:r>
+        <w:rPr>
+          <w:rFonts w:ascii="Consolas" w:eastAsia="Times New Roman" w:hAnsi="Consolas" w:cs="Times New Roman"/>
+          <w:color w:val="001080"/>
+          <w:kern w:val="0"/>
+          <w:sz w:val="21"/>
+          <w:szCs w:val="21"/>
+          <w14:ligatures w14:val="none"/>
+        </w:rPr>
+        <w:t>cli:</w:t>
+      </w:r>
+      <w:r>
+        <w:rPr>
+          <w:rFonts w:ascii="Consolas" w:eastAsia="Times New Roman" w:hAnsi="Consolas" w:cs="Times New Roman"/>
+          <w:color w:val="3B3B3B"/>
+          <w:kern w:val="0"/>
+          <w:sz w:val="21"/>
+          <w:szCs w:val="21"/>
+          <w14:ligatures w14:val="none"/>
+        </w:rPr>
+        <w:t xml:space="preserve"> {</w:t>
+      </w:r>
+    </w:p>
+    <w:p>
+      <w:pPr>
+        <w:shd w:val="clear" w:color="auto" w:fill="FFFFFF"/>
+        <w:spacing w:after="0" w:line="285" w:lineRule="atLeast"/>
+        <w:rPr>
+          <w:rFonts w:ascii="Consolas" w:eastAsia="Times New Roman" w:hAnsi="Consolas" w:cs="Times New Roman"/>
+          <w:color w:val="3B3B3B"/>
+          <w:kern w:val="0"/>
+          <w:sz w:val="21"/>
+          <w:szCs w:val="21"/>
+          <w14:ligatures w14:val="none"/>
+        </w:rPr>
+      </w:pPr>
+      <w:r>
+        <w:rPr>
+          <w:rFonts w:ascii="Consolas" w:eastAsia="Times New Roman" w:hAnsi="Consolas" w:cs="Times New Roman"/>
+          <w:color w:val="3B3B3B"/>
+          <w:kern w:val="0"/>
+          <w:sz w:val="21"/>
+          <w:szCs w:val="21"/>
+          <w14:ligatures w14:val="none"/>
+        </w:rPr>
+        <w:t xml:space="preserve">          </w:t>
+      </w:r>
+      <w:r>
+        <w:rPr>
+          <w:rFonts w:ascii="Consolas" w:eastAsia="Times New Roman" w:hAnsi="Consolas" w:cs="Times New Roman"/>
+          <w:color w:val="001080"/>
+          <w:kern w:val="0"/>
+          <w:sz w:val="21"/>
+          <w:szCs w:val="21"/>
+          <w14:ligatures w14:val="none"/>
+        </w:rPr>
+        <w:t>migrationsDir:</w:t>
+      </w:r>
+      <w:r>
+        <w:rPr>
+          <w:rFonts w:ascii="Consolas" w:eastAsia="Times New Roman" w:hAnsi="Consolas" w:cs="Times New Roman"/>
+          <w:color w:val="3B3B3B"/>
+          <w:kern w:val="0"/>
+          <w:sz w:val="21"/>
+          <w:szCs w:val="21"/>
+          <w14:ligatures w14:val="none"/>
+        </w:rPr>
+        <w:t xml:space="preserve"> </w:t>
+      </w:r>
+      <w:r>
+        <w:rPr>
+          <w:rFonts w:ascii="Consolas" w:eastAsia="Times New Roman" w:hAnsi="Consolas" w:cs="Times New Roman"/>
+          <w:color w:val="A31515"/>
+          <w:kern w:val="0"/>
+          <w:sz w:val="21"/>
+          <w:szCs w:val="21"/>
+          <w14:ligatures w14:val="none"/>
+        </w:rPr>
+        <w:t>'src/migrations'</w:t>
+      </w:r>
+      <w:r>
+        <w:rPr>
+          <w:rFonts w:ascii="Consolas" w:eastAsia="Times New Roman" w:hAnsi="Consolas" w:cs="Times New Roman"/>
+          <w:color w:val="3B3B3B"/>
+          <w:kern w:val="0"/>
+          <w:sz w:val="21"/>
+          <w:szCs w:val="21"/>
+          <w14:ligatures w14:val="none"/>
+        </w:rPr>
+        <w:t>,</w:t>
+      </w:r>
+    </w:p>
+    <w:p>
+      <w:pPr>
+        <w:shd w:val="clear" w:color="auto" w:fill="FFFFFF"/>
+        <w:spacing w:after="0" w:line="285" w:lineRule="atLeast"/>
+        <w:rPr>
+          <w:rFonts w:ascii="Consolas" w:eastAsia="Times New Roman" w:hAnsi="Consolas" w:cs="Times New Roman"/>
+          <w:color w:val="3B3B3B"/>
+          <w:kern w:val="0"/>
+          <w:sz w:val="21"/>
+          <w:szCs w:val="21"/>
+          <w14:ligatures w14:val="none"/>
+        </w:rPr>
+      </w:pPr>
+      <w:r>
+        <w:rPr>
+          <w:rFonts w:ascii="Consolas" w:eastAsia="Times New Roman" w:hAnsi="Consolas" w:cs="Times New Roman"/>
+          <w:color w:val="3B3B3B"/>
+          <w:kern w:val="0"/>
+          <w:sz w:val="21"/>
+          <w:szCs w:val="21"/>
+          <w14:ligatures w14:val="none"/>
+        </w:rPr>
+        <w:t>        },</w:t>
+      </w:r>
+    </w:p>
+    <w:p>
+      <w:pPr>
+        <w:shd w:val="clear" w:color="auto" w:fill="FFFFFF"/>
+        <w:spacing w:after="0" w:line="285" w:lineRule="atLeast"/>
+        <w:rPr>
+          <w:rFonts w:ascii="Consolas" w:eastAsia="Times New Roman" w:hAnsi="Consolas" w:cs="Times New Roman"/>
+          <w:color w:val="3B3B3B"/>
+          <w:kern w:val="0"/>
+          <w:sz w:val="21"/>
+          <w:szCs w:val="21"/>
+          <w14:ligatures w14:val="none"/>
+        </w:rPr>
+      </w:pPr>
+      <w:r>
+        <w:rPr>
+          <w:rFonts w:ascii="Consolas" w:eastAsia="Times New Roman" w:hAnsi="Consolas" w:cs="Times New Roman"/>
+          <w:color w:val="3B3B3B"/>
+          <w:kern w:val="0"/>
+          <w:sz w:val="21"/>
+          <w:szCs w:val="21"/>
+          <w14:ligatures w14:val="none"/>
+        </w:rPr>
+        <w:t xml:space="preserve">        </w:t>
+      </w:r>
+      <w:r>
+        <w:rPr>
+          <w:rFonts w:ascii="Consolas" w:eastAsia="Times New Roman" w:hAnsi="Consolas" w:cs="Times New Roman"/>
+          <w:color w:val="001080"/>
+          <w:kern w:val="0"/>
+          <w:sz w:val="21"/>
+          <w:szCs w:val="21"/>
+          <w14:ligatures w14:val="none"/>
+        </w:rPr>
+        <w:t>synchronize:</w:t>
+      </w:r>
+      <w:r>
+        <w:rPr>
+          <w:rFonts w:ascii="Consolas" w:eastAsia="Times New Roman" w:hAnsi="Consolas" w:cs="Times New Roman"/>
+          <w:color w:val="3B3B3B"/>
+          <w:kern w:val="0"/>
+          <w:sz w:val="21"/>
+          <w:szCs w:val="21"/>
+          <w14:ligatures w14:val="none"/>
+        </w:rPr>
+        <w:t xml:space="preserve"> </w:t>
+      </w:r>
+      <w:r>
+        <w:rPr>
+          <w:rFonts w:ascii="Consolas" w:eastAsia="Times New Roman" w:hAnsi="Consolas" w:cs="Times New Roman"/>
+          <w:color w:val="0000FF"/>
+          <w:kern w:val="0"/>
+          <w:sz w:val="21"/>
+          <w:szCs w:val="21"/>
+          <w14:ligatures w14:val="none"/>
+        </w:rPr>
+        <w:t>false</w:t>
+      </w:r>
+      <w:r>
+        <w:rPr>
+          <w:rFonts w:ascii="Consolas" w:eastAsia="Times New Roman" w:hAnsi="Consolas" w:cs="Times New Roman"/>
+          <w:color w:val="3B3B3B"/>
+          <w:kern w:val="0"/>
+          <w:sz w:val="21"/>
+          <w:szCs w:val="21"/>
+          <w14:ligatures w14:val="none"/>
+        </w:rPr>
+        <w:t>,</w:t>
+      </w:r>
+    </w:p>
+    <w:p>
+      <w:pPr>
+        <w:shd w:val="clear" w:color="auto" w:fill="FFFFFF"/>
+        <w:spacing w:after="0" w:line="285" w:lineRule="atLeast"/>
+        <w:rPr>
+          <w:rFonts w:ascii="Consolas" w:eastAsia="Times New Roman" w:hAnsi="Consolas" w:cs="Times New Roman"/>
+          <w:color w:val="3B3B3B"/>
+          <w:kern w:val="0"/>
+          <w:sz w:val="21"/>
+          <w:szCs w:val="21"/>
+          <w14:ligatures w14:val="none"/>
+        </w:rPr>
+      </w:pPr>
+      <w:r>
+        <w:rPr>
+          <w:rFonts w:ascii="Consolas" w:eastAsia="Times New Roman" w:hAnsi="Consolas" w:cs="Times New Roman"/>
+          <w:color w:val="3B3B3B"/>
+          <w:kern w:val="0"/>
+          <w:sz w:val="21"/>
+          <w:szCs w:val="21"/>
+          <w14:ligatures w14:val="none"/>
+        </w:rPr>
+        <w:t xml:space="preserve">        </w:t>
+      </w:r>
+      <w:r>
+        <w:rPr>
+          <w:rFonts w:ascii="Consolas" w:eastAsia="Times New Roman" w:hAnsi="Consolas" w:cs="Times New Roman"/>
+          <w:color w:val="001080"/>
+          <w:kern w:val="0"/>
+          <w:sz w:val="21"/>
+          <w:szCs w:val="21"/>
+          <w14:ligatures w14:val="none"/>
+        </w:rPr>
+        <w:t>logging:</w:t>
+      </w:r>
+      <w:r>
+        <w:rPr>
+          <w:rFonts w:ascii="Consolas" w:eastAsia="Times New Roman" w:hAnsi="Consolas" w:cs="Times New Roman"/>
+          <w:color w:val="3B3B3B"/>
+          <w:kern w:val="0"/>
+          <w:sz w:val="21"/>
+          <w:szCs w:val="21"/>
+          <w14:ligatures w14:val="none"/>
+        </w:rPr>
+        <w:t xml:space="preserve"> </w:t>
+      </w:r>
+      <w:r>
+        <w:rPr>
+          <w:rFonts w:ascii="Consolas" w:eastAsia="Times New Roman" w:hAnsi="Consolas" w:cs="Times New Roman"/>
+          <w:color w:val="0000FF"/>
+          <w:kern w:val="0"/>
+          <w:sz w:val="21"/>
+          <w:szCs w:val="21"/>
+          <w14:ligatures w14:val="none"/>
+        </w:rPr>
+        <w:t>true</w:t>
+      </w:r>
+      <w:r>
+        <w:rPr>
+          <w:rFonts w:ascii="Consolas" w:eastAsia="Times New Roman" w:hAnsi="Consolas" w:cs="Times New Roman"/>
+          <w:color w:val="3B3B3B"/>
+          <w:kern w:val="0"/>
+          <w:sz w:val="21"/>
+          <w:szCs w:val="21"/>
+          <w14:ligatures w14:val="none"/>
+        </w:rPr>
+        <w:t>,</w:t>
+      </w:r>
+    </w:p>
+    <w:p>
+      <w:pPr>
+        <w:shd w:val="clear" w:color="auto" w:fill="FFFFFF"/>
+        <w:spacing w:after="0" w:line="285" w:lineRule="atLeast"/>
+        <w:rPr>
+          <w:rFonts w:ascii="Consolas" w:eastAsia="Times New Roman" w:hAnsi="Consolas" w:cs="Times New Roman"/>
+          <w:color w:val="3B3B3B"/>
+          <w:kern w:val="0"/>
+          <w:sz w:val="21"/>
+          <w:szCs w:val="21"/>
+          <w14:ligatures w14:val="none"/>
+        </w:rPr>
+      </w:pPr>
+      <w:r>
+        <w:rPr>
+          <w:rFonts w:ascii="Consolas" w:eastAsia="Times New Roman" w:hAnsi="Consolas" w:cs="Times New Roman"/>
+          <w:color w:val="3B3B3B"/>
+          <w:kern w:val="0"/>
+          <w:sz w:val="21"/>
+          <w:szCs w:val="21"/>
+          <w14:ligatures w14:val="none"/>
+        </w:rPr>
+        <w:t>      }),</w:t>
+      </w:r>
+    </w:p>
+    <w:p>
+      <w:pPr>
+        <w:shd w:val="clear" w:color="auto" w:fill="FFFFFF"/>
+        <w:spacing w:after="0" w:line="285" w:lineRule="atLeast"/>
+        <w:rPr>
+          <w:rFonts w:ascii="Consolas" w:eastAsia="Times New Roman" w:hAnsi="Consolas" w:cs="Times New Roman"/>
+          <w:color w:val="3B3B3B"/>
+          <w:kern w:val="0"/>
+          <w:sz w:val="21"/>
+          <w:szCs w:val="21"/>
+          <w14:ligatures w14:val="none"/>
+        </w:rPr>
+      </w:pPr>
+      <w:r>
+        <w:rPr>
+          <w:rFonts w:ascii="Consolas" w:eastAsia="Times New Roman" w:hAnsi="Consolas" w:cs="Times New Roman"/>
+          <w:color w:val="3B3B3B"/>
+          <w:kern w:val="0"/>
+          <w:sz w:val="21"/>
+          <w:szCs w:val="21"/>
+          <w14:ligatures w14:val="none"/>
+        </w:rPr>
+        <w:t xml:space="preserve">      </w:t>
+      </w:r>
+      <w:r>
+        <w:rPr>
+          <w:rFonts w:ascii="Consolas" w:eastAsia="Times New Roman" w:hAnsi="Consolas" w:cs="Times New Roman"/>
+          <w:color w:val="001080"/>
+          <w:kern w:val="0"/>
+          <w:sz w:val="21"/>
+          <w:szCs w:val="21"/>
+          <w14:ligatures w14:val="none"/>
+        </w:rPr>
+        <w:t>inject:</w:t>
+      </w:r>
+      <w:r>
+        <w:rPr>
+          <w:rFonts w:ascii="Consolas" w:eastAsia="Times New Roman" w:hAnsi="Consolas" w:cs="Times New Roman"/>
+          <w:color w:val="3B3B3B"/>
+          <w:kern w:val="0"/>
+          <w:sz w:val="21"/>
+          <w:szCs w:val="21"/>
+          <w14:ligatures w14:val="none"/>
+        </w:rPr>
+        <w:t xml:space="preserve"> [</w:t>
+      </w:r>
+      <w:r>
+        <w:rPr>
+          <w:rFonts w:ascii="Consolas" w:eastAsia="Times New Roman" w:hAnsi="Consolas" w:cs="Times New Roman"/>
+          <w:color w:val="267F99"/>
+          <w:kern w:val="0"/>
+          <w:sz w:val="21"/>
+          <w:szCs w:val="21"/>
+          <w14:ligatures w14:val="none"/>
+        </w:rPr>
+        <w:t>ConfigService</w:t>
+      </w:r>
+      <w:r>
+        <w:rPr>
+          <w:rFonts w:ascii="Consolas" w:eastAsia="Times New Roman" w:hAnsi="Consolas" w:cs="Times New Roman"/>
+          <w:color w:val="3B3B3B"/>
+          <w:kern w:val="0"/>
+          <w:sz w:val="21"/>
+          <w:szCs w:val="21"/>
+          <w14:ligatures w14:val="none"/>
+        </w:rPr>
+        <w:t>],</w:t>
+      </w:r>
+    </w:p>
+    <w:p>
+      <w:pPr>
+        <w:shd w:val="clear" w:color="auto" w:fill="FFFFFF"/>
+        <w:spacing w:after="0" w:line="285" w:lineRule="atLeast"/>
+        <w:rPr>
+          <w:rFonts w:ascii="Consolas" w:eastAsia="Times New Roman" w:hAnsi="Consolas" w:cs="Times New Roman"/>
+          <w:color w:val="3B3B3B"/>
+          <w:kern w:val="0"/>
+          <w:sz w:val="21"/>
+          <w:szCs w:val="21"/>
+          <w14:ligatures w14:val="none"/>
+        </w:rPr>
+      </w:pPr>
+      <w:r>
+        <w:rPr>
+          <w:rFonts w:ascii="Consolas" w:eastAsia="Times New Roman" w:hAnsi="Consolas" w:cs="Times New Roman"/>
+          <w:color w:val="3B3B3B"/>
+          <w:kern w:val="0"/>
+          <w:sz w:val="21"/>
+          <w:szCs w:val="21"/>
+          <w14:ligatures w14:val="none"/>
+        </w:rPr>
+        <w:t>    }),</w:t>
+      </w:r>
+    </w:p>
+    <w:p>
+      <w:pPr>
+        <w:shd w:val="clear" w:color="auto" w:fill="FFFFFF"/>
+        <w:spacing w:after="0" w:line="285" w:lineRule="atLeast"/>
+        <w:rPr>
+          <w:rFonts w:ascii="Consolas" w:eastAsia="Times New Roman" w:hAnsi="Consolas" w:cs="Times New Roman"/>
+          <w:color w:val="3B3B3B"/>
+          <w:kern w:val="0"/>
+          <w:sz w:val="21"/>
+          <w:szCs w:val="21"/>
+          <w14:ligatures w14:val="none"/>
+        </w:rPr>
+      </w:pPr>
+      <w:r>
+        <w:rPr>
+          <w:rFonts w:ascii="Consolas" w:eastAsia="Times New Roman" w:hAnsi="Consolas" w:cs="Times New Roman"/>
+          <w:color w:val="3B3B3B"/>
+          <w:kern w:val="0"/>
+          <w:sz w:val="21"/>
+          <w:szCs w:val="21"/>
+          <w14:ligatures w14:val="none"/>
+        </w:rPr>
+        <w:t xml:space="preserve">    </w:t>
+      </w:r>
+      <w:r>
+        <w:rPr>
+          <w:rFonts w:ascii="Consolas" w:eastAsia="Times New Roman" w:hAnsi="Consolas" w:cs="Times New Roman"/>
+          <w:color w:val="267F99"/>
+          <w:kern w:val="0"/>
+          <w:sz w:val="21"/>
+          <w:szCs w:val="21"/>
+          <w14:ligatures w14:val="none"/>
+        </w:rPr>
+        <w:t>UsersModule</w:t>
+      </w:r>
+      <w:r>
+        <w:rPr>
+          <w:rFonts w:ascii="Consolas" w:eastAsia="Times New Roman" w:hAnsi="Consolas" w:cs="Times New Roman"/>
+          <w:color w:val="3B3B3B"/>
+          <w:kern w:val="0"/>
+          <w:sz w:val="21"/>
+          <w:szCs w:val="21"/>
+          <w14:ligatures w14:val="none"/>
+        </w:rPr>
+        <w:t>,</w:t>
+      </w:r>
+    </w:p>
+    <w:p>
+      <w:pPr>
+        <w:shd w:val="clear" w:color="auto" w:fill="FFFFFF"/>
+        <w:spacing w:after="0" w:line="285" w:lineRule="atLeast"/>
+        <w:rPr>
+          <w:rFonts w:ascii="Consolas" w:eastAsia="Times New Roman" w:hAnsi="Consolas" w:cs="Times New Roman"/>
+          <w:color w:val="3B3B3B"/>
+          <w:kern w:val="0"/>
+          <w:sz w:val="21"/>
+          <w:szCs w:val="21"/>
+          <w14:ligatures w14:val="none"/>
+        </w:rPr>
+      </w:pPr>
+      <w:r>
+        <w:rPr>
+          <w:rFonts w:ascii="Consolas" w:eastAsia="Times New Roman" w:hAnsi="Consolas" w:cs="Times New Roman"/>
+          <w:color w:val="3B3B3B"/>
+          <w:kern w:val="0"/>
+          <w:sz w:val="21"/>
+          <w:szCs w:val="21"/>
+          <w14:ligatures w14:val="none"/>
+        </w:rPr>
+        <w:t xml:space="preserve">    </w:t>
+      </w:r>
+      <w:r>
+        <w:rPr>
+          <w:rFonts w:ascii="Consolas" w:eastAsia="Times New Roman" w:hAnsi="Consolas" w:cs="Times New Roman"/>
+          <w:color w:val="267F99"/>
+          <w:kern w:val="0"/>
+          <w:sz w:val="21"/>
+          <w:szCs w:val="21"/>
+          <w14:ligatures w14:val="none"/>
+        </w:rPr>
+        <w:t>ProfileModule</w:t>
+      </w:r>
+      <w:r>
+        <w:rPr>
+          <w:rFonts w:ascii="Consolas" w:eastAsia="Times New Roman" w:hAnsi="Consolas" w:cs="Times New Roman"/>
+          <w:color w:val="3B3B3B"/>
+          <w:kern w:val="0"/>
+          <w:sz w:val="21"/>
+          <w:szCs w:val="21"/>
+          <w14:ligatures w14:val="none"/>
+        </w:rPr>
+        <w:t>,</w:t>
+      </w:r>
+    </w:p>
+    <w:p>
+      <w:pPr>
+        <w:shd w:val="clear" w:color="auto" w:fill="FFFFFF"/>
+        <w:spacing w:after="0" w:line="285" w:lineRule="atLeast"/>
+        <w:rPr>
+          <w:rFonts w:ascii="Consolas" w:eastAsia="Times New Roman" w:hAnsi="Consolas" w:cs="Times New Roman"/>
+          <w:color w:val="3B3B3B"/>
+          <w:kern w:val="0"/>
+          <w:sz w:val="21"/>
+          <w:szCs w:val="21"/>
+          <w14:ligatures w14:val="none"/>
+        </w:rPr>
+      </w:pPr>
+      <w:r>
+        <w:rPr>
+          <w:rFonts w:ascii="Consolas" w:eastAsia="Times New Roman" w:hAnsi="Consolas" w:cs="Times New Roman"/>
+          <w:color w:val="3B3B3B"/>
+          <w:kern w:val="0"/>
+          <w:sz w:val="21"/>
+          <w:szCs w:val="21"/>
+          <w14:ligatures w14:val="none"/>
+        </w:rPr>
+        <w:t xml:space="preserve">    </w:t>
+      </w:r>
+      <w:r>
+        <w:rPr>
+          <w:rFonts w:ascii="Consolas" w:eastAsia="Times New Roman" w:hAnsi="Consolas" w:cs="Times New Roman"/>
+          <w:color w:val="267F99"/>
+          <w:kern w:val="0"/>
+          <w:sz w:val="21"/>
+          <w:szCs w:val="21"/>
+          <w14:ligatures w14:val="none"/>
+        </w:rPr>
+        <w:t>PostModule</w:t>
+      </w:r>
+      <w:r>
+        <w:rPr>
+          <w:rFonts w:ascii="Consolas" w:eastAsia="Times New Roman" w:hAnsi="Consolas" w:cs="Times New Roman"/>
+          <w:color w:val="3B3B3B"/>
+          <w:kern w:val="0"/>
+          <w:sz w:val="21"/>
+          <w:szCs w:val="21"/>
+          <w14:ligatures w14:val="none"/>
+        </w:rPr>
+        <w:t>,</w:t>
+      </w:r>
+    </w:p>
+    <w:p>
+      <w:pPr>
+        <w:shd w:val="clear" w:color="auto" w:fill="FFFFFF"/>
+        <w:spacing w:after="0" w:line="285" w:lineRule="atLeast"/>
+        <w:rPr>
+          <w:rFonts w:ascii="Consolas" w:eastAsia="Times New Roman" w:hAnsi="Consolas" w:cs="Times New Roman"/>
+          <w:color w:val="3B3B3B"/>
+          <w:kern w:val="0"/>
+          <w:sz w:val="21"/>
+          <w:szCs w:val="21"/>
+          <w14:ligatures w14:val="none"/>
+        </w:rPr>
+      </w:pPr>
+      <w:r>
+        <w:rPr>
+          <w:rFonts w:ascii="Consolas" w:eastAsia="Times New Roman" w:hAnsi="Consolas" w:cs="Times New Roman"/>
+          <w:color w:val="3B3B3B"/>
+          <w:kern w:val="0"/>
+          <w:sz w:val="21"/>
+          <w:szCs w:val="21"/>
+          <w14:ligatures w14:val="none"/>
+        </w:rPr>
+        <w:t xml:space="preserve">    </w:t>
+      </w:r>
+      <w:r>
+        <w:rPr>
+          <w:rFonts w:ascii="Consolas" w:eastAsia="Times New Roman" w:hAnsi="Consolas" w:cs="Times New Roman"/>
+          <w:color w:val="267F99"/>
+          <w:kern w:val="0"/>
+          <w:sz w:val="21"/>
+          <w:szCs w:val="21"/>
+          <w14:ligatures w14:val="none"/>
+        </w:rPr>
+        <w:t>CategoryModule</w:t>
+      </w:r>
+    </w:p>
+    <w:p>
+      <w:pPr>
+        <w:shd w:val="clear" w:color="auto" w:fill="FFFFFF"/>
+        <w:spacing w:after="0" w:line="285" w:lineRule="atLeast"/>
+        <w:rPr>
+          <w:rFonts w:ascii="Consolas" w:eastAsia="Times New Roman" w:hAnsi="Consolas" w:cs="Times New Roman"/>
+          <w:color w:val="3B3B3B"/>
+          <w:kern w:val="0"/>
+          <w:sz w:val="21"/>
+          <w:szCs w:val="21"/>
+          <w14:ligatures w14:val="none"/>
+        </w:rPr>
+      </w:pPr>
+      <w:r>
+        <w:rPr>
+          <w:rFonts w:ascii="Consolas" w:eastAsia="Times New Roman" w:hAnsi="Consolas" w:cs="Times New Roman"/>
+          <w:color w:val="3B3B3B"/>
+          <w:kern w:val="0"/>
+          <w:sz w:val="21"/>
+          <w:szCs w:val="21"/>
+          <w14:ligatures w14:val="none"/>
+        </w:rPr>
+        <w:t>  ],</w:t>
+      </w:r>
+    </w:p>
+    <w:p>
+      <w:pPr>
+        <w:shd w:val="clear" w:color="auto" w:fill="FFFFFF"/>
+        <w:spacing w:after="0" w:line="285" w:lineRule="atLeast"/>
+        <w:rPr>
+          <w:rFonts w:ascii="Consolas" w:eastAsia="Times New Roman" w:hAnsi="Consolas" w:cs="Times New Roman"/>
+          <w:color w:val="3B3B3B"/>
+          <w:kern w:val="0"/>
+          <w:sz w:val="21"/>
+          <w:szCs w:val="21"/>
+          <w14:ligatures w14:val="none"/>
+        </w:rPr>
+      </w:pPr>
+      <w:r>
+        <w:rPr>
+          <w:rFonts w:ascii="Consolas" w:eastAsia="Times New Roman" w:hAnsi="Consolas" w:cs="Times New Roman"/>
+          <w:color w:val="3B3B3B"/>
+          <w:kern w:val="0"/>
+          <w:sz w:val="21"/>
+          <w:szCs w:val="21"/>
+          <w14:ligatures w14:val="none"/>
+        </w:rPr>
+        <w:t xml:space="preserve">  </w:t>
+      </w:r>
+      <w:r>
+        <w:rPr>
+          <w:rFonts w:ascii="Consolas" w:eastAsia="Times New Roman" w:hAnsi="Consolas" w:cs="Times New Roman"/>
+          <w:color w:val="001080"/>
+          <w:kern w:val="0"/>
+          <w:sz w:val="21"/>
+          <w:szCs w:val="21"/>
+          <w14:ligatures w14:val="none"/>
+        </w:rPr>
+        <w:t>controllers:</w:t>
+      </w:r>
+      <w:r>
+        <w:rPr>
+          <w:rFonts w:ascii="Consolas" w:eastAsia="Times New Roman" w:hAnsi="Consolas" w:cs="Times New Roman"/>
+          <w:color w:val="3B3B3B"/>
+          <w:kern w:val="0"/>
+          <w:sz w:val="21"/>
+          <w:szCs w:val="21"/>
+          <w14:ligatures w14:val="none"/>
+        </w:rPr>
+        <w:t xml:space="preserve"> [</w:t>
+      </w:r>
+      <w:r>
+        <w:rPr>
+          <w:rFonts w:ascii="Consolas" w:eastAsia="Times New Roman" w:hAnsi="Consolas" w:cs="Times New Roman"/>
+          <w:color w:val="267F99"/>
+          <w:kern w:val="0"/>
+          <w:sz w:val="21"/>
+          <w:szCs w:val="21"/>
+          <w14:ligatures w14:val="none"/>
+        </w:rPr>
+        <w:t>AppController</w:t>
+      </w:r>
+      <w:r>
+        <w:rPr>
+          <w:rFonts w:ascii="Consolas" w:eastAsia="Times New Roman" w:hAnsi="Consolas" w:cs="Times New Roman"/>
+          <w:color w:val="3B3B3B"/>
+          <w:kern w:val="0"/>
+          <w:sz w:val="21"/>
+          <w:szCs w:val="21"/>
+          <w14:ligatures w14:val="none"/>
+        </w:rPr>
+        <w:t>],</w:t>
+      </w:r>
+    </w:p>
+    <w:p>
+      <w:pPr>
+        <w:shd w:val="clear" w:color="auto" w:fill="FFFFFF"/>
+        <w:spacing w:after="0" w:line="285" w:lineRule="atLeast"/>
+        <w:rPr>
+          <w:rFonts w:ascii="Consolas" w:eastAsia="Times New Roman" w:hAnsi="Consolas" w:cs="Times New Roman"/>
+          <w:color w:val="3B3B3B"/>
+          <w:kern w:val="0"/>
+          <w:sz w:val="21"/>
+          <w:szCs w:val="21"/>
+          <w14:ligatures w14:val="none"/>
+        </w:rPr>
+      </w:pPr>
+      <w:r>
+        <w:rPr>
+          <w:rFonts w:ascii="Consolas" w:eastAsia="Times New Roman" w:hAnsi="Consolas" w:cs="Times New Roman"/>
+          <w:color w:val="3B3B3B"/>
+          <w:kern w:val="0"/>
+          <w:sz w:val="21"/>
+          <w:szCs w:val="21"/>
+          <w14:ligatures w14:val="none"/>
+        </w:rPr>
+        <w:t xml:space="preserve">  </w:t>
+      </w:r>
+      <w:r>
+        <w:rPr>
+          <w:rFonts w:ascii="Consolas" w:eastAsia="Times New Roman" w:hAnsi="Consolas" w:cs="Times New Roman"/>
+          <w:color w:val="001080"/>
+          <w:kern w:val="0"/>
+          <w:sz w:val="21"/>
+          <w:szCs w:val="21"/>
+          <w14:ligatures w14:val="none"/>
+        </w:rPr>
+        <w:t>providers:</w:t>
+      </w:r>
+      <w:r>
+        <w:rPr>
+          <w:rFonts w:ascii="Consolas" w:eastAsia="Times New Roman" w:hAnsi="Consolas" w:cs="Times New Roman"/>
+          <w:color w:val="3B3B3B"/>
+          <w:kern w:val="0"/>
+          <w:sz w:val="21"/>
+          <w:szCs w:val="21"/>
+          <w14:ligatures w14:val="none"/>
+        </w:rPr>
+        <w:t xml:space="preserve"> [</w:t>
+      </w:r>
+      <w:r>
+        <w:rPr>
+          <w:rFonts w:ascii="Consolas" w:eastAsia="Times New Roman" w:hAnsi="Consolas" w:cs="Times New Roman"/>
+          <w:color w:val="267F99"/>
+          <w:kern w:val="0"/>
+          <w:sz w:val="21"/>
+          <w:szCs w:val="21"/>
+          <w14:ligatures w14:val="none"/>
+        </w:rPr>
+        <w:t>AppService</w:t>
+      </w:r>
+      <w:r>
+        <w:rPr>
+          <w:rFonts w:ascii="Consolas" w:eastAsia="Times New Roman" w:hAnsi="Consolas" w:cs="Times New Roman"/>
+          <w:color w:val="3B3B3B"/>
+          <w:kern w:val="0"/>
+          <w:sz w:val="21"/>
+          <w:szCs w:val="21"/>
+          <w14:ligatures w14:val="none"/>
+        </w:rPr>
+        <w:t>],</w:t>
+      </w:r>
+    </w:p>
+    <w:p>
+      <w:pPr>
+        <w:shd w:val="clear" w:color="auto" w:fill="FFFFFF"/>
+        <w:spacing w:after="0" w:line="285" w:lineRule="atLeast"/>
+        <w:rPr>
+          <w:rFonts w:ascii="Consolas" w:eastAsia="Times New Roman" w:hAnsi="Consolas" w:cs="Times New Roman"/>
+          <w:color w:val="3B3B3B"/>
+          <w:kern w:val="0"/>
+          <w:sz w:val="21"/>
+          <w:szCs w:val="21"/>
+          <w14:ligatures w14:val="none"/>
+        </w:rPr>
+      </w:pPr>
+      <w:r>
+        <w:rPr>
+          <w:rFonts w:ascii="Consolas" w:eastAsia="Times New Roman" w:hAnsi="Consolas" w:cs="Times New Roman"/>
+          <w:color w:val="3B3B3B"/>
+          <w:kern w:val="0"/>
+          <w:sz w:val="21"/>
+          <w:szCs w:val="21"/>
+          <w14:ligatures w14:val="none"/>
+        </w:rPr>
+        <w:t>})</w:t>
+      </w:r>
+    </w:p>
+    <w:p>
+      <w:pPr>
+        <w:shd w:val="clear" w:color="auto" w:fill="FFFFFF"/>
+        <w:spacing w:after="0" w:line="285" w:lineRule="atLeast"/>
+        <w:rPr>
+          <w:rFonts w:ascii="Consolas" w:eastAsia="Times New Roman" w:hAnsi="Consolas" w:cs="Times New Roman"/>
+          <w:color w:val="3B3B3B"/>
+          <w:kern w:val="0"/>
+          <w:sz w:val="21"/>
+          <w:szCs w:val="21"/>
+          <w14:ligatures w14:val="none"/>
+        </w:rPr>
+      </w:pPr>
+      <w:r>
+        <w:rPr>
+          <w:rFonts w:ascii="Consolas" w:eastAsia="Times New Roman" w:hAnsi="Consolas" w:cs="Times New Roman"/>
+          <w:color w:val="AF00DB"/>
+          <w:kern w:val="0"/>
+          <w:sz w:val="21"/>
+          <w:szCs w:val="21"/>
+          <w14:ligatures w14:val="none"/>
+        </w:rPr>
+        <w:t>export</w:t>
+      </w:r>
+      <w:r>
+        <w:rPr>
+          <w:rFonts w:ascii="Consolas" w:eastAsia="Times New Roman" w:hAnsi="Consolas" w:cs="Times New Roman"/>
+          <w:color w:val="3B3B3B"/>
+          <w:kern w:val="0"/>
+          <w:sz w:val="21"/>
+          <w:szCs w:val="21"/>
+          <w14:ligatures w14:val="none"/>
+        </w:rPr>
+        <w:t xml:space="preserve"> </w:t>
+      </w:r>
+      <w:r>
+        <w:rPr>
+          <w:rFonts w:ascii="Consolas" w:eastAsia="Times New Roman" w:hAnsi="Consolas" w:cs="Times New Roman"/>
+          <w:color w:val="0000FF"/>
+          <w:kern w:val="0"/>
+          <w:sz w:val="21"/>
+          <w:szCs w:val="21"/>
+          <w14:ligatures w14:val="none"/>
+        </w:rPr>
+        <w:t>class</w:t>
+      </w:r>
+      <w:r>
+        <w:rPr>
+          <w:rFonts w:ascii="Consolas" w:eastAsia="Times New Roman" w:hAnsi="Consolas" w:cs="Times New Roman"/>
+          <w:color w:val="3B3B3B"/>
+          <w:kern w:val="0"/>
+          <w:sz w:val="21"/>
+          <w:szCs w:val="21"/>
+          <w14:ligatures w14:val="none"/>
+        </w:rPr>
+        <w:t xml:space="preserve"> </w:t>
+      </w:r>
+      <w:r>
+        <w:rPr>
+          <w:rFonts w:ascii="Consolas" w:eastAsia="Times New Roman" w:hAnsi="Consolas" w:cs="Times New Roman"/>
+          <w:color w:val="267F99"/>
+          <w:kern w:val="0"/>
+          <w:sz w:val="21"/>
+          <w:szCs w:val="21"/>
+          <w14:ligatures w14:val="none"/>
+        </w:rPr>
+        <w:t>AppModule</w:t>
+      </w:r>
+      <w:r>
+        <w:rPr>
+          <w:rFonts w:ascii="Consolas" w:eastAsia="Times New Roman" w:hAnsi="Consolas" w:cs="Times New Roman"/>
+          <w:color w:val="3B3B3B"/>
+          <w:kern w:val="0"/>
+          <w:sz w:val="21"/>
+          <w:szCs w:val="21"/>
+          <w14:ligatures w14:val="none"/>
+        </w:rPr>
+        <w:t xml:space="preserve"> {}</w:t>
+      </w:r>
+    </w:p>
+    <w:p>
+      <w:pPr>
+        <w:ind w:left="720" w:firstLine="720"/>
+        <w:rPr>
+          <w:rFonts w:ascii="Sakkal Majalla" w:hAnsi="Sakkal Majalla" w:cs="Sakkal Majalla"/>
+          <w:sz w:val="28"/>
+          <w:szCs w:val="28"/>
+        </w:rPr>
+      </w:pPr>
+      <w:r>
+        <w:rPr>
+          <w:rFonts w:ascii="Sakkal Majalla" w:hAnsi="Sakkal Majalla" w:cs="Sakkal Majalla"/>
+          <w:sz w:val="28"/>
+          <w:szCs w:val="28"/>
+        </w:rPr>
+        <w:t>----------------------------------------------------------------------------------------</w:t>
+      </w:r>
+    </w:p>
+    <w:p>
+      <w:pPr>
+        <w:rPr>
+          <w:rFonts w:ascii="Sakkal Majalla" w:hAnsi="Sakkal Majalla" w:cs="Sakkal Majalla"/>
+          <w:sz w:val="28"/>
+          <w:szCs w:val="28"/>
+        </w:rPr>
+      </w:pPr>
+      <w:r>
+        <w:rPr>
+          <w:rFonts w:ascii="Sakkal Majalla" w:hAnsi="Sakkal Majalla" w:cs="Sakkal Majalla"/>
+          <w:sz w:val="28"/>
+          <w:szCs w:val="28"/>
+        </w:rPr>
+        <w:t>The user entity is:</w:t>
+      </w:r>
+    </w:p>
+    <w:p>
+      <w:pPr>
+        <w:shd w:val="clear" w:color="auto" w:fill="FFFFFF"/>
+        <w:spacing w:after="0" w:line="285" w:lineRule="atLeast"/>
+        <w:rPr>
+          <w:rFonts w:ascii="Consolas" w:eastAsia="Times New Roman" w:hAnsi="Consolas" w:cs="Times New Roman"/>
+          <w:color w:val="3B3B3B"/>
+          <w:kern w:val="0"/>
+          <w:sz w:val="21"/>
+          <w:szCs w:val="21"/>
+          <w14:ligatures w14:val="none"/>
+        </w:rPr>
+      </w:pPr>
+      <w:r>
+        <w:rPr>
+          <w:rFonts w:ascii="Consolas" w:eastAsia="Times New Roman" w:hAnsi="Consolas" w:cs="Times New Roman"/>
+          <w:color w:val="AF00DB"/>
+          <w:kern w:val="0"/>
+          <w:sz w:val="21"/>
+          <w:szCs w:val="21"/>
+          <w14:ligatures w14:val="none"/>
+        </w:rPr>
+        <w:t>import</w:t>
+      </w:r>
+      <w:r>
+        <w:rPr>
+          <w:rFonts w:ascii="Consolas" w:eastAsia="Times New Roman" w:hAnsi="Consolas" w:cs="Times New Roman"/>
+          <w:color w:val="3B3B3B"/>
+          <w:kern w:val="0"/>
+          <w:sz w:val="21"/>
+          <w:szCs w:val="21"/>
+          <w14:ligatures w14:val="none"/>
+        </w:rPr>
+        <w:t xml:space="preserve"> {</w:t>
+      </w:r>
+    </w:p>
+    <w:p>
+      <w:pPr>
+        <w:shd w:val="clear" w:color="auto" w:fill="FFFFFF"/>
+        <w:spacing w:after="0" w:line="285" w:lineRule="atLeast"/>
+        <w:rPr>
+          <w:rFonts w:ascii="Consolas" w:eastAsia="Times New Roman" w:hAnsi="Consolas" w:cs="Times New Roman"/>
+          <w:color w:val="3B3B3B"/>
+          <w:kern w:val="0"/>
+          <w:sz w:val="21"/>
+          <w:szCs w:val="21"/>
+          <w14:ligatures w14:val="none"/>
+        </w:rPr>
+      </w:pPr>
+      <w:r>
+        <w:rPr>
+          <w:rFonts w:ascii="Consolas" w:eastAsia="Times New Roman" w:hAnsi="Consolas" w:cs="Times New Roman"/>
+          <w:color w:val="3B3B3B"/>
+          <w:kern w:val="0"/>
+          <w:sz w:val="21"/>
+          <w:szCs w:val="21"/>
+          <w14:ligatures w14:val="none"/>
+        </w:rPr>
+        <w:t xml:space="preserve">  </w:t>
+      </w:r>
+      <w:r>
+        <w:rPr>
+          <w:rFonts w:ascii="Consolas" w:eastAsia="Times New Roman" w:hAnsi="Consolas" w:cs="Times New Roman"/>
+          <w:color w:val="001080"/>
+          <w:kern w:val="0"/>
+          <w:sz w:val="21"/>
+          <w:szCs w:val="21"/>
+          <w14:ligatures w14:val="none"/>
+        </w:rPr>
+        <w:t>Entity</w:t>
+      </w:r>
+      <w:r>
+        <w:rPr>
+          <w:rFonts w:ascii="Consolas" w:eastAsia="Times New Roman" w:hAnsi="Consolas" w:cs="Times New Roman"/>
+          <w:color w:val="3B3B3B"/>
+          <w:kern w:val="0"/>
+          <w:sz w:val="21"/>
+          <w:szCs w:val="21"/>
+          <w14:ligatures w14:val="none"/>
+        </w:rPr>
+        <w:t>,</w:t>
+      </w:r>
+    </w:p>
+    <w:p>
+      <w:pPr>
+        <w:shd w:val="clear" w:color="auto" w:fill="FFFFFF"/>
+        <w:spacing w:after="0" w:line="285" w:lineRule="atLeast"/>
+        <w:rPr>
+          <w:rFonts w:ascii="Consolas" w:eastAsia="Times New Roman" w:hAnsi="Consolas" w:cs="Times New Roman"/>
+          <w:color w:val="3B3B3B"/>
+          <w:kern w:val="0"/>
+          <w:sz w:val="21"/>
+          <w:szCs w:val="21"/>
+          <w14:ligatures w14:val="none"/>
+        </w:rPr>
+      </w:pPr>
+      <w:r>
+        <w:rPr>
+          <w:rFonts w:ascii="Consolas" w:eastAsia="Times New Roman" w:hAnsi="Consolas" w:cs="Times New Roman"/>
+          <w:color w:val="3B3B3B"/>
+          <w:kern w:val="0"/>
+          <w:sz w:val="21"/>
+          <w:szCs w:val="21"/>
+          <w14:ligatures w14:val="none"/>
+        </w:rPr>
+        <w:t xml:space="preserve">  </w:t>
+      </w:r>
+      <w:r>
+        <w:rPr>
+          <w:rFonts w:ascii="Consolas" w:eastAsia="Times New Roman" w:hAnsi="Consolas" w:cs="Times New Roman"/>
+          <w:color w:val="001080"/>
+          <w:kern w:val="0"/>
+          <w:sz w:val="21"/>
+          <w:szCs w:val="21"/>
+          <w14:ligatures w14:val="none"/>
+        </w:rPr>
+        <w:t>PrimaryGeneratedColumn</w:t>
+      </w:r>
+      <w:r>
+        <w:rPr>
+          <w:rFonts w:ascii="Consolas" w:eastAsia="Times New Roman" w:hAnsi="Consolas" w:cs="Times New Roman"/>
+          <w:color w:val="3B3B3B"/>
+          <w:kern w:val="0"/>
+          <w:sz w:val="21"/>
+          <w:szCs w:val="21"/>
+          <w14:ligatures w14:val="none"/>
+        </w:rPr>
+        <w:t>,</w:t>
+      </w:r>
+    </w:p>
+    <w:p>
+      <w:pPr>
+        <w:shd w:val="clear" w:color="auto" w:fill="FFFFFF"/>
+        <w:spacing w:after="0" w:line="285" w:lineRule="atLeast"/>
+        <w:rPr>
+          <w:rFonts w:ascii="Consolas" w:eastAsia="Times New Roman" w:hAnsi="Consolas" w:cs="Times New Roman"/>
+          <w:color w:val="3B3B3B"/>
+          <w:kern w:val="0"/>
+          <w:sz w:val="21"/>
+          <w:szCs w:val="21"/>
+          <w14:ligatures w14:val="none"/>
+        </w:rPr>
+      </w:pPr>
+      <w:r>
+        <w:rPr>
+          <w:rFonts w:ascii="Consolas" w:eastAsia="Times New Roman" w:hAnsi="Consolas" w:cs="Times New Roman"/>
+          <w:color w:val="3B3B3B"/>
+          <w:kern w:val="0"/>
+          <w:sz w:val="21"/>
+          <w:szCs w:val="21"/>
+          <w14:ligatures w14:val="none"/>
+        </w:rPr>
+        <w:t xml:space="preserve">  </w:t>
+      </w:r>
+      <w:r>
+        <w:rPr>
+          <w:rFonts w:ascii="Consolas" w:eastAsia="Times New Roman" w:hAnsi="Consolas" w:cs="Times New Roman"/>
+          <w:color w:val="001080"/>
+          <w:kern w:val="0"/>
+          <w:sz w:val="21"/>
+          <w:szCs w:val="21"/>
+          <w14:ligatures w14:val="none"/>
+        </w:rPr>
+        <w:t>Column</w:t>
+      </w:r>
+      <w:r>
+        <w:rPr>
+          <w:rFonts w:ascii="Consolas" w:eastAsia="Times New Roman" w:hAnsi="Consolas" w:cs="Times New Roman"/>
+          <w:color w:val="3B3B3B"/>
+          <w:kern w:val="0"/>
+          <w:sz w:val="21"/>
+          <w:szCs w:val="21"/>
+          <w14:ligatures w14:val="none"/>
+        </w:rPr>
+        <w:t>,</w:t>
+      </w:r>
+    </w:p>
+    <w:p>
+      <w:pPr>
+        <w:shd w:val="clear" w:color="auto" w:fill="FFFFFF"/>
+        <w:spacing w:after="0" w:line="285" w:lineRule="atLeast"/>
+        <w:rPr>
+          <w:rFonts w:ascii="Consolas" w:eastAsia="Times New Roman" w:hAnsi="Consolas" w:cs="Times New Roman"/>
+          <w:color w:val="3B3B3B"/>
+          <w:kern w:val="0"/>
+          <w:sz w:val="21"/>
+          <w:szCs w:val="21"/>
+          <w14:ligatures w14:val="none"/>
+        </w:rPr>
+      </w:pPr>
+      <w:r>
+        <w:rPr>
+          <w:rFonts w:ascii="Consolas" w:eastAsia="Times New Roman" w:hAnsi="Consolas" w:cs="Times New Roman"/>
+          <w:color w:val="3B3B3B"/>
+          <w:kern w:val="0"/>
+          <w:sz w:val="21"/>
+          <w:szCs w:val="21"/>
+          <w14:ligatures w14:val="none"/>
+        </w:rPr>
+        <w:t xml:space="preserve">  </w:t>
+      </w:r>
+      <w:r>
+        <w:rPr>
+          <w:rFonts w:ascii="Consolas" w:eastAsia="Times New Roman" w:hAnsi="Consolas" w:cs="Times New Roman"/>
+          <w:color w:val="001080"/>
+          <w:kern w:val="0"/>
+          <w:sz w:val="21"/>
+          <w:szCs w:val="21"/>
+          <w14:ligatures w14:val="none"/>
+        </w:rPr>
+        <w:t>OneToOne</w:t>
+      </w:r>
+      <w:r>
+        <w:rPr>
+          <w:rFonts w:ascii="Consolas" w:eastAsia="Times New Roman" w:hAnsi="Consolas" w:cs="Times New Roman"/>
+          <w:color w:val="3B3B3B"/>
+          <w:kern w:val="0"/>
+          <w:sz w:val="21"/>
+          <w:szCs w:val="21"/>
+          <w14:ligatures w14:val="none"/>
+        </w:rPr>
+        <w:t>,</w:t>
+      </w:r>
+    </w:p>
+    <w:p>
+      <w:pPr>
+        <w:shd w:val="clear" w:color="auto" w:fill="FFFFFF"/>
+        <w:spacing w:after="0" w:line="285" w:lineRule="atLeast"/>
+        <w:rPr>
+          <w:rFonts w:ascii="Consolas" w:eastAsia="Times New Roman" w:hAnsi="Consolas" w:cs="Times New Roman"/>
+          <w:color w:val="3B3B3B"/>
+          <w:kern w:val="0"/>
+          <w:sz w:val="21"/>
+          <w:szCs w:val="21"/>
+          <w14:ligatures w14:val="none"/>
+        </w:rPr>
+      </w:pPr>
+      <w:r>
+        <w:rPr>
+          <w:rFonts w:ascii="Consolas" w:eastAsia="Times New Roman" w:hAnsi="Consolas" w:cs="Times New Roman"/>
+          <w:color w:val="3B3B3B"/>
+          <w:kern w:val="0"/>
+          <w:sz w:val="21"/>
+          <w:szCs w:val="21"/>
+          <w14:ligatures w14:val="none"/>
+        </w:rPr>
+        <w:t xml:space="preserve">  </w:t>
+      </w:r>
+      <w:r>
+        <w:rPr>
+          <w:rFonts w:ascii="Consolas" w:eastAsia="Times New Roman" w:hAnsi="Consolas" w:cs="Times New Roman"/>
+          <w:color w:val="001080"/>
+          <w:kern w:val="0"/>
+          <w:sz w:val="21"/>
+          <w:szCs w:val="21"/>
+          <w14:ligatures w14:val="none"/>
+        </w:rPr>
+        <w:t>OneToMany</w:t>
+      </w:r>
+      <w:r>
+        <w:rPr>
+          <w:rFonts w:ascii="Consolas" w:eastAsia="Times New Roman" w:hAnsi="Consolas" w:cs="Times New Roman"/>
+          <w:color w:val="3B3B3B"/>
+          <w:kern w:val="0"/>
+          <w:sz w:val="21"/>
+          <w:szCs w:val="21"/>
+          <w14:ligatures w14:val="none"/>
+        </w:rPr>
+        <w:t>,</w:t>
+      </w:r>
+    </w:p>
+    <w:p>
+      <w:pPr>
+        <w:shd w:val="clear" w:color="auto" w:fill="FFFFFF"/>
+        <w:spacing w:after="0" w:line="285" w:lineRule="atLeast"/>
+        <w:rPr>
+          <w:rFonts w:ascii="Consolas" w:eastAsia="Times New Roman" w:hAnsi="Consolas" w:cs="Times New Roman"/>
+          <w:color w:val="3B3B3B"/>
+          <w:kern w:val="0"/>
+          <w:sz w:val="21"/>
+          <w:szCs w:val="21"/>
+          <w14:ligatures w14:val="none"/>
+        </w:rPr>
+      </w:pPr>
+      <w:r>
+        <w:rPr>
+          <w:rFonts w:ascii="Consolas" w:eastAsia="Times New Roman" w:hAnsi="Consolas" w:cs="Times New Roman"/>
+          <w:color w:val="3B3B3B"/>
+          <w:kern w:val="0"/>
+          <w:sz w:val="21"/>
+          <w:szCs w:val="21"/>
+          <w14:ligatures w14:val="none"/>
+        </w:rPr>
+        <w:t xml:space="preserve">  </w:t>
+      </w:r>
+      <w:r>
+        <w:rPr>
+          <w:rFonts w:ascii="Consolas" w:eastAsia="Times New Roman" w:hAnsi="Consolas" w:cs="Times New Roman"/>
+          <w:color w:val="001080"/>
+          <w:kern w:val="0"/>
+          <w:sz w:val="21"/>
+          <w:szCs w:val="21"/>
+          <w14:ligatures w14:val="none"/>
+        </w:rPr>
+        <w:t>CreateDateColumn</w:t>
+      </w:r>
+      <w:r>
+        <w:rPr>
+          <w:rFonts w:ascii="Consolas" w:eastAsia="Times New Roman" w:hAnsi="Consolas" w:cs="Times New Roman"/>
+          <w:color w:val="3B3B3B"/>
+          <w:kern w:val="0"/>
+          <w:sz w:val="21"/>
+          <w:szCs w:val="21"/>
+          <w14:ligatures w14:val="none"/>
+        </w:rPr>
+        <w:t>,</w:t>
+      </w:r>
+    </w:p>
+    <w:p>
+      <w:pPr>
+        <w:shd w:val="clear" w:color="auto" w:fill="FFFFFF"/>
+        <w:spacing w:after="0" w:line="285" w:lineRule="atLeast"/>
+        <w:rPr>
+          <w:rFonts w:ascii="Consolas" w:eastAsia="Times New Roman" w:hAnsi="Consolas" w:cs="Times New Roman"/>
+          <w:color w:val="3B3B3B"/>
+          <w:kern w:val="0"/>
+          <w:sz w:val="21"/>
+          <w:szCs w:val="21"/>
+          <w14:ligatures w14:val="none"/>
+        </w:rPr>
+      </w:pPr>
+      <w:r>
+        <w:rPr>
+          <w:rFonts w:ascii="Consolas" w:eastAsia="Times New Roman" w:hAnsi="Consolas" w:cs="Times New Roman"/>
+          <w:color w:val="3B3B3B"/>
+          <w:kern w:val="0"/>
+          <w:sz w:val="21"/>
+          <w:szCs w:val="21"/>
+          <w14:ligatures w14:val="none"/>
+        </w:rPr>
+        <w:t xml:space="preserve">  </w:t>
+      </w:r>
+      <w:r>
+        <w:rPr>
+          <w:rFonts w:ascii="Consolas" w:eastAsia="Times New Roman" w:hAnsi="Consolas" w:cs="Times New Roman"/>
+          <w:color w:val="001080"/>
+          <w:kern w:val="0"/>
+          <w:sz w:val="21"/>
+          <w:szCs w:val="21"/>
+          <w14:ligatures w14:val="none"/>
+        </w:rPr>
+        <w:t>UpdateDateColumn</w:t>
+      </w:r>
+      <w:r>
+        <w:rPr>
+          <w:rFonts w:ascii="Consolas" w:eastAsia="Times New Roman" w:hAnsi="Consolas" w:cs="Times New Roman"/>
+          <w:color w:val="3B3B3B"/>
+          <w:kern w:val="0"/>
+          <w:sz w:val="21"/>
+          <w:szCs w:val="21"/>
+          <w14:ligatures w14:val="none"/>
+        </w:rPr>
+        <w:t>,</w:t>
+      </w:r>
+    </w:p>
+    <w:p>
+      <w:pPr>
+        <w:shd w:val="clear" w:color="auto" w:fill="FFFFFF"/>
+        <w:spacing w:after="0" w:line="285" w:lineRule="atLeast"/>
+        <w:rPr>
+          <w:rFonts w:ascii="Consolas" w:eastAsia="Times New Roman" w:hAnsi="Consolas" w:cs="Times New Roman"/>
+          <w:color w:val="3B3B3B"/>
+          <w:kern w:val="0"/>
+          <w:sz w:val="21"/>
+          <w:szCs w:val="21"/>
+          <w14:ligatures w14:val="none"/>
+        </w:rPr>
+      </w:pPr>
+      <w:r>
+        <w:rPr>
+          <w:rFonts w:ascii="Consolas" w:eastAsia="Times New Roman" w:hAnsi="Consolas" w:cs="Times New Roman"/>
+          <w:color w:val="3B3B3B"/>
+          <w:kern w:val="0"/>
+          <w:sz w:val="21"/>
+          <w:szCs w:val="21"/>
+          <w14:ligatures w14:val="none"/>
+        </w:rPr>
+        <w:lastRenderedPageBreak/>
+        <w:t xml:space="preserve">} </w:t>
+      </w:r>
+      <w:r>
+        <w:rPr>
+          <w:rFonts w:ascii="Consolas" w:eastAsia="Times New Roman" w:hAnsi="Consolas" w:cs="Times New Roman"/>
+          <w:color w:val="AF00DB"/>
+          <w:kern w:val="0"/>
+          <w:sz w:val="21"/>
+          <w:szCs w:val="21"/>
+          <w14:ligatures w14:val="none"/>
+        </w:rPr>
+        <w:t>from</w:t>
+      </w:r>
+      <w:r>
+        <w:rPr>
+          <w:rFonts w:ascii="Consolas" w:eastAsia="Times New Roman" w:hAnsi="Consolas" w:cs="Times New Roman"/>
+          <w:color w:val="3B3B3B"/>
+          <w:kern w:val="0"/>
+          <w:sz w:val="21"/>
+          <w:szCs w:val="21"/>
+          <w14:ligatures w14:val="none"/>
+        </w:rPr>
+        <w:t xml:space="preserve"> </w:t>
+      </w:r>
+      <w:r>
+        <w:rPr>
+          <w:rFonts w:ascii="Consolas" w:eastAsia="Times New Roman" w:hAnsi="Consolas" w:cs="Times New Roman"/>
+          <w:color w:val="A31515"/>
+          <w:kern w:val="0"/>
+          <w:sz w:val="21"/>
+          <w:szCs w:val="21"/>
+          <w14:ligatures w14:val="none"/>
+        </w:rPr>
+        <w:t>'typeorm'</w:t>
+      </w:r>
+      <w:r>
+        <w:rPr>
+          <w:rFonts w:ascii="Consolas" w:eastAsia="Times New Roman" w:hAnsi="Consolas" w:cs="Times New Roman"/>
+          <w:color w:val="3B3B3B"/>
+          <w:kern w:val="0"/>
+          <w:sz w:val="21"/>
+          <w:szCs w:val="21"/>
+          <w14:ligatures w14:val="none"/>
+        </w:rPr>
+        <w:t>;</w:t>
+      </w:r>
+    </w:p>
+    <w:p>
+      <w:pPr>
+        <w:shd w:val="clear" w:color="auto" w:fill="FFFFFF"/>
+        <w:spacing w:after="0" w:line="285" w:lineRule="atLeast"/>
+        <w:rPr>
+          <w:rFonts w:ascii="Consolas" w:eastAsia="Times New Roman" w:hAnsi="Consolas" w:cs="Times New Roman"/>
+          <w:color w:val="3B3B3B"/>
+          <w:kern w:val="0"/>
+          <w:sz w:val="21"/>
+          <w:szCs w:val="21"/>
+          <w14:ligatures w14:val="none"/>
+        </w:rPr>
+      </w:pPr>
+      <w:r>
+        <w:rPr>
+          <w:rFonts w:ascii="Consolas" w:eastAsia="Times New Roman" w:hAnsi="Consolas" w:cs="Times New Roman"/>
+          <w:color w:val="AF00DB"/>
+          <w:kern w:val="0"/>
+          <w:sz w:val="21"/>
+          <w:szCs w:val="21"/>
+          <w14:ligatures w14:val="none"/>
+        </w:rPr>
+        <w:t>import</w:t>
+      </w:r>
+      <w:r>
+        <w:rPr>
+          <w:rFonts w:ascii="Consolas" w:eastAsia="Times New Roman" w:hAnsi="Consolas" w:cs="Times New Roman"/>
+          <w:color w:val="3B3B3B"/>
+          <w:kern w:val="0"/>
+          <w:sz w:val="21"/>
+          <w:szCs w:val="21"/>
+          <w14:ligatures w14:val="none"/>
+        </w:rPr>
+        <w:t xml:space="preserve"> </w:t>
+      </w:r>
+      <w:proofErr w:type="gramStart"/>
+      <w:r>
+        <w:rPr>
+          <w:rFonts w:ascii="Consolas" w:eastAsia="Times New Roman" w:hAnsi="Consolas" w:cs="Times New Roman"/>
+          <w:color w:val="3B3B3B"/>
+          <w:kern w:val="0"/>
+          <w:sz w:val="21"/>
+          <w:szCs w:val="21"/>
+          <w14:ligatures w14:val="none"/>
+        </w:rPr>
+        <w:t xml:space="preserve">{ </w:t>
+      </w:r>
+      <w:r>
+        <w:rPr>
+          <w:rFonts w:ascii="Consolas" w:eastAsia="Times New Roman" w:hAnsi="Consolas" w:cs="Times New Roman"/>
+          <w:color w:val="001080"/>
+          <w:kern w:val="0"/>
+          <w:sz w:val="21"/>
+          <w:szCs w:val="21"/>
+          <w14:ligatures w14:val="none"/>
+        </w:rPr>
+        <w:t>Profile</w:t>
+      </w:r>
+      <w:proofErr w:type="gramEnd"/>
+      <w:r>
+        <w:rPr>
+          <w:rFonts w:ascii="Consolas" w:eastAsia="Times New Roman" w:hAnsi="Consolas" w:cs="Times New Roman"/>
+          <w:color w:val="3B3B3B"/>
+          <w:kern w:val="0"/>
+          <w:sz w:val="21"/>
+          <w:szCs w:val="21"/>
+          <w14:ligatures w14:val="none"/>
+        </w:rPr>
+        <w:t xml:space="preserve"> } </w:t>
+      </w:r>
+      <w:r>
+        <w:rPr>
+          <w:rFonts w:ascii="Consolas" w:eastAsia="Times New Roman" w:hAnsi="Consolas" w:cs="Times New Roman"/>
+          <w:color w:val="AF00DB"/>
+          <w:kern w:val="0"/>
+          <w:sz w:val="21"/>
+          <w:szCs w:val="21"/>
+          <w14:ligatures w14:val="none"/>
+        </w:rPr>
+        <w:t>from</w:t>
+      </w:r>
+      <w:r>
+        <w:rPr>
+          <w:rFonts w:ascii="Consolas" w:eastAsia="Times New Roman" w:hAnsi="Consolas" w:cs="Times New Roman"/>
+          <w:color w:val="3B3B3B"/>
+          <w:kern w:val="0"/>
+          <w:sz w:val="21"/>
+          <w:szCs w:val="21"/>
+          <w14:ligatures w14:val="none"/>
+        </w:rPr>
+        <w:t xml:space="preserve"> </w:t>
+      </w:r>
+      <w:r>
+        <w:rPr>
+          <w:rFonts w:ascii="Consolas" w:eastAsia="Times New Roman" w:hAnsi="Consolas" w:cs="Times New Roman"/>
+          <w:color w:val="A31515"/>
+          <w:kern w:val="0"/>
+          <w:sz w:val="21"/>
+          <w:szCs w:val="21"/>
+          <w14:ligatures w14:val="none"/>
+        </w:rPr>
+        <w:t>'../profile/profile.entity'</w:t>
+      </w:r>
+      <w:r>
+        <w:rPr>
+          <w:rFonts w:ascii="Consolas" w:eastAsia="Times New Roman" w:hAnsi="Consolas" w:cs="Times New Roman"/>
+          <w:color w:val="3B3B3B"/>
+          <w:kern w:val="0"/>
+          <w:sz w:val="21"/>
+          <w:szCs w:val="21"/>
+          <w14:ligatures w14:val="none"/>
+        </w:rPr>
+        <w:t>;</w:t>
+      </w:r>
+    </w:p>
+    <w:p>
+      <w:pPr>
+        <w:shd w:val="clear" w:color="auto" w:fill="FFFFFF"/>
+        <w:spacing w:after="0" w:line="285" w:lineRule="atLeast"/>
+        <w:rPr>
+          <w:rFonts w:ascii="Consolas" w:eastAsia="Times New Roman" w:hAnsi="Consolas" w:cs="Times New Roman"/>
+          <w:color w:val="3B3B3B"/>
+          <w:kern w:val="0"/>
+          <w:sz w:val="21"/>
+          <w:szCs w:val="21"/>
+          <w14:ligatures w14:val="none"/>
+        </w:rPr>
+      </w:pPr>
+      <w:r>
+        <w:rPr>
+          <w:rFonts w:ascii="Consolas" w:eastAsia="Times New Roman" w:hAnsi="Consolas" w:cs="Times New Roman"/>
+          <w:color w:val="AF00DB"/>
+          <w:kern w:val="0"/>
+          <w:sz w:val="21"/>
+          <w:szCs w:val="21"/>
+          <w14:ligatures w14:val="none"/>
+        </w:rPr>
+        <w:t>import</w:t>
+      </w:r>
+      <w:r>
+        <w:rPr>
+          <w:rFonts w:ascii="Consolas" w:eastAsia="Times New Roman" w:hAnsi="Consolas" w:cs="Times New Roman"/>
+          <w:color w:val="3B3B3B"/>
+          <w:kern w:val="0"/>
+          <w:sz w:val="21"/>
+          <w:szCs w:val="21"/>
+          <w14:ligatures w14:val="none"/>
+        </w:rPr>
+        <w:t xml:space="preserve"> </w:t>
+      </w:r>
+      <w:proofErr w:type="gramStart"/>
+      <w:r>
+        <w:rPr>
+          <w:rFonts w:ascii="Consolas" w:eastAsia="Times New Roman" w:hAnsi="Consolas" w:cs="Times New Roman"/>
+          <w:color w:val="3B3B3B"/>
+          <w:kern w:val="0"/>
+          <w:sz w:val="21"/>
+          <w:szCs w:val="21"/>
+          <w14:ligatures w14:val="none"/>
+        </w:rPr>
+        <w:t xml:space="preserve">{ </w:t>
+      </w:r>
+      <w:r>
+        <w:rPr>
+          <w:rFonts w:ascii="Consolas" w:eastAsia="Times New Roman" w:hAnsi="Consolas" w:cs="Times New Roman"/>
+          <w:color w:val="001080"/>
+          <w:kern w:val="0"/>
+          <w:sz w:val="21"/>
+          <w:szCs w:val="21"/>
+          <w14:ligatures w14:val="none"/>
+        </w:rPr>
+        <w:t>Post</w:t>
+      </w:r>
+      <w:proofErr w:type="gramEnd"/>
+      <w:r>
+        <w:rPr>
+          <w:rFonts w:ascii="Consolas" w:eastAsia="Times New Roman" w:hAnsi="Consolas" w:cs="Times New Roman"/>
+          <w:color w:val="3B3B3B"/>
+          <w:kern w:val="0"/>
+          <w:sz w:val="21"/>
+          <w:szCs w:val="21"/>
+          <w14:ligatures w14:val="none"/>
+        </w:rPr>
+        <w:t xml:space="preserve"> } </w:t>
+      </w:r>
+      <w:r>
+        <w:rPr>
+          <w:rFonts w:ascii="Consolas" w:eastAsia="Times New Roman" w:hAnsi="Consolas" w:cs="Times New Roman"/>
+          <w:color w:val="AF00DB"/>
+          <w:kern w:val="0"/>
+          <w:sz w:val="21"/>
+          <w:szCs w:val="21"/>
+          <w14:ligatures w14:val="none"/>
+        </w:rPr>
+        <w:t>from</w:t>
+      </w:r>
+      <w:r>
+        <w:rPr>
+          <w:rFonts w:ascii="Consolas" w:eastAsia="Times New Roman" w:hAnsi="Consolas" w:cs="Times New Roman"/>
+          <w:color w:val="3B3B3B"/>
+          <w:kern w:val="0"/>
+          <w:sz w:val="21"/>
+          <w:szCs w:val="21"/>
+          <w14:ligatures w14:val="none"/>
+        </w:rPr>
+        <w:t xml:space="preserve"> </w:t>
+      </w:r>
+      <w:r>
+        <w:rPr>
+          <w:rFonts w:ascii="Consolas" w:eastAsia="Times New Roman" w:hAnsi="Consolas" w:cs="Times New Roman"/>
+          <w:color w:val="A31515"/>
+          <w:kern w:val="0"/>
+          <w:sz w:val="21"/>
+          <w:szCs w:val="21"/>
+          <w14:ligatures w14:val="none"/>
+        </w:rPr>
+        <w:t>'../post/post.entity'</w:t>
+      </w:r>
+      <w:r>
+        <w:rPr>
+          <w:rFonts w:ascii="Consolas" w:eastAsia="Times New Roman" w:hAnsi="Consolas" w:cs="Times New Roman"/>
+          <w:color w:val="3B3B3B"/>
+          <w:kern w:val="0"/>
+          <w:sz w:val="21"/>
+          <w:szCs w:val="21"/>
+          <w14:ligatures w14:val="none"/>
+        </w:rPr>
+        <w:t>;</w:t>
+      </w:r>
+    </w:p>
+    <w:p>
+      <w:pPr>
+        <w:shd w:val="clear" w:color="auto" w:fill="FFFFFF"/>
+        <w:spacing w:after="0" w:line="285" w:lineRule="atLeast"/>
+        <w:rPr>
+          <w:rFonts w:ascii="Consolas" w:eastAsia="Times New Roman" w:hAnsi="Consolas" w:cs="Times New Roman"/>
+          <w:color w:val="3B3B3B"/>
+          <w:kern w:val="0"/>
+          <w:sz w:val="21"/>
+          <w:szCs w:val="21"/>
+          <w14:ligatures w14:val="none"/>
+        </w:rPr>
+      </w:pPr>
+    </w:p>
+    <w:p>
+      <w:pPr>
+        <w:shd w:val="clear" w:color="auto" w:fill="FFFFFF"/>
+        <w:spacing w:after="0" w:line="285" w:lineRule="atLeast"/>
+        <w:rPr>
+          <w:rFonts w:ascii="Consolas" w:eastAsia="Times New Roman" w:hAnsi="Consolas" w:cs="Times New Roman"/>
+          <w:color w:val="3B3B3B"/>
+          <w:kern w:val="0"/>
+          <w:sz w:val="21"/>
+          <w:szCs w:val="21"/>
+          <w14:ligatures w14:val="none"/>
+        </w:rPr>
+      </w:pPr>
+      <w:r>
+        <w:rPr>
+          <w:rFonts w:ascii="Consolas" w:eastAsia="Times New Roman" w:hAnsi="Consolas" w:cs="Times New Roman"/>
+          <w:color w:val="3B3B3B"/>
+          <w:kern w:val="0"/>
+          <w:sz w:val="21"/>
+          <w:szCs w:val="21"/>
+          <w14:ligatures w14:val="none"/>
+        </w:rPr>
+        <w:t>@</w:t>
+      </w:r>
+      <w:r>
+        <w:rPr>
+          <w:rFonts w:ascii="Consolas" w:eastAsia="Times New Roman" w:hAnsi="Consolas" w:cs="Times New Roman"/>
+          <w:color w:val="795E26"/>
+          <w:kern w:val="0"/>
+          <w:sz w:val="21"/>
+          <w:szCs w:val="21"/>
+          <w14:ligatures w14:val="none"/>
+        </w:rPr>
+        <w:t>Entity</w:t>
+      </w:r>
+      <w:r>
+        <w:rPr>
+          <w:rFonts w:ascii="Consolas" w:eastAsia="Times New Roman" w:hAnsi="Consolas" w:cs="Times New Roman"/>
+          <w:color w:val="3B3B3B"/>
+          <w:kern w:val="0"/>
+          <w:sz w:val="21"/>
+          <w:szCs w:val="21"/>
+          <w14:ligatures w14:val="none"/>
+        </w:rPr>
+        <w:t>(</w:t>
+      </w:r>
+      <w:r>
+        <w:rPr>
+          <w:rFonts w:ascii="Consolas" w:eastAsia="Times New Roman" w:hAnsi="Consolas" w:cs="Times New Roman"/>
+          <w:color w:val="A31515"/>
+          <w:kern w:val="0"/>
+          <w:sz w:val="21"/>
+          <w:szCs w:val="21"/>
+          <w14:ligatures w14:val="none"/>
+        </w:rPr>
+        <w:t>'users'</w:t>
+      </w:r>
+      <w:r>
+        <w:rPr>
+          <w:rFonts w:ascii="Consolas" w:eastAsia="Times New Roman" w:hAnsi="Consolas" w:cs="Times New Roman"/>
+          <w:color w:val="3B3B3B"/>
+          <w:kern w:val="0"/>
+          <w:sz w:val="21"/>
+          <w:szCs w:val="21"/>
+          <w14:ligatures w14:val="none"/>
+        </w:rPr>
+        <w:t>)</w:t>
+      </w:r>
+    </w:p>
+    <w:p>
+      <w:pPr>
+        <w:shd w:val="clear" w:color="auto" w:fill="FFFFFF"/>
+        <w:spacing w:after="0" w:line="285" w:lineRule="atLeast"/>
+        <w:rPr>
+          <w:rFonts w:ascii="Consolas" w:eastAsia="Times New Roman" w:hAnsi="Consolas" w:cs="Times New Roman"/>
+          <w:color w:val="3B3B3B"/>
+          <w:kern w:val="0"/>
+          <w:sz w:val="21"/>
+          <w:szCs w:val="21"/>
+          <w14:ligatures w14:val="none"/>
+        </w:rPr>
+      </w:pPr>
+      <w:r>
+        <w:rPr>
+          <w:rFonts w:ascii="Consolas" w:eastAsia="Times New Roman" w:hAnsi="Consolas" w:cs="Times New Roman"/>
+          <w:color w:val="AF00DB"/>
+          <w:kern w:val="0"/>
+          <w:sz w:val="21"/>
+          <w:szCs w:val="21"/>
+          <w14:ligatures w14:val="none"/>
+        </w:rPr>
+        <w:t>export</w:t>
+      </w:r>
+      <w:r>
+        <w:rPr>
+          <w:rFonts w:ascii="Consolas" w:eastAsia="Times New Roman" w:hAnsi="Consolas" w:cs="Times New Roman"/>
+          <w:color w:val="3B3B3B"/>
+          <w:kern w:val="0"/>
+          <w:sz w:val="21"/>
+          <w:szCs w:val="21"/>
+          <w14:ligatures w14:val="none"/>
+        </w:rPr>
+        <w:t xml:space="preserve"> </w:t>
+      </w:r>
+      <w:r>
+        <w:rPr>
+          <w:rFonts w:ascii="Consolas" w:eastAsia="Times New Roman" w:hAnsi="Consolas" w:cs="Times New Roman"/>
+          <w:color w:val="0000FF"/>
+          <w:kern w:val="0"/>
+          <w:sz w:val="21"/>
+          <w:szCs w:val="21"/>
+          <w14:ligatures w14:val="none"/>
+        </w:rPr>
+        <w:t>class</w:t>
+      </w:r>
+      <w:r>
+        <w:rPr>
+          <w:rFonts w:ascii="Consolas" w:eastAsia="Times New Roman" w:hAnsi="Consolas" w:cs="Times New Roman"/>
+          <w:color w:val="3B3B3B"/>
+          <w:kern w:val="0"/>
+          <w:sz w:val="21"/>
+          <w:szCs w:val="21"/>
+          <w14:ligatures w14:val="none"/>
+        </w:rPr>
+        <w:t xml:space="preserve"> </w:t>
+      </w:r>
+      <w:r>
+        <w:rPr>
+          <w:rFonts w:ascii="Consolas" w:eastAsia="Times New Roman" w:hAnsi="Consolas" w:cs="Times New Roman"/>
+          <w:color w:val="267F99"/>
+          <w:kern w:val="0"/>
+          <w:sz w:val="21"/>
+          <w:szCs w:val="21"/>
+          <w14:ligatures w14:val="none"/>
+        </w:rPr>
+        <w:t>User</w:t>
+      </w:r>
+      <w:r>
+        <w:rPr>
+          <w:rFonts w:ascii="Consolas" w:eastAsia="Times New Roman" w:hAnsi="Consolas" w:cs="Times New Roman"/>
+          <w:color w:val="3B3B3B"/>
+          <w:kern w:val="0"/>
+          <w:sz w:val="21"/>
+          <w:szCs w:val="21"/>
+          <w14:ligatures w14:val="none"/>
+        </w:rPr>
+        <w:t xml:space="preserve"> {</w:t>
+      </w:r>
+    </w:p>
+    <w:p>
+      <w:pPr>
+        <w:shd w:val="clear" w:color="auto" w:fill="FFFFFF"/>
+        <w:spacing w:after="0" w:line="285" w:lineRule="atLeast"/>
+        <w:rPr>
+          <w:rFonts w:ascii="Consolas" w:eastAsia="Times New Roman" w:hAnsi="Consolas" w:cs="Times New Roman"/>
+          <w:color w:val="3B3B3B"/>
+          <w:kern w:val="0"/>
+          <w:sz w:val="21"/>
+          <w:szCs w:val="21"/>
+          <w14:ligatures w14:val="none"/>
+        </w:rPr>
+      </w:pPr>
+      <w:r>
+        <w:rPr>
+          <w:rFonts w:ascii="Consolas" w:eastAsia="Times New Roman" w:hAnsi="Consolas" w:cs="Times New Roman"/>
+          <w:color w:val="3B3B3B"/>
+          <w:kern w:val="0"/>
+          <w:sz w:val="21"/>
+          <w:szCs w:val="21"/>
+          <w14:ligatures w14:val="none"/>
+        </w:rPr>
+        <w:t>  @</w:t>
+      </w:r>
+      <w:r>
+        <w:rPr>
+          <w:rFonts w:ascii="Consolas" w:eastAsia="Times New Roman" w:hAnsi="Consolas" w:cs="Times New Roman"/>
+          <w:color w:val="795E26"/>
+          <w:kern w:val="0"/>
+          <w:sz w:val="21"/>
+          <w:szCs w:val="21"/>
+          <w14:ligatures w14:val="none"/>
+        </w:rPr>
+        <w:t>PrimaryGeneratedColumn</w:t>
+      </w:r>
+      <w:r>
+        <w:rPr>
+          <w:rFonts w:ascii="Consolas" w:eastAsia="Times New Roman" w:hAnsi="Consolas" w:cs="Times New Roman"/>
+          <w:color w:val="3B3B3B"/>
+          <w:kern w:val="0"/>
+          <w:sz w:val="21"/>
+          <w:szCs w:val="21"/>
+          <w14:ligatures w14:val="none"/>
+        </w:rPr>
+        <w:t>(</w:t>
+      </w:r>
+      <w:r>
+        <w:rPr>
+          <w:rFonts w:ascii="Consolas" w:eastAsia="Times New Roman" w:hAnsi="Consolas" w:cs="Times New Roman"/>
+          <w:color w:val="A31515"/>
+          <w:kern w:val="0"/>
+          <w:sz w:val="21"/>
+          <w:szCs w:val="21"/>
+          <w14:ligatures w14:val="none"/>
+        </w:rPr>
+        <w:t>'uuid'</w:t>
+      </w:r>
+      <w:r>
+        <w:rPr>
+          <w:rFonts w:ascii="Consolas" w:eastAsia="Times New Roman" w:hAnsi="Consolas" w:cs="Times New Roman"/>
+          <w:color w:val="3B3B3B"/>
+          <w:kern w:val="0"/>
+          <w:sz w:val="21"/>
+          <w:szCs w:val="21"/>
+          <w14:ligatures w14:val="none"/>
+        </w:rPr>
+        <w:t>)</w:t>
+      </w:r>
+    </w:p>
+    <w:p>
+      <w:pPr>
+        <w:shd w:val="clear" w:color="auto" w:fill="FFFFFF"/>
+        <w:spacing w:after="0" w:line="285" w:lineRule="atLeast"/>
+        <w:rPr>
+          <w:rFonts w:ascii="Consolas" w:eastAsia="Times New Roman" w:hAnsi="Consolas" w:cs="Times New Roman"/>
+          <w:color w:val="3B3B3B"/>
+          <w:kern w:val="0"/>
+          <w:sz w:val="21"/>
+          <w:szCs w:val="21"/>
+          <w14:ligatures w14:val="none"/>
+        </w:rPr>
+      </w:pPr>
+      <w:r>
+        <w:rPr>
+          <w:rFonts w:ascii="Consolas" w:eastAsia="Times New Roman" w:hAnsi="Consolas" w:cs="Times New Roman"/>
+          <w:color w:val="3B3B3B"/>
+          <w:kern w:val="0"/>
+          <w:sz w:val="21"/>
+          <w:szCs w:val="21"/>
+          <w14:ligatures w14:val="none"/>
+        </w:rPr>
+        <w:t xml:space="preserve">  </w:t>
+      </w:r>
+      <w:r>
+        <w:rPr>
+          <w:rFonts w:ascii="Consolas" w:eastAsia="Times New Roman" w:hAnsi="Consolas" w:cs="Times New Roman"/>
+          <w:color w:val="001080"/>
+          <w:kern w:val="0"/>
+          <w:sz w:val="21"/>
+          <w:szCs w:val="21"/>
+          <w14:ligatures w14:val="none"/>
+        </w:rPr>
+        <w:t>id</w:t>
+      </w:r>
+      <w:r>
+        <w:rPr>
+          <w:rFonts w:ascii="Consolas" w:eastAsia="Times New Roman" w:hAnsi="Consolas" w:cs="Times New Roman"/>
+          <w:color w:val="000000"/>
+          <w:kern w:val="0"/>
+          <w:sz w:val="21"/>
+          <w:szCs w:val="21"/>
+          <w14:ligatures w14:val="none"/>
+        </w:rPr>
+        <w:t>:</w:t>
+      </w:r>
+      <w:r>
+        <w:rPr>
+          <w:rFonts w:ascii="Consolas" w:eastAsia="Times New Roman" w:hAnsi="Consolas" w:cs="Times New Roman"/>
+          <w:color w:val="3B3B3B"/>
+          <w:kern w:val="0"/>
+          <w:sz w:val="21"/>
+          <w:szCs w:val="21"/>
+          <w14:ligatures w14:val="none"/>
+        </w:rPr>
+        <w:t xml:space="preserve"> </w:t>
+      </w:r>
+      <w:r>
+        <w:rPr>
+          <w:rFonts w:ascii="Consolas" w:eastAsia="Times New Roman" w:hAnsi="Consolas" w:cs="Times New Roman"/>
+          <w:color w:val="267F99"/>
+          <w:kern w:val="0"/>
+          <w:sz w:val="21"/>
+          <w:szCs w:val="21"/>
+          <w14:ligatures w14:val="none"/>
+        </w:rPr>
+        <w:t>string</w:t>
+      </w:r>
+      <w:r>
+        <w:rPr>
+          <w:rFonts w:ascii="Consolas" w:eastAsia="Times New Roman" w:hAnsi="Consolas" w:cs="Times New Roman"/>
+          <w:color w:val="3B3B3B"/>
+          <w:kern w:val="0"/>
+          <w:sz w:val="21"/>
+          <w:szCs w:val="21"/>
+          <w14:ligatures w14:val="none"/>
+        </w:rPr>
+        <w:t>;</w:t>
+      </w:r>
+    </w:p>
+    <w:p>
+      <w:pPr>
+        <w:shd w:val="clear" w:color="auto" w:fill="FFFFFF"/>
+        <w:spacing w:after="0" w:line="285" w:lineRule="atLeast"/>
+        <w:rPr>
+          <w:rFonts w:ascii="Consolas" w:eastAsia="Times New Roman" w:hAnsi="Consolas" w:cs="Times New Roman"/>
+          <w:color w:val="3B3B3B"/>
+          <w:kern w:val="0"/>
+          <w:sz w:val="21"/>
+          <w:szCs w:val="21"/>
+          <w14:ligatures w14:val="none"/>
+        </w:rPr>
+      </w:pPr>
+    </w:p>
+    <w:p>
+      <w:pPr>
+        <w:shd w:val="clear" w:color="auto" w:fill="FFFFFF"/>
+        <w:spacing w:after="0" w:line="285" w:lineRule="atLeast"/>
+        <w:rPr>
+          <w:rFonts w:ascii="Consolas" w:eastAsia="Times New Roman" w:hAnsi="Consolas" w:cs="Times New Roman"/>
+          <w:color w:val="3B3B3B"/>
+          <w:kern w:val="0"/>
+          <w:sz w:val="21"/>
+          <w:szCs w:val="21"/>
+          <w14:ligatures w14:val="none"/>
+        </w:rPr>
+      </w:pPr>
+      <w:r>
+        <w:rPr>
+          <w:rFonts w:ascii="Consolas" w:eastAsia="Times New Roman" w:hAnsi="Consolas" w:cs="Times New Roman"/>
+          <w:color w:val="3B3B3B"/>
+          <w:kern w:val="0"/>
+          <w:sz w:val="21"/>
+          <w:szCs w:val="21"/>
+          <w14:ligatures w14:val="none"/>
+        </w:rPr>
+        <w:t>  @</w:t>
+      </w:r>
+      <w:proofErr w:type="gramStart"/>
+      <w:r>
+        <w:rPr>
+          <w:rFonts w:ascii="Consolas" w:eastAsia="Times New Roman" w:hAnsi="Consolas" w:cs="Times New Roman"/>
+          <w:color w:val="795E26"/>
+          <w:kern w:val="0"/>
+          <w:sz w:val="21"/>
+          <w:szCs w:val="21"/>
+          <w14:ligatures w14:val="none"/>
+        </w:rPr>
+        <w:t>Column</w:t>
+      </w:r>
+      <w:r>
+        <w:rPr>
+          <w:rFonts w:ascii="Consolas" w:eastAsia="Times New Roman" w:hAnsi="Consolas" w:cs="Times New Roman"/>
+          <w:color w:val="3B3B3B"/>
+          <w:kern w:val="0"/>
+          <w:sz w:val="21"/>
+          <w:szCs w:val="21"/>
+          <w14:ligatures w14:val="none"/>
+        </w:rPr>
+        <w:t xml:space="preserve">({ </w:t>
+      </w:r>
+      <w:r>
+        <w:rPr>
+          <w:rFonts w:ascii="Consolas" w:eastAsia="Times New Roman" w:hAnsi="Consolas" w:cs="Times New Roman"/>
+          <w:color w:val="001080"/>
+          <w:kern w:val="0"/>
+          <w:sz w:val="21"/>
+          <w:szCs w:val="21"/>
+          <w14:ligatures w14:val="none"/>
+        </w:rPr>
+        <w:t>unique</w:t>
+      </w:r>
+      <w:proofErr w:type="gramEnd"/>
+      <w:r>
+        <w:rPr>
+          <w:rFonts w:ascii="Consolas" w:eastAsia="Times New Roman" w:hAnsi="Consolas" w:cs="Times New Roman"/>
+          <w:color w:val="001080"/>
+          <w:kern w:val="0"/>
+          <w:sz w:val="21"/>
+          <w:szCs w:val="21"/>
+          <w14:ligatures w14:val="none"/>
+        </w:rPr>
+        <w:t>:</w:t>
+      </w:r>
+      <w:r>
+        <w:rPr>
+          <w:rFonts w:ascii="Consolas" w:eastAsia="Times New Roman" w:hAnsi="Consolas" w:cs="Times New Roman"/>
+          <w:color w:val="3B3B3B"/>
+          <w:kern w:val="0"/>
+          <w:sz w:val="21"/>
+          <w:szCs w:val="21"/>
+          <w14:ligatures w14:val="none"/>
+        </w:rPr>
+        <w:t xml:space="preserve"> </w:t>
+      </w:r>
+      <w:proofErr w:type="gramStart"/>
+      <w:r>
+        <w:rPr>
+          <w:rFonts w:ascii="Consolas" w:eastAsia="Times New Roman" w:hAnsi="Consolas" w:cs="Times New Roman"/>
+          <w:color w:val="0000FF"/>
+          <w:kern w:val="0"/>
+          <w:sz w:val="21"/>
+          <w:szCs w:val="21"/>
+          <w14:ligatures w14:val="none"/>
+        </w:rPr>
+        <w:t>true</w:t>
+      </w:r>
+      <w:r>
+        <w:rPr>
+          <w:rFonts w:ascii="Consolas" w:eastAsia="Times New Roman" w:hAnsi="Consolas" w:cs="Times New Roman"/>
+          <w:color w:val="3B3B3B"/>
+          <w:kern w:val="0"/>
+          <w:sz w:val="21"/>
+          <w:szCs w:val="21"/>
+          <w14:ligatures w14:val="none"/>
+        </w:rPr>
+        <w:t xml:space="preserve"> }</w:t>
+      </w:r>
+      <w:proofErr w:type="gramEnd"/>
+      <w:r>
+        <w:rPr>
+          <w:rFonts w:ascii="Consolas" w:eastAsia="Times New Roman" w:hAnsi="Consolas" w:cs="Times New Roman"/>
+          <w:color w:val="3B3B3B"/>
+          <w:kern w:val="0"/>
+          <w:sz w:val="21"/>
+          <w:szCs w:val="21"/>
+          <w14:ligatures w14:val="none"/>
+        </w:rPr>
+        <w:t>)</w:t>
+      </w:r>
+    </w:p>
+    <w:p>
+      <w:pPr>
+        <w:shd w:val="clear" w:color="auto" w:fill="FFFFFF"/>
+        <w:spacing w:after="0" w:line="285" w:lineRule="atLeast"/>
+        <w:rPr>
+          <w:rFonts w:ascii="Consolas" w:eastAsia="Times New Roman" w:hAnsi="Consolas" w:cs="Times New Roman"/>
+          <w:color w:val="3B3B3B"/>
+          <w:kern w:val="0"/>
+          <w:sz w:val="21"/>
+          <w:szCs w:val="21"/>
+          <w14:ligatures w14:val="none"/>
+        </w:rPr>
+      </w:pPr>
+      <w:r>
+        <w:rPr>
+          <w:rFonts w:ascii="Consolas" w:eastAsia="Times New Roman" w:hAnsi="Consolas" w:cs="Times New Roman"/>
+          <w:color w:val="3B3B3B"/>
+          <w:kern w:val="0"/>
+          <w:sz w:val="21"/>
+          <w:szCs w:val="21"/>
+          <w14:ligatures w14:val="none"/>
+        </w:rPr>
+        <w:t xml:space="preserve">  </w:t>
+      </w:r>
+      <w:r>
+        <w:rPr>
+          <w:rFonts w:ascii="Consolas" w:eastAsia="Times New Roman" w:hAnsi="Consolas" w:cs="Times New Roman"/>
+          <w:color w:val="001080"/>
+          <w:kern w:val="0"/>
+          <w:sz w:val="21"/>
+          <w:szCs w:val="21"/>
+          <w14:ligatures w14:val="none"/>
+        </w:rPr>
+        <w:t>email</w:t>
+      </w:r>
+      <w:r>
+        <w:rPr>
+          <w:rFonts w:ascii="Consolas" w:eastAsia="Times New Roman" w:hAnsi="Consolas" w:cs="Times New Roman"/>
+          <w:color w:val="000000"/>
+          <w:kern w:val="0"/>
+          <w:sz w:val="21"/>
+          <w:szCs w:val="21"/>
+          <w14:ligatures w14:val="none"/>
+        </w:rPr>
+        <w:t>:</w:t>
+      </w:r>
+      <w:r>
+        <w:rPr>
+          <w:rFonts w:ascii="Consolas" w:eastAsia="Times New Roman" w:hAnsi="Consolas" w:cs="Times New Roman"/>
+          <w:color w:val="3B3B3B"/>
+          <w:kern w:val="0"/>
+          <w:sz w:val="21"/>
+          <w:szCs w:val="21"/>
+          <w14:ligatures w14:val="none"/>
+        </w:rPr>
+        <w:t xml:space="preserve"> </w:t>
+      </w:r>
+      <w:r>
+        <w:rPr>
+          <w:rFonts w:ascii="Consolas" w:eastAsia="Times New Roman" w:hAnsi="Consolas" w:cs="Times New Roman"/>
+          <w:color w:val="267F99"/>
+          <w:kern w:val="0"/>
+          <w:sz w:val="21"/>
+          <w:szCs w:val="21"/>
+          <w14:ligatures w14:val="none"/>
+        </w:rPr>
+        <w:t>string</w:t>
+      </w:r>
+      <w:r>
+        <w:rPr>
+          <w:rFonts w:ascii="Consolas" w:eastAsia="Times New Roman" w:hAnsi="Consolas" w:cs="Times New Roman"/>
+          <w:color w:val="3B3B3B"/>
+          <w:kern w:val="0"/>
+          <w:sz w:val="21"/>
+          <w:szCs w:val="21"/>
+          <w14:ligatures w14:val="none"/>
+        </w:rPr>
+        <w:t>;</w:t>
+      </w:r>
+    </w:p>
+    <w:p>
+      <w:pPr>
+        <w:shd w:val="clear" w:color="auto" w:fill="FFFFFF"/>
+        <w:spacing w:after="0" w:line="285" w:lineRule="atLeast"/>
+        <w:rPr>
+          <w:rFonts w:ascii="Consolas" w:eastAsia="Times New Roman" w:hAnsi="Consolas" w:cs="Times New Roman"/>
+          <w:color w:val="3B3B3B"/>
+          <w:kern w:val="0"/>
+          <w:sz w:val="21"/>
+          <w:szCs w:val="21"/>
+          <w14:ligatures w14:val="none"/>
+        </w:rPr>
+      </w:pPr>
+    </w:p>
+    <w:p>
+      <w:pPr>
+        <w:shd w:val="clear" w:color="auto" w:fill="FFFFFF"/>
+        <w:spacing w:after="0" w:line="285" w:lineRule="atLeast"/>
+        <w:rPr>
+          <w:rFonts w:ascii="Consolas" w:eastAsia="Times New Roman" w:hAnsi="Consolas" w:cs="Times New Roman"/>
+          <w:color w:val="3B3B3B"/>
+          <w:kern w:val="0"/>
+          <w:sz w:val="21"/>
+          <w:szCs w:val="21"/>
+          <w14:ligatures w14:val="none"/>
+        </w:rPr>
+      </w:pPr>
+      <w:r>
+        <w:rPr>
+          <w:rFonts w:ascii="Consolas" w:eastAsia="Times New Roman" w:hAnsi="Consolas" w:cs="Times New Roman"/>
+          <w:color w:val="3B3B3B"/>
+          <w:kern w:val="0"/>
+          <w:sz w:val="21"/>
+          <w:szCs w:val="21"/>
+          <w14:ligatures w14:val="none"/>
+        </w:rPr>
+        <w:t>  @</w:t>
+      </w:r>
+      <w:proofErr w:type="gramStart"/>
+      <w:r>
+        <w:rPr>
+          <w:rFonts w:ascii="Consolas" w:eastAsia="Times New Roman" w:hAnsi="Consolas" w:cs="Times New Roman"/>
+          <w:color w:val="795E26"/>
+          <w:kern w:val="0"/>
+          <w:sz w:val="21"/>
+          <w:szCs w:val="21"/>
+          <w14:ligatures w14:val="none"/>
+        </w:rPr>
+        <w:t>Column</w:t>
+      </w:r>
+      <w:r>
+        <w:rPr>
+          <w:rFonts w:ascii="Consolas" w:eastAsia="Times New Roman" w:hAnsi="Consolas" w:cs="Times New Roman"/>
+          <w:color w:val="3B3B3B"/>
+          <w:kern w:val="0"/>
+          <w:sz w:val="21"/>
+          <w:szCs w:val="21"/>
+          <w14:ligatures w14:val="none"/>
+        </w:rPr>
+        <w:t>(</w:t>
+      </w:r>
+      <w:proofErr w:type="gramEnd"/>
+      <w:r>
+        <w:rPr>
+          <w:rFonts w:ascii="Consolas" w:eastAsia="Times New Roman" w:hAnsi="Consolas" w:cs="Times New Roman"/>
+          <w:color w:val="3B3B3B"/>
+          <w:kern w:val="0"/>
+          <w:sz w:val="21"/>
+          <w:szCs w:val="21"/>
+          <w14:ligatures w14:val="none"/>
+        </w:rPr>
+        <w:t>)</w:t>
+      </w:r>
+    </w:p>
+    <w:p>
+      <w:pPr>
+        <w:shd w:val="clear" w:color="auto" w:fill="FFFFFF"/>
+        <w:spacing w:after="0" w:line="285" w:lineRule="atLeast"/>
+        <w:rPr>
+          <w:rFonts w:ascii="Consolas" w:eastAsia="Times New Roman" w:hAnsi="Consolas" w:cs="Times New Roman"/>
+          <w:color w:val="3B3B3B"/>
+          <w:kern w:val="0"/>
+          <w:sz w:val="21"/>
+          <w:szCs w:val="21"/>
+          <w14:ligatures w14:val="none"/>
+        </w:rPr>
+      </w:pPr>
+      <w:r>
+        <w:rPr>
+          <w:rFonts w:ascii="Consolas" w:eastAsia="Times New Roman" w:hAnsi="Consolas" w:cs="Times New Roman"/>
+          <w:color w:val="3B3B3B"/>
+          <w:kern w:val="0"/>
+          <w:sz w:val="21"/>
+          <w:szCs w:val="21"/>
+          <w14:ligatures w14:val="none"/>
+        </w:rPr>
+        <w:t xml:space="preserve">  </w:t>
+      </w:r>
+      <w:r>
+        <w:rPr>
+          <w:rFonts w:ascii="Consolas" w:eastAsia="Times New Roman" w:hAnsi="Consolas" w:cs="Times New Roman"/>
+          <w:color w:val="001080"/>
+          <w:kern w:val="0"/>
+          <w:sz w:val="21"/>
+          <w:szCs w:val="21"/>
+          <w14:ligatures w14:val="none"/>
+        </w:rPr>
+        <w:t>firstName</w:t>
+      </w:r>
+      <w:r>
+        <w:rPr>
+          <w:rFonts w:ascii="Consolas" w:eastAsia="Times New Roman" w:hAnsi="Consolas" w:cs="Times New Roman"/>
+          <w:color w:val="000000"/>
+          <w:kern w:val="0"/>
+          <w:sz w:val="21"/>
+          <w:szCs w:val="21"/>
+          <w14:ligatures w14:val="none"/>
+        </w:rPr>
+        <w:t>:</w:t>
+      </w:r>
+      <w:r>
+        <w:rPr>
+          <w:rFonts w:ascii="Consolas" w:eastAsia="Times New Roman" w:hAnsi="Consolas" w:cs="Times New Roman"/>
+          <w:color w:val="3B3B3B"/>
+          <w:kern w:val="0"/>
+          <w:sz w:val="21"/>
+          <w:szCs w:val="21"/>
+          <w14:ligatures w14:val="none"/>
+        </w:rPr>
+        <w:t xml:space="preserve"> </w:t>
+      </w:r>
+      <w:r>
+        <w:rPr>
+          <w:rFonts w:ascii="Consolas" w:eastAsia="Times New Roman" w:hAnsi="Consolas" w:cs="Times New Roman"/>
+          <w:color w:val="267F99"/>
+          <w:kern w:val="0"/>
+          <w:sz w:val="21"/>
+          <w:szCs w:val="21"/>
+          <w14:ligatures w14:val="none"/>
+        </w:rPr>
+        <w:t>string</w:t>
+      </w:r>
+      <w:r>
+        <w:rPr>
+          <w:rFonts w:ascii="Consolas" w:eastAsia="Times New Roman" w:hAnsi="Consolas" w:cs="Times New Roman"/>
+          <w:color w:val="3B3B3B"/>
+          <w:kern w:val="0"/>
+          <w:sz w:val="21"/>
+          <w:szCs w:val="21"/>
+          <w14:ligatures w14:val="none"/>
+        </w:rPr>
+        <w:t>;</w:t>
+      </w:r>
+    </w:p>
+    <w:p>
+      <w:pPr>
+        <w:shd w:val="clear" w:color="auto" w:fill="FFFFFF"/>
+        <w:spacing w:after="0" w:line="285" w:lineRule="atLeast"/>
+        <w:rPr>
+          <w:rFonts w:ascii="Consolas" w:eastAsia="Times New Roman" w:hAnsi="Consolas" w:cs="Times New Roman"/>
+          <w:color w:val="3B3B3B"/>
+          <w:kern w:val="0"/>
+          <w:sz w:val="21"/>
+          <w:szCs w:val="21"/>
+          <w14:ligatures w14:val="none"/>
+        </w:rPr>
+      </w:pPr>
+    </w:p>
+    <w:p>
+      <w:pPr>
+        <w:shd w:val="clear" w:color="auto" w:fill="FFFFFF"/>
+        <w:spacing w:after="0" w:line="285" w:lineRule="atLeast"/>
+        <w:rPr>
+          <w:rFonts w:ascii="Consolas" w:eastAsia="Times New Roman" w:hAnsi="Consolas" w:cs="Times New Roman"/>
+          <w:color w:val="3B3B3B"/>
+          <w:kern w:val="0"/>
+          <w:sz w:val="21"/>
+          <w:szCs w:val="21"/>
+          <w14:ligatures w14:val="none"/>
+        </w:rPr>
+      </w:pPr>
+      <w:r>
+        <w:rPr>
+          <w:rFonts w:ascii="Consolas" w:eastAsia="Times New Roman" w:hAnsi="Consolas" w:cs="Times New Roman"/>
+          <w:color w:val="3B3B3B"/>
+          <w:kern w:val="0"/>
+          <w:sz w:val="21"/>
+          <w:szCs w:val="21"/>
+          <w14:ligatures w14:val="none"/>
+        </w:rPr>
+        <w:t>  @</w:t>
+      </w:r>
+      <w:proofErr w:type="gramStart"/>
+      <w:r>
+        <w:rPr>
+          <w:rFonts w:ascii="Consolas" w:eastAsia="Times New Roman" w:hAnsi="Consolas" w:cs="Times New Roman"/>
+          <w:color w:val="795E26"/>
+          <w:kern w:val="0"/>
+          <w:sz w:val="21"/>
+          <w:szCs w:val="21"/>
+          <w14:ligatures w14:val="none"/>
+        </w:rPr>
+        <w:t>Column</w:t>
+      </w:r>
+      <w:r>
+        <w:rPr>
+          <w:rFonts w:ascii="Consolas" w:eastAsia="Times New Roman" w:hAnsi="Consolas" w:cs="Times New Roman"/>
+          <w:color w:val="3B3B3B"/>
+          <w:kern w:val="0"/>
+          <w:sz w:val="21"/>
+          <w:szCs w:val="21"/>
+          <w14:ligatures w14:val="none"/>
+        </w:rPr>
+        <w:t>(</w:t>
+      </w:r>
+      <w:proofErr w:type="gramEnd"/>
+      <w:r>
+        <w:rPr>
+          <w:rFonts w:ascii="Consolas" w:eastAsia="Times New Roman" w:hAnsi="Consolas" w:cs="Times New Roman"/>
+          <w:color w:val="3B3B3B"/>
+          <w:kern w:val="0"/>
+          <w:sz w:val="21"/>
+          <w:szCs w:val="21"/>
+          <w14:ligatures w14:val="none"/>
+        </w:rPr>
+        <w:t>)</w:t>
+      </w:r>
+    </w:p>
+    <w:p>
+      <w:pPr>
+        <w:shd w:val="clear" w:color="auto" w:fill="FFFFFF"/>
+        <w:spacing w:after="0" w:line="285" w:lineRule="atLeast"/>
+        <w:rPr>
+          <w:rFonts w:ascii="Consolas" w:eastAsia="Times New Roman" w:hAnsi="Consolas" w:cs="Times New Roman"/>
+          <w:color w:val="3B3B3B"/>
+          <w:kern w:val="0"/>
+          <w:sz w:val="21"/>
+          <w:szCs w:val="21"/>
+          <w14:ligatures w14:val="none"/>
+        </w:rPr>
+      </w:pPr>
+      <w:r>
+        <w:rPr>
+          <w:rFonts w:ascii="Consolas" w:eastAsia="Times New Roman" w:hAnsi="Consolas" w:cs="Times New Roman"/>
+          <w:color w:val="3B3B3B"/>
+          <w:kern w:val="0"/>
+          <w:sz w:val="21"/>
+          <w:szCs w:val="21"/>
+          <w14:ligatures w14:val="none"/>
+        </w:rPr>
+        <w:t xml:space="preserve">  </w:t>
+      </w:r>
+      <w:r>
+        <w:rPr>
+          <w:rFonts w:ascii="Consolas" w:eastAsia="Times New Roman" w:hAnsi="Consolas" w:cs="Times New Roman"/>
+          <w:color w:val="001080"/>
+          <w:kern w:val="0"/>
+          <w:sz w:val="21"/>
+          <w:szCs w:val="21"/>
+          <w14:ligatures w14:val="none"/>
+        </w:rPr>
+        <w:t>lastName</w:t>
+      </w:r>
+      <w:r>
+        <w:rPr>
+          <w:rFonts w:ascii="Consolas" w:eastAsia="Times New Roman" w:hAnsi="Consolas" w:cs="Times New Roman"/>
+          <w:color w:val="000000"/>
+          <w:kern w:val="0"/>
+          <w:sz w:val="21"/>
+          <w:szCs w:val="21"/>
+          <w14:ligatures w14:val="none"/>
+        </w:rPr>
+        <w:t>:</w:t>
+      </w:r>
+      <w:r>
+        <w:rPr>
+          <w:rFonts w:ascii="Consolas" w:eastAsia="Times New Roman" w:hAnsi="Consolas" w:cs="Times New Roman"/>
+          <w:color w:val="3B3B3B"/>
+          <w:kern w:val="0"/>
+          <w:sz w:val="21"/>
+          <w:szCs w:val="21"/>
+          <w14:ligatures w14:val="none"/>
+        </w:rPr>
+        <w:t xml:space="preserve"> </w:t>
+      </w:r>
+      <w:r>
+        <w:rPr>
+          <w:rFonts w:ascii="Consolas" w:eastAsia="Times New Roman" w:hAnsi="Consolas" w:cs="Times New Roman"/>
+          <w:color w:val="267F99"/>
+          <w:kern w:val="0"/>
+          <w:sz w:val="21"/>
+          <w:szCs w:val="21"/>
+          <w14:ligatures w14:val="none"/>
+        </w:rPr>
+        <w:t>string</w:t>
+      </w:r>
+      <w:r>
+        <w:rPr>
+          <w:rFonts w:ascii="Consolas" w:eastAsia="Times New Roman" w:hAnsi="Consolas" w:cs="Times New Roman"/>
+          <w:color w:val="3B3B3B"/>
+          <w:kern w:val="0"/>
+          <w:sz w:val="21"/>
+          <w:szCs w:val="21"/>
+          <w14:ligatures w14:val="none"/>
+        </w:rPr>
+        <w:t>;</w:t>
+      </w:r>
+    </w:p>
+    <w:p>
+      <w:pPr>
+        <w:shd w:val="clear" w:color="auto" w:fill="FFFFFF"/>
+        <w:spacing w:after="0" w:line="285" w:lineRule="atLeast"/>
+        <w:rPr>
+          <w:rFonts w:ascii="Consolas" w:eastAsia="Times New Roman" w:hAnsi="Consolas" w:cs="Times New Roman"/>
+          <w:color w:val="3B3B3B"/>
+          <w:kern w:val="0"/>
+          <w:sz w:val="21"/>
+          <w:szCs w:val="21"/>
+          <w14:ligatures w14:val="none"/>
+        </w:rPr>
+      </w:pPr>
+    </w:p>
+    <w:p>
+      <w:pPr>
+        <w:shd w:val="clear" w:color="auto" w:fill="FFFFFF"/>
+        <w:spacing w:after="0" w:line="285" w:lineRule="atLeast"/>
+        <w:rPr>
+          <w:rFonts w:ascii="Consolas" w:eastAsia="Times New Roman" w:hAnsi="Consolas" w:cs="Times New Roman"/>
+          <w:color w:val="3B3B3B"/>
+          <w:kern w:val="0"/>
+          <w:sz w:val="21"/>
+          <w:szCs w:val="21"/>
+          <w14:ligatures w14:val="none"/>
+        </w:rPr>
+      </w:pPr>
+      <w:r>
+        <w:rPr>
+          <w:rFonts w:ascii="Consolas" w:eastAsia="Times New Roman" w:hAnsi="Consolas" w:cs="Times New Roman"/>
+          <w:color w:val="3B3B3B"/>
+          <w:kern w:val="0"/>
+          <w:sz w:val="21"/>
+          <w:szCs w:val="21"/>
+          <w14:ligatures w14:val="none"/>
+        </w:rPr>
+        <w:t>  @</w:t>
+      </w:r>
+      <w:proofErr w:type="gramStart"/>
+      <w:r>
+        <w:rPr>
+          <w:rFonts w:ascii="Consolas" w:eastAsia="Times New Roman" w:hAnsi="Consolas" w:cs="Times New Roman"/>
+          <w:color w:val="795E26"/>
+          <w:kern w:val="0"/>
+          <w:sz w:val="21"/>
+          <w:szCs w:val="21"/>
+          <w14:ligatures w14:val="none"/>
+        </w:rPr>
+        <w:t>Column</w:t>
+      </w:r>
+      <w:r>
+        <w:rPr>
+          <w:rFonts w:ascii="Consolas" w:eastAsia="Times New Roman" w:hAnsi="Consolas" w:cs="Times New Roman"/>
+          <w:color w:val="3B3B3B"/>
+          <w:kern w:val="0"/>
+          <w:sz w:val="21"/>
+          <w:szCs w:val="21"/>
+          <w14:ligatures w14:val="none"/>
+        </w:rPr>
+        <w:t xml:space="preserve">({ </w:t>
+      </w:r>
+      <w:r>
+        <w:rPr>
+          <w:rFonts w:ascii="Consolas" w:eastAsia="Times New Roman" w:hAnsi="Consolas" w:cs="Times New Roman"/>
+          <w:color w:val="001080"/>
+          <w:kern w:val="0"/>
+          <w:sz w:val="21"/>
+          <w:szCs w:val="21"/>
+          <w14:ligatures w14:val="none"/>
+        </w:rPr>
+        <w:t>default</w:t>
+      </w:r>
+      <w:proofErr w:type="gramEnd"/>
+      <w:r>
+        <w:rPr>
+          <w:rFonts w:ascii="Consolas" w:eastAsia="Times New Roman" w:hAnsi="Consolas" w:cs="Times New Roman"/>
+          <w:color w:val="001080"/>
+          <w:kern w:val="0"/>
+          <w:sz w:val="21"/>
+          <w:szCs w:val="21"/>
+          <w14:ligatures w14:val="none"/>
+        </w:rPr>
+        <w:t>:</w:t>
+      </w:r>
+      <w:r>
+        <w:rPr>
+          <w:rFonts w:ascii="Consolas" w:eastAsia="Times New Roman" w:hAnsi="Consolas" w:cs="Times New Roman"/>
+          <w:color w:val="3B3B3B"/>
+          <w:kern w:val="0"/>
+          <w:sz w:val="21"/>
+          <w:szCs w:val="21"/>
+          <w14:ligatures w14:val="none"/>
+        </w:rPr>
+        <w:t xml:space="preserve"> </w:t>
+      </w:r>
+      <w:proofErr w:type="gramStart"/>
+      <w:r>
+        <w:rPr>
+          <w:rFonts w:ascii="Consolas" w:eastAsia="Times New Roman" w:hAnsi="Consolas" w:cs="Times New Roman"/>
+          <w:color w:val="0000FF"/>
+          <w:kern w:val="0"/>
+          <w:sz w:val="21"/>
+          <w:szCs w:val="21"/>
+          <w14:ligatures w14:val="none"/>
+        </w:rPr>
+        <w:t>true</w:t>
+      </w:r>
+      <w:r>
+        <w:rPr>
+          <w:rFonts w:ascii="Consolas" w:eastAsia="Times New Roman" w:hAnsi="Consolas" w:cs="Times New Roman"/>
+          <w:color w:val="3B3B3B"/>
+          <w:kern w:val="0"/>
+          <w:sz w:val="21"/>
+          <w:szCs w:val="21"/>
+          <w14:ligatures w14:val="none"/>
+        </w:rPr>
+        <w:t xml:space="preserve"> }</w:t>
+      </w:r>
+      <w:proofErr w:type="gramEnd"/>
+      <w:r>
+        <w:rPr>
+          <w:rFonts w:ascii="Consolas" w:eastAsia="Times New Roman" w:hAnsi="Consolas" w:cs="Times New Roman"/>
+          <w:color w:val="3B3B3B"/>
+          <w:kern w:val="0"/>
+          <w:sz w:val="21"/>
+          <w:szCs w:val="21"/>
+          <w14:ligatures w14:val="none"/>
+        </w:rPr>
+        <w:t>)</w:t>
+      </w:r>
+    </w:p>
+    <w:p>
+      <w:pPr>
+        <w:shd w:val="clear" w:color="auto" w:fill="FFFFFF"/>
+        <w:spacing w:after="0" w:line="285" w:lineRule="atLeast"/>
+        <w:rPr>
+          <w:rFonts w:ascii="Consolas" w:eastAsia="Times New Roman" w:hAnsi="Consolas" w:cs="Times New Roman"/>
+          <w:color w:val="3B3B3B"/>
+          <w:kern w:val="0"/>
+          <w:sz w:val="21"/>
+          <w:szCs w:val="21"/>
+          <w14:ligatures w14:val="none"/>
+        </w:rPr>
+      </w:pPr>
+      <w:r>
+        <w:rPr>
+          <w:rFonts w:ascii="Consolas" w:eastAsia="Times New Roman" w:hAnsi="Consolas" w:cs="Times New Roman"/>
+          <w:color w:val="3B3B3B"/>
+          <w:kern w:val="0"/>
+          <w:sz w:val="21"/>
+          <w:szCs w:val="21"/>
+          <w14:ligatures w14:val="none"/>
+        </w:rPr>
+        <w:t xml:space="preserve">  </w:t>
+      </w:r>
+      <w:r>
+        <w:rPr>
+          <w:rFonts w:ascii="Consolas" w:eastAsia="Times New Roman" w:hAnsi="Consolas" w:cs="Times New Roman"/>
+          <w:color w:val="001080"/>
+          <w:kern w:val="0"/>
+          <w:sz w:val="21"/>
+          <w:szCs w:val="21"/>
+          <w14:ligatures w14:val="none"/>
+        </w:rPr>
+        <w:t>isActive</w:t>
+      </w:r>
+      <w:r>
+        <w:rPr>
+          <w:rFonts w:ascii="Consolas" w:eastAsia="Times New Roman" w:hAnsi="Consolas" w:cs="Times New Roman"/>
+          <w:color w:val="000000"/>
+          <w:kern w:val="0"/>
+          <w:sz w:val="21"/>
+          <w:szCs w:val="21"/>
+          <w14:ligatures w14:val="none"/>
+        </w:rPr>
+        <w:t>:</w:t>
+      </w:r>
+      <w:r>
+        <w:rPr>
+          <w:rFonts w:ascii="Consolas" w:eastAsia="Times New Roman" w:hAnsi="Consolas" w:cs="Times New Roman"/>
+          <w:color w:val="3B3B3B"/>
+          <w:kern w:val="0"/>
+          <w:sz w:val="21"/>
+          <w:szCs w:val="21"/>
+          <w14:ligatures w14:val="none"/>
+        </w:rPr>
+        <w:t xml:space="preserve"> </w:t>
+      </w:r>
+      <w:r>
+        <w:rPr>
+          <w:rFonts w:ascii="Consolas" w:eastAsia="Times New Roman" w:hAnsi="Consolas" w:cs="Times New Roman"/>
+          <w:color w:val="267F99"/>
+          <w:kern w:val="0"/>
+          <w:sz w:val="21"/>
+          <w:szCs w:val="21"/>
+          <w14:ligatures w14:val="none"/>
+        </w:rPr>
+        <w:t>boolean</w:t>
+      </w:r>
+      <w:r>
+        <w:rPr>
+          <w:rFonts w:ascii="Consolas" w:eastAsia="Times New Roman" w:hAnsi="Consolas" w:cs="Times New Roman"/>
+          <w:color w:val="3B3B3B"/>
+          <w:kern w:val="0"/>
+          <w:sz w:val="21"/>
+          <w:szCs w:val="21"/>
+          <w14:ligatures w14:val="none"/>
+        </w:rPr>
+        <w:t>;</w:t>
+      </w:r>
+    </w:p>
+    <w:p>
+      <w:pPr>
+        <w:shd w:val="clear" w:color="auto" w:fill="FFFFFF"/>
+        <w:spacing w:after="0" w:line="285" w:lineRule="atLeast"/>
+        <w:rPr>
+          <w:rFonts w:ascii="Consolas" w:eastAsia="Times New Roman" w:hAnsi="Consolas" w:cs="Times New Roman"/>
+          <w:color w:val="3B3B3B"/>
+          <w:kern w:val="0"/>
+          <w:sz w:val="21"/>
+          <w:szCs w:val="21"/>
+          <w14:ligatures w14:val="none"/>
+        </w:rPr>
+      </w:pPr>
+    </w:p>
+    <w:p>
+      <w:pPr>
+        <w:shd w:val="clear" w:color="auto" w:fill="FFFFFF"/>
+        <w:spacing w:after="0" w:line="285" w:lineRule="atLeast"/>
+        <w:rPr>
+          <w:rFonts w:ascii="Consolas" w:eastAsia="Times New Roman" w:hAnsi="Consolas" w:cs="Times New Roman"/>
+          <w:color w:val="3B3B3B"/>
+          <w:kern w:val="0"/>
+          <w:sz w:val="21"/>
+          <w:szCs w:val="21"/>
+          <w14:ligatures w14:val="none"/>
+        </w:rPr>
+      </w:pPr>
+      <w:r>
+        <w:rPr>
+          <w:rFonts w:ascii="Consolas" w:eastAsia="Times New Roman" w:hAnsi="Consolas" w:cs="Times New Roman"/>
+          <w:color w:val="3B3B3B"/>
+          <w:kern w:val="0"/>
+          <w:sz w:val="21"/>
+          <w:szCs w:val="21"/>
+          <w14:ligatures w14:val="none"/>
+        </w:rPr>
+        <w:t xml:space="preserve">  </w:t>
+      </w:r>
+      <w:r>
+        <w:rPr>
+          <w:rFonts w:ascii="Consolas" w:eastAsia="Times New Roman" w:hAnsi="Consolas" w:cs="Times New Roman"/>
+          <w:color w:val="008000"/>
+          <w:kern w:val="0"/>
+          <w:sz w:val="21"/>
+          <w:szCs w:val="21"/>
+          <w14:ligatures w14:val="none"/>
+        </w:rPr>
+        <w:t>// One-to-One with Profile</w:t>
+      </w:r>
+    </w:p>
+    <w:p>
+      <w:pPr>
+        <w:shd w:val="clear" w:color="auto" w:fill="FFFFFF"/>
+        <w:spacing w:after="0" w:line="285" w:lineRule="atLeast"/>
+        <w:rPr>
+          <w:rFonts w:ascii="Consolas" w:eastAsia="Times New Roman" w:hAnsi="Consolas" w:cs="Times New Roman"/>
+          <w:color w:val="3B3B3B"/>
+          <w:kern w:val="0"/>
+          <w:sz w:val="21"/>
+          <w:szCs w:val="21"/>
+          <w14:ligatures w14:val="none"/>
+        </w:rPr>
+      </w:pPr>
+      <w:r>
+        <w:rPr>
+          <w:rFonts w:ascii="Consolas" w:eastAsia="Times New Roman" w:hAnsi="Consolas" w:cs="Times New Roman"/>
+          <w:color w:val="3B3B3B"/>
+          <w:kern w:val="0"/>
+          <w:sz w:val="21"/>
+          <w:szCs w:val="21"/>
+          <w14:ligatures w14:val="none"/>
+        </w:rPr>
+        <w:t>  @</w:t>
+      </w:r>
+      <w:proofErr w:type="gramStart"/>
+      <w:r>
+        <w:rPr>
+          <w:rFonts w:ascii="Consolas" w:eastAsia="Times New Roman" w:hAnsi="Consolas" w:cs="Times New Roman"/>
+          <w:color w:val="795E26"/>
+          <w:kern w:val="0"/>
+          <w:sz w:val="21"/>
+          <w:szCs w:val="21"/>
+          <w14:ligatures w14:val="none"/>
+        </w:rPr>
+        <w:t>OneToOne</w:t>
+      </w:r>
+      <w:r>
+        <w:rPr>
+          <w:rFonts w:ascii="Consolas" w:eastAsia="Times New Roman" w:hAnsi="Consolas" w:cs="Times New Roman"/>
+          <w:color w:val="3B3B3B"/>
+          <w:kern w:val="0"/>
+          <w:sz w:val="21"/>
+          <w:szCs w:val="21"/>
+          <w14:ligatures w14:val="none"/>
+        </w:rPr>
+        <w:t>(</w:t>
+      </w:r>
+      <w:proofErr w:type="gramEnd"/>
+      <w:r>
+        <w:rPr>
+          <w:rFonts w:ascii="Consolas" w:eastAsia="Times New Roman" w:hAnsi="Consolas" w:cs="Times New Roman"/>
+          <w:color w:val="3B3B3B"/>
+          <w:kern w:val="0"/>
+          <w:sz w:val="21"/>
+          <w:szCs w:val="21"/>
+          <w14:ligatures w14:val="none"/>
+        </w:rPr>
+        <w:t xml:space="preserve">() </w:t>
+      </w:r>
+      <w:r>
+        <w:rPr>
+          <w:rFonts w:ascii="Consolas" w:eastAsia="Times New Roman" w:hAnsi="Consolas" w:cs="Times New Roman"/>
+          <w:color w:val="0000FF"/>
+          <w:kern w:val="0"/>
+          <w:sz w:val="21"/>
+          <w:szCs w:val="21"/>
+          <w14:ligatures w14:val="none"/>
+        </w:rPr>
+        <w:t>=&gt;</w:t>
+      </w:r>
+      <w:r>
+        <w:rPr>
+          <w:rFonts w:ascii="Consolas" w:eastAsia="Times New Roman" w:hAnsi="Consolas" w:cs="Times New Roman"/>
+          <w:color w:val="3B3B3B"/>
+          <w:kern w:val="0"/>
+          <w:sz w:val="21"/>
+          <w:szCs w:val="21"/>
+          <w14:ligatures w14:val="none"/>
+        </w:rPr>
+        <w:t xml:space="preserve"> </w:t>
+      </w:r>
+      <w:r>
+        <w:rPr>
+          <w:rFonts w:ascii="Consolas" w:eastAsia="Times New Roman" w:hAnsi="Consolas" w:cs="Times New Roman"/>
+          <w:color w:val="267F99"/>
+          <w:kern w:val="0"/>
+          <w:sz w:val="21"/>
+          <w:szCs w:val="21"/>
+          <w14:ligatures w14:val="none"/>
+        </w:rPr>
+        <w:t>Profile</w:t>
+      </w:r>
+      <w:r>
+        <w:rPr>
+          <w:rFonts w:ascii="Consolas" w:eastAsia="Times New Roman" w:hAnsi="Consolas" w:cs="Times New Roman"/>
+          <w:color w:val="3B3B3B"/>
+          <w:kern w:val="0"/>
+          <w:sz w:val="21"/>
+          <w:szCs w:val="21"/>
+          <w14:ligatures w14:val="none"/>
+        </w:rPr>
+        <w:t>, (</w:t>
+      </w:r>
+      <w:r>
+        <w:rPr>
+          <w:rFonts w:ascii="Consolas" w:eastAsia="Times New Roman" w:hAnsi="Consolas" w:cs="Times New Roman"/>
+          <w:color w:val="001080"/>
+          <w:kern w:val="0"/>
+          <w:sz w:val="21"/>
+          <w:szCs w:val="21"/>
+          <w14:ligatures w14:val="none"/>
+        </w:rPr>
+        <w:t>profile</w:t>
+      </w:r>
+      <w:r>
+        <w:rPr>
+          <w:rFonts w:ascii="Consolas" w:eastAsia="Times New Roman" w:hAnsi="Consolas" w:cs="Times New Roman"/>
+          <w:color w:val="3B3B3B"/>
+          <w:kern w:val="0"/>
+          <w:sz w:val="21"/>
+          <w:szCs w:val="21"/>
+          <w14:ligatures w14:val="none"/>
+        </w:rPr>
+        <w:t xml:space="preserve">) </w:t>
+      </w:r>
+      <w:r>
+        <w:rPr>
+          <w:rFonts w:ascii="Consolas" w:eastAsia="Times New Roman" w:hAnsi="Consolas" w:cs="Times New Roman"/>
+          <w:color w:val="0000FF"/>
+          <w:kern w:val="0"/>
+          <w:sz w:val="21"/>
+          <w:szCs w:val="21"/>
+          <w14:ligatures w14:val="none"/>
+        </w:rPr>
+        <w:t>=&gt;</w:t>
+      </w:r>
+      <w:r>
+        <w:rPr>
+          <w:rFonts w:ascii="Consolas" w:eastAsia="Times New Roman" w:hAnsi="Consolas" w:cs="Times New Roman"/>
+          <w:color w:val="3B3B3B"/>
+          <w:kern w:val="0"/>
+          <w:sz w:val="21"/>
+          <w:szCs w:val="21"/>
+          <w14:ligatures w14:val="none"/>
+        </w:rPr>
+        <w:t xml:space="preserve"> </w:t>
+      </w:r>
+      <w:r>
+        <w:rPr>
+          <w:rFonts w:ascii="Consolas" w:eastAsia="Times New Roman" w:hAnsi="Consolas" w:cs="Times New Roman"/>
+          <w:color w:val="001080"/>
+          <w:kern w:val="0"/>
+          <w:sz w:val="21"/>
+          <w:szCs w:val="21"/>
+          <w14:ligatures w14:val="none"/>
+        </w:rPr>
+        <w:t>profile</w:t>
+      </w:r>
+      <w:r>
+        <w:rPr>
+          <w:rFonts w:ascii="Consolas" w:eastAsia="Times New Roman" w:hAnsi="Consolas" w:cs="Times New Roman"/>
+          <w:color w:val="3B3B3B"/>
+          <w:kern w:val="0"/>
+          <w:sz w:val="21"/>
+          <w:szCs w:val="21"/>
+          <w14:ligatures w14:val="none"/>
+        </w:rPr>
+        <w:t>.</w:t>
+      </w:r>
+      <w:r>
+        <w:rPr>
+          <w:rFonts w:ascii="Consolas" w:eastAsia="Times New Roman" w:hAnsi="Consolas" w:cs="Times New Roman"/>
+          <w:color w:val="001080"/>
+          <w:kern w:val="0"/>
+          <w:sz w:val="21"/>
+          <w:szCs w:val="21"/>
+          <w14:ligatures w14:val="none"/>
+        </w:rPr>
+        <w:t>user</w:t>
+      </w:r>
+      <w:r>
+        <w:rPr>
+          <w:rFonts w:ascii="Consolas" w:eastAsia="Times New Roman" w:hAnsi="Consolas" w:cs="Times New Roman"/>
+          <w:color w:val="3B3B3B"/>
+          <w:kern w:val="0"/>
+          <w:sz w:val="21"/>
+          <w:szCs w:val="21"/>
+          <w14:ligatures w14:val="none"/>
+        </w:rPr>
+        <w:t>, {</w:t>
+      </w:r>
+    </w:p>
+    <w:p>
+      <w:pPr>
+        <w:shd w:val="clear" w:color="auto" w:fill="FFFFFF"/>
+        <w:spacing w:after="0" w:line="285" w:lineRule="atLeast"/>
+        <w:rPr>
+          <w:rFonts w:ascii="Consolas" w:eastAsia="Times New Roman" w:hAnsi="Consolas" w:cs="Times New Roman"/>
+          <w:color w:val="3B3B3B"/>
+          <w:kern w:val="0"/>
+          <w:sz w:val="21"/>
+          <w:szCs w:val="21"/>
+          <w14:ligatures w14:val="none"/>
+        </w:rPr>
+      </w:pPr>
+      <w:r>
+        <w:rPr>
+          <w:rFonts w:ascii="Consolas" w:eastAsia="Times New Roman" w:hAnsi="Consolas" w:cs="Times New Roman"/>
+          <w:color w:val="3B3B3B"/>
+          <w:kern w:val="0"/>
+          <w:sz w:val="21"/>
+          <w:szCs w:val="21"/>
+          <w14:ligatures w14:val="none"/>
+        </w:rPr>
+        <w:t xml:space="preserve">    </w:t>
+      </w:r>
+      <w:r>
+        <w:rPr>
+          <w:rFonts w:ascii="Consolas" w:eastAsia="Times New Roman" w:hAnsi="Consolas" w:cs="Times New Roman"/>
+          <w:color w:val="008000"/>
+          <w:kern w:val="0"/>
+          <w:sz w:val="21"/>
+          <w:szCs w:val="21"/>
+          <w14:ligatures w14:val="none"/>
+        </w:rPr>
+        <w:t>// cascade: true,</w:t>
+      </w:r>
+    </w:p>
+    <w:p>
+      <w:pPr>
+        <w:shd w:val="clear" w:color="auto" w:fill="FFFFFF"/>
+        <w:spacing w:after="0" w:line="285" w:lineRule="atLeast"/>
+        <w:rPr>
+          <w:rFonts w:ascii="Consolas" w:eastAsia="Times New Roman" w:hAnsi="Consolas" w:cs="Times New Roman"/>
+          <w:color w:val="3B3B3B"/>
+          <w:kern w:val="0"/>
+          <w:sz w:val="21"/>
+          <w:szCs w:val="21"/>
+          <w14:ligatures w14:val="none"/>
+        </w:rPr>
+      </w:pPr>
+      <w:r>
+        <w:rPr>
+          <w:rFonts w:ascii="Consolas" w:eastAsia="Times New Roman" w:hAnsi="Consolas" w:cs="Times New Roman"/>
+          <w:color w:val="3B3B3B"/>
+          <w:kern w:val="0"/>
+          <w:sz w:val="21"/>
+          <w:szCs w:val="21"/>
+          <w14:ligatures w14:val="none"/>
+        </w:rPr>
+        <w:t xml:space="preserve">    </w:t>
+      </w:r>
+      <w:r>
+        <w:rPr>
+          <w:rFonts w:ascii="Consolas" w:eastAsia="Times New Roman" w:hAnsi="Consolas" w:cs="Times New Roman"/>
+          <w:color w:val="001080"/>
+          <w:kern w:val="0"/>
+          <w:sz w:val="21"/>
+          <w:szCs w:val="21"/>
+          <w14:ligatures w14:val="none"/>
+        </w:rPr>
+        <w:t>onDelete:</w:t>
+      </w:r>
+      <w:r>
+        <w:rPr>
+          <w:rFonts w:ascii="Consolas" w:eastAsia="Times New Roman" w:hAnsi="Consolas" w:cs="Times New Roman"/>
+          <w:color w:val="3B3B3B"/>
+          <w:kern w:val="0"/>
+          <w:sz w:val="21"/>
+          <w:szCs w:val="21"/>
+          <w14:ligatures w14:val="none"/>
+        </w:rPr>
+        <w:t xml:space="preserve"> </w:t>
+      </w:r>
+      <w:r>
+        <w:rPr>
+          <w:rFonts w:ascii="Consolas" w:eastAsia="Times New Roman" w:hAnsi="Consolas" w:cs="Times New Roman"/>
+          <w:color w:val="A31515"/>
+          <w:kern w:val="0"/>
+          <w:sz w:val="21"/>
+          <w:szCs w:val="21"/>
+          <w14:ligatures w14:val="none"/>
+        </w:rPr>
+        <w:t>'CASCADE'</w:t>
+      </w:r>
+      <w:r>
+        <w:rPr>
+          <w:rFonts w:ascii="Consolas" w:eastAsia="Times New Roman" w:hAnsi="Consolas" w:cs="Times New Roman"/>
+          <w:color w:val="3B3B3B"/>
+          <w:kern w:val="0"/>
+          <w:sz w:val="21"/>
+          <w:szCs w:val="21"/>
+          <w14:ligatures w14:val="none"/>
+        </w:rPr>
+        <w:t>,</w:t>
+      </w:r>
+    </w:p>
+    <w:p>
+      <w:pPr>
+        <w:shd w:val="clear" w:color="auto" w:fill="FFFFFF"/>
+        <w:spacing w:after="0" w:line="285" w:lineRule="atLeast"/>
+        <w:rPr>
+          <w:rFonts w:ascii="Consolas" w:eastAsia="Times New Roman" w:hAnsi="Consolas" w:cs="Times New Roman"/>
+          <w:color w:val="3B3B3B"/>
+          <w:kern w:val="0"/>
+          <w:sz w:val="21"/>
+          <w:szCs w:val="21"/>
+          <w14:ligatures w14:val="none"/>
+        </w:rPr>
+      </w:pPr>
+      <w:r>
+        <w:rPr>
+          <w:rFonts w:ascii="Consolas" w:eastAsia="Times New Roman" w:hAnsi="Consolas" w:cs="Times New Roman"/>
+          <w:color w:val="3B3B3B"/>
+          <w:kern w:val="0"/>
+          <w:sz w:val="21"/>
+          <w:szCs w:val="21"/>
+          <w14:ligatures w14:val="none"/>
+        </w:rPr>
+        <w:t xml:space="preserve">    </w:t>
+      </w:r>
+      <w:r>
+        <w:rPr>
+          <w:rFonts w:ascii="Consolas" w:eastAsia="Times New Roman" w:hAnsi="Consolas" w:cs="Times New Roman"/>
+          <w:color w:val="001080"/>
+          <w:kern w:val="0"/>
+          <w:sz w:val="21"/>
+          <w:szCs w:val="21"/>
+          <w14:ligatures w14:val="none"/>
+        </w:rPr>
+        <w:t>onUpdate:</w:t>
+      </w:r>
+      <w:r>
+        <w:rPr>
+          <w:rFonts w:ascii="Consolas" w:eastAsia="Times New Roman" w:hAnsi="Consolas" w:cs="Times New Roman"/>
+          <w:color w:val="3B3B3B"/>
+          <w:kern w:val="0"/>
+          <w:sz w:val="21"/>
+          <w:szCs w:val="21"/>
+          <w14:ligatures w14:val="none"/>
+        </w:rPr>
+        <w:t xml:space="preserve"> </w:t>
+      </w:r>
+      <w:r>
+        <w:rPr>
+          <w:rFonts w:ascii="Consolas" w:eastAsia="Times New Roman" w:hAnsi="Consolas" w:cs="Times New Roman"/>
+          <w:color w:val="A31515"/>
+          <w:kern w:val="0"/>
+          <w:sz w:val="21"/>
+          <w:szCs w:val="21"/>
+          <w14:ligatures w14:val="none"/>
+        </w:rPr>
+        <w:t>'CASCADE'</w:t>
+      </w:r>
+    </w:p>
+    <w:p>
+      <w:pPr>
+        <w:shd w:val="clear" w:color="auto" w:fill="FFFFFF"/>
+        <w:spacing w:after="0" w:line="285" w:lineRule="atLeast"/>
+        <w:rPr>
+          <w:rFonts w:ascii="Consolas" w:eastAsia="Times New Roman" w:hAnsi="Consolas" w:cs="Times New Roman"/>
+          <w:color w:val="3B3B3B"/>
+          <w:kern w:val="0"/>
+          <w:sz w:val="21"/>
+          <w:szCs w:val="21"/>
+          <w14:ligatures w14:val="none"/>
+        </w:rPr>
+      </w:pPr>
+      <w:r>
+        <w:rPr>
+          <w:rFonts w:ascii="Consolas" w:eastAsia="Times New Roman" w:hAnsi="Consolas" w:cs="Times New Roman"/>
+          <w:color w:val="3B3B3B"/>
+          <w:kern w:val="0"/>
+          <w:sz w:val="21"/>
+          <w:szCs w:val="21"/>
+          <w14:ligatures w14:val="none"/>
+        </w:rPr>
+        <w:t>  })</w:t>
+      </w:r>
+    </w:p>
+    <w:p>
+      <w:pPr>
+        <w:shd w:val="clear" w:color="auto" w:fill="FFFFFF"/>
+        <w:spacing w:after="0" w:line="285" w:lineRule="atLeast"/>
+        <w:rPr>
+          <w:rFonts w:ascii="Consolas" w:eastAsia="Times New Roman" w:hAnsi="Consolas" w:cs="Times New Roman"/>
+          <w:color w:val="3B3B3B"/>
+          <w:kern w:val="0"/>
+          <w:sz w:val="21"/>
+          <w:szCs w:val="21"/>
+          <w14:ligatures w14:val="none"/>
+        </w:rPr>
+      </w:pPr>
+      <w:r>
+        <w:rPr>
+          <w:rFonts w:ascii="Consolas" w:eastAsia="Times New Roman" w:hAnsi="Consolas" w:cs="Times New Roman"/>
+          <w:color w:val="3B3B3B"/>
+          <w:kern w:val="0"/>
+          <w:sz w:val="21"/>
+          <w:szCs w:val="21"/>
+          <w14:ligatures w14:val="none"/>
+        </w:rPr>
+        <w:t xml:space="preserve">  </w:t>
+      </w:r>
+      <w:r>
+        <w:rPr>
+          <w:rFonts w:ascii="Consolas" w:eastAsia="Times New Roman" w:hAnsi="Consolas" w:cs="Times New Roman"/>
+          <w:color w:val="008000"/>
+          <w:kern w:val="0"/>
+          <w:sz w:val="21"/>
+          <w:szCs w:val="21"/>
+          <w14:ligatures w14:val="none"/>
+        </w:rPr>
+        <w:t>// @</w:t>
+      </w:r>
+      <w:proofErr w:type="gramStart"/>
+      <w:r>
+        <w:rPr>
+          <w:rFonts w:ascii="Consolas" w:eastAsia="Times New Roman" w:hAnsi="Consolas" w:cs="Times New Roman"/>
+          <w:color w:val="008000"/>
+          <w:kern w:val="0"/>
+          <w:sz w:val="21"/>
+          <w:szCs w:val="21"/>
+          <w14:ligatures w14:val="none"/>
+        </w:rPr>
+        <w:t>JoinColumn(</w:t>
+      </w:r>
+      <w:proofErr w:type="gramEnd"/>
+      <w:r>
+        <w:rPr>
+          <w:rFonts w:ascii="Consolas" w:eastAsia="Times New Roman" w:hAnsi="Consolas" w:cs="Times New Roman"/>
+          <w:color w:val="008000"/>
+          <w:kern w:val="0"/>
+          <w:sz w:val="21"/>
+          <w:szCs w:val="21"/>
+          <w14:ligatures w14:val="none"/>
+        </w:rPr>
+        <w:t>)</w:t>
+      </w:r>
+    </w:p>
+    <w:p>
+      <w:pPr>
+        <w:shd w:val="clear" w:color="auto" w:fill="FFFFFF"/>
+        <w:spacing w:after="0" w:line="285" w:lineRule="atLeast"/>
+        <w:rPr>
+          <w:rFonts w:ascii="Consolas" w:eastAsia="Times New Roman" w:hAnsi="Consolas" w:cs="Times New Roman"/>
+          <w:color w:val="3B3B3B"/>
+          <w:kern w:val="0"/>
+          <w:sz w:val="21"/>
+          <w:szCs w:val="21"/>
+          <w14:ligatures w14:val="none"/>
+        </w:rPr>
+      </w:pPr>
+      <w:r>
+        <w:rPr>
+          <w:rFonts w:ascii="Consolas" w:eastAsia="Times New Roman" w:hAnsi="Consolas" w:cs="Times New Roman"/>
+          <w:color w:val="3B3B3B"/>
+          <w:kern w:val="0"/>
+          <w:sz w:val="21"/>
+          <w:szCs w:val="21"/>
+          <w14:ligatures w14:val="none"/>
+        </w:rPr>
+        <w:t xml:space="preserve">  </w:t>
+      </w:r>
+      <w:r>
+        <w:rPr>
+          <w:rFonts w:ascii="Consolas" w:eastAsia="Times New Roman" w:hAnsi="Consolas" w:cs="Times New Roman"/>
+          <w:color w:val="001080"/>
+          <w:kern w:val="0"/>
+          <w:sz w:val="21"/>
+          <w:szCs w:val="21"/>
+          <w14:ligatures w14:val="none"/>
+        </w:rPr>
+        <w:t>profile</w:t>
+      </w:r>
+      <w:r>
+        <w:rPr>
+          <w:rFonts w:ascii="Consolas" w:eastAsia="Times New Roman" w:hAnsi="Consolas" w:cs="Times New Roman"/>
+          <w:color w:val="000000"/>
+          <w:kern w:val="0"/>
+          <w:sz w:val="21"/>
+          <w:szCs w:val="21"/>
+          <w14:ligatures w14:val="none"/>
+        </w:rPr>
+        <w:t>:</w:t>
+      </w:r>
+      <w:r>
+        <w:rPr>
+          <w:rFonts w:ascii="Consolas" w:eastAsia="Times New Roman" w:hAnsi="Consolas" w:cs="Times New Roman"/>
+          <w:color w:val="3B3B3B"/>
+          <w:kern w:val="0"/>
+          <w:sz w:val="21"/>
+          <w:szCs w:val="21"/>
+          <w14:ligatures w14:val="none"/>
+        </w:rPr>
+        <w:t xml:space="preserve"> </w:t>
+      </w:r>
+      <w:r>
+        <w:rPr>
+          <w:rFonts w:ascii="Consolas" w:eastAsia="Times New Roman" w:hAnsi="Consolas" w:cs="Times New Roman"/>
+          <w:color w:val="267F99"/>
+          <w:kern w:val="0"/>
+          <w:sz w:val="21"/>
+          <w:szCs w:val="21"/>
+          <w14:ligatures w14:val="none"/>
+        </w:rPr>
+        <w:t>Profile</w:t>
+      </w:r>
+      <w:r>
+        <w:rPr>
+          <w:rFonts w:ascii="Consolas" w:eastAsia="Times New Roman" w:hAnsi="Consolas" w:cs="Times New Roman"/>
+          <w:color w:val="3B3B3B"/>
+          <w:kern w:val="0"/>
+          <w:sz w:val="21"/>
+          <w:szCs w:val="21"/>
+          <w14:ligatures w14:val="none"/>
+        </w:rPr>
+        <w:t>;</w:t>
+      </w:r>
+    </w:p>
+    <w:p>
+      <w:pPr>
+        <w:shd w:val="clear" w:color="auto" w:fill="FFFFFF"/>
+        <w:spacing w:after="0" w:line="285" w:lineRule="atLeast"/>
+        <w:rPr>
+          <w:rFonts w:ascii="Consolas" w:eastAsia="Times New Roman" w:hAnsi="Consolas" w:cs="Times New Roman"/>
+          <w:color w:val="3B3B3B"/>
+          <w:kern w:val="0"/>
+          <w:sz w:val="21"/>
+          <w:szCs w:val="21"/>
+          <w14:ligatures w14:val="none"/>
+        </w:rPr>
+      </w:pPr>
+    </w:p>
+    <w:p>
+      <w:pPr>
+        <w:shd w:val="clear" w:color="auto" w:fill="FFFFFF"/>
+        <w:spacing w:after="0" w:line="285" w:lineRule="atLeast"/>
+        <w:rPr>
+          <w:rFonts w:ascii="Consolas" w:eastAsia="Times New Roman" w:hAnsi="Consolas" w:cs="Times New Roman"/>
+          <w:color w:val="3B3B3B"/>
+          <w:kern w:val="0"/>
+          <w:sz w:val="21"/>
+          <w:szCs w:val="21"/>
+          <w14:ligatures w14:val="none"/>
+        </w:rPr>
+      </w:pPr>
+      <w:r>
+        <w:rPr>
+          <w:rFonts w:ascii="Consolas" w:eastAsia="Times New Roman" w:hAnsi="Consolas" w:cs="Times New Roman"/>
+          <w:color w:val="3B3B3B"/>
+          <w:kern w:val="0"/>
+          <w:sz w:val="21"/>
+          <w:szCs w:val="21"/>
+          <w14:ligatures w14:val="none"/>
+        </w:rPr>
+        <w:t xml:space="preserve">  </w:t>
+      </w:r>
+      <w:r>
+        <w:rPr>
+          <w:rFonts w:ascii="Consolas" w:eastAsia="Times New Roman" w:hAnsi="Consolas" w:cs="Times New Roman"/>
+          <w:color w:val="008000"/>
+          <w:kern w:val="0"/>
+          <w:sz w:val="21"/>
+          <w:szCs w:val="21"/>
+          <w14:ligatures w14:val="none"/>
+        </w:rPr>
+        <w:t>// One-to-Many with Post</w:t>
+      </w:r>
+    </w:p>
+    <w:p>
+      <w:pPr>
+        <w:shd w:val="clear" w:color="auto" w:fill="FFFFFF"/>
+        <w:spacing w:after="0" w:line="285" w:lineRule="atLeast"/>
+        <w:rPr>
+          <w:rFonts w:ascii="Consolas" w:eastAsia="Times New Roman" w:hAnsi="Consolas" w:cs="Times New Roman"/>
+          <w:color w:val="3B3B3B"/>
+          <w:kern w:val="0"/>
+          <w:sz w:val="21"/>
+          <w:szCs w:val="21"/>
+          <w14:ligatures w14:val="none"/>
+        </w:rPr>
+      </w:pPr>
+      <w:r>
+        <w:rPr>
+          <w:rFonts w:ascii="Consolas" w:eastAsia="Times New Roman" w:hAnsi="Consolas" w:cs="Times New Roman"/>
+          <w:color w:val="3B3B3B"/>
+          <w:kern w:val="0"/>
+          <w:sz w:val="21"/>
+          <w:szCs w:val="21"/>
+          <w14:ligatures w14:val="none"/>
+        </w:rPr>
+        <w:t>  @</w:t>
+      </w:r>
+      <w:proofErr w:type="gramStart"/>
+      <w:r>
+        <w:rPr>
+          <w:rFonts w:ascii="Consolas" w:eastAsia="Times New Roman" w:hAnsi="Consolas" w:cs="Times New Roman"/>
+          <w:color w:val="795E26"/>
+          <w:kern w:val="0"/>
+          <w:sz w:val="21"/>
+          <w:szCs w:val="21"/>
+          <w14:ligatures w14:val="none"/>
+        </w:rPr>
+        <w:t>OneToMany</w:t>
+      </w:r>
+      <w:r>
+        <w:rPr>
+          <w:rFonts w:ascii="Consolas" w:eastAsia="Times New Roman" w:hAnsi="Consolas" w:cs="Times New Roman"/>
+          <w:color w:val="3B3B3B"/>
+          <w:kern w:val="0"/>
+          <w:sz w:val="21"/>
+          <w:szCs w:val="21"/>
+          <w14:ligatures w14:val="none"/>
+        </w:rPr>
+        <w:t>(</w:t>
+      </w:r>
+      <w:proofErr w:type="gramEnd"/>
+      <w:r>
+        <w:rPr>
+          <w:rFonts w:ascii="Consolas" w:eastAsia="Times New Roman" w:hAnsi="Consolas" w:cs="Times New Roman"/>
+          <w:color w:val="3B3B3B"/>
+          <w:kern w:val="0"/>
+          <w:sz w:val="21"/>
+          <w:szCs w:val="21"/>
+          <w14:ligatures w14:val="none"/>
+        </w:rPr>
+        <w:t xml:space="preserve">() </w:t>
+      </w:r>
+      <w:r>
+        <w:rPr>
+          <w:rFonts w:ascii="Consolas" w:eastAsia="Times New Roman" w:hAnsi="Consolas" w:cs="Times New Roman"/>
+          <w:color w:val="0000FF"/>
+          <w:kern w:val="0"/>
+          <w:sz w:val="21"/>
+          <w:szCs w:val="21"/>
+          <w14:ligatures w14:val="none"/>
+        </w:rPr>
+        <w:t>=&gt;</w:t>
+      </w:r>
+      <w:r>
+        <w:rPr>
+          <w:rFonts w:ascii="Consolas" w:eastAsia="Times New Roman" w:hAnsi="Consolas" w:cs="Times New Roman"/>
+          <w:color w:val="3B3B3B"/>
+          <w:kern w:val="0"/>
+          <w:sz w:val="21"/>
+          <w:szCs w:val="21"/>
+          <w14:ligatures w14:val="none"/>
+        </w:rPr>
+        <w:t xml:space="preserve"> </w:t>
+      </w:r>
+      <w:r>
+        <w:rPr>
+          <w:rFonts w:ascii="Consolas" w:eastAsia="Times New Roman" w:hAnsi="Consolas" w:cs="Times New Roman"/>
+          <w:color w:val="267F99"/>
+          <w:kern w:val="0"/>
+          <w:sz w:val="21"/>
+          <w:szCs w:val="21"/>
+          <w14:ligatures w14:val="none"/>
+        </w:rPr>
+        <w:t>Post</w:t>
+      </w:r>
+      <w:r>
+        <w:rPr>
+          <w:rFonts w:ascii="Consolas" w:eastAsia="Times New Roman" w:hAnsi="Consolas" w:cs="Times New Roman"/>
+          <w:color w:val="3B3B3B"/>
+          <w:kern w:val="0"/>
+          <w:sz w:val="21"/>
+          <w:szCs w:val="21"/>
+          <w14:ligatures w14:val="none"/>
+        </w:rPr>
+        <w:t>, (</w:t>
+      </w:r>
+      <w:r>
+        <w:rPr>
+          <w:rFonts w:ascii="Consolas" w:eastAsia="Times New Roman" w:hAnsi="Consolas" w:cs="Times New Roman"/>
+          <w:color w:val="001080"/>
+          <w:kern w:val="0"/>
+          <w:sz w:val="21"/>
+          <w:szCs w:val="21"/>
+          <w14:ligatures w14:val="none"/>
+        </w:rPr>
+        <w:t>post</w:t>
+      </w:r>
+      <w:r>
+        <w:rPr>
+          <w:rFonts w:ascii="Consolas" w:eastAsia="Times New Roman" w:hAnsi="Consolas" w:cs="Times New Roman"/>
+          <w:color w:val="3B3B3B"/>
+          <w:kern w:val="0"/>
+          <w:sz w:val="21"/>
+          <w:szCs w:val="21"/>
+          <w14:ligatures w14:val="none"/>
+        </w:rPr>
+        <w:t xml:space="preserve">) </w:t>
+      </w:r>
+      <w:r>
+        <w:rPr>
+          <w:rFonts w:ascii="Consolas" w:eastAsia="Times New Roman" w:hAnsi="Consolas" w:cs="Times New Roman"/>
+          <w:color w:val="0000FF"/>
+          <w:kern w:val="0"/>
+          <w:sz w:val="21"/>
+          <w:szCs w:val="21"/>
+          <w14:ligatures w14:val="none"/>
+        </w:rPr>
+        <w:t>=&gt;</w:t>
+      </w:r>
+      <w:r>
+        <w:rPr>
+          <w:rFonts w:ascii="Consolas" w:eastAsia="Times New Roman" w:hAnsi="Consolas" w:cs="Times New Roman"/>
+          <w:color w:val="3B3B3B"/>
+          <w:kern w:val="0"/>
+          <w:sz w:val="21"/>
+          <w:szCs w:val="21"/>
+          <w14:ligatures w14:val="none"/>
+        </w:rPr>
+        <w:t xml:space="preserve"> </w:t>
+      </w:r>
+      <w:proofErr w:type="gramStart"/>
+      <w:r>
+        <w:rPr>
+          <w:rFonts w:ascii="Consolas" w:eastAsia="Times New Roman" w:hAnsi="Consolas" w:cs="Times New Roman"/>
+          <w:color w:val="001080"/>
+          <w:kern w:val="0"/>
+          <w:sz w:val="21"/>
+          <w:szCs w:val="21"/>
+          <w14:ligatures w14:val="none"/>
+        </w:rPr>
+        <w:t>post</w:t>
+      </w:r>
+      <w:r>
+        <w:rPr>
+          <w:rFonts w:ascii="Consolas" w:eastAsia="Times New Roman" w:hAnsi="Consolas" w:cs="Times New Roman"/>
+          <w:color w:val="3B3B3B"/>
+          <w:kern w:val="0"/>
+          <w:sz w:val="21"/>
+          <w:szCs w:val="21"/>
+          <w14:ligatures w14:val="none"/>
+        </w:rPr>
+        <w:t>.</w:t>
+      </w:r>
+      <w:r>
+        <w:rPr>
+          <w:rFonts w:ascii="Consolas" w:eastAsia="Times New Roman" w:hAnsi="Consolas" w:cs="Times New Roman"/>
+          <w:color w:val="001080"/>
+          <w:kern w:val="0"/>
+          <w:sz w:val="21"/>
+          <w:szCs w:val="21"/>
+          <w14:ligatures w14:val="none"/>
+        </w:rPr>
+        <w:t>author</w:t>
+      </w:r>
+      <w:proofErr w:type="gramEnd"/>
+      <w:r>
+        <w:rPr>
+          <w:rFonts w:ascii="Consolas" w:eastAsia="Times New Roman" w:hAnsi="Consolas" w:cs="Times New Roman"/>
+          <w:color w:val="3B3B3B"/>
+          <w:kern w:val="0"/>
+          <w:sz w:val="21"/>
+          <w:szCs w:val="21"/>
+          <w14:ligatures w14:val="none"/>
+        </w:rPr>
+        <w:t>)</w:t>
+      </w:r>
+    </w:p>
+    <w:p>
+      <w:pPr>
+        <w:shd w:val="clear" w:color="auto" w:fill="FFFFFF"/>
+        <w:spacing w:after="0" w:line="285" w:lineRule="atLeast"/>
+        <w:rPr>
+          <w:rFonts w:ascii="Consolas" w:eastAsia="Times New Roman" w:hAnsi="Consolas" w:cs="Times New Roman"/>
+          <w:color w:val="3B3B3B"/>
+          <w:kern w:val="0"/>
+          <w:sz w:val="21"/>
+          <w:szCs w:val="21"/>
+          <w14:ligatures w14:val="none"/>
+        </w:rPr>
+      </w:pPr>
+      <w:r>
+        <w:rPr>
+          <w:rFonts w:ascii="Consolas" w:eastAsia="Times New Roman" w:hAnsi="Consolas" w:cs="Times New Roman"/>
+          <w:color w:val="3B3B3B"/>
+          <w:kern w:val="0"/>
+          <w:sz w:val="21"/>
+          <w:szCs w:val="21"/>
+          <w14:ligatures w14:val="none"/>
+        </w:rPr>
+        <w:t xml:space="preserve">  </w:t>
+      </w:r>
+      <w:r>
+        <w:rPr>
+          <w:rFonts w:ascii="Consolas" w:eastAsia="Times New Roman" w:hAnsi="Consolas" w:cs="Times New Roman"/>
+          <w:color w:val="001080"/>
+          <w:kern w:val="0"/>
+          <w:sz w:val="21"/>
+          <w:szCs w:val="21"/>
+          <w14:ligatures w14:val="none"/>
+        </w:rPr>
+        <w:t>posts</w:t>
+      </w:r>
+      <w:r>
+        <w:rPr>
+          <w:rFonts w:ascii="Consolas" w:eastAsia="Times New Roman" w:hAnsi="Consolas" w:cs="Times New Roman"/>
+          <w:color w:val="000000"/>
+          <w:kern w:val="0"/>
+          <w:sz w:val="21"/>
+          <w:szCs w:val="21"/>
+          <w14:ligatures w14:val="none"/>
+        </w:rPr>
+        <w:t>:</w:t>
+      </w:r>
+      <w:r>
+        <w:rPr>
+          <w:rFonts w:ascii="Consolas" w:eastAsia="Times New Roman" w:hAnsi="Consolas" w:cs="Times New Roman"/>
+          <w:color w:val="3B3B3B"/>
+          <w:kern w:val="0"/>
+          <w:sz w:val="21"/>
+          <w:szCs w:val="21"/>
+          <w14:ligatures w14:val="none"/>
+        </w:rPr>
+        <w:t xml:space="preserve"> </w:t>
+      </w:r>
+      <w:proofErr w:type="gramStart"/>
+      <w:r>
+        <w:rPr>
+          <w:rFonts w:ascii="Consolas" w:eastAsia="Times New Roman" w:hAnsi="Consolas" w:cs="Times New Roman"/>
+          <w:color w:val="267F99"/>
+          <w:kern w:val="0"/>
+          <w:sz w:val="21"/>
+          <w:szCs w:val="21"/>
+          <w14:ligatures w14:val="none"/>
+        </w:rPr>
+        <w:t>Post</w:t>
+      </w:r>
+      <w:r>
+        <w:rPr>
+          <w:rFonts w:ascii="Consolas" w:eastAsia="Times New Roman" w:hAnsi="Consolas" w:cs="Times New Roman"/>
+          <w:color w:val="3B3B3B"/>
+          <w:kern w:val="0"/>
+          <w:sz w:val="21"/>
+          <w:szCs w:val="21"/>
+          <w14:ligatures w14:val="none"/>
+        </w:rPr>
+        <w:t>[</w:t>
+      </w:r>
+      <w:proofErr w:type="gramEnd"/>
+      <w:r>
+        <w:rPr>
+          <w:rFonts w:ascii="Consolas" w:eastAsia="Times New Roman" w:hAnsi="Consolas" w:cs="Times New Roman"/>
+          <w:color w:val="3B3B3B"/>
+          <w:kern w:val="0"/>
+          <w:sz w:val="21"/>
+          <w:szCs w:val="21"/>
+          <w14:ligatures w14:val="none"/>
+        </w:rPr>
+        <w:t>];</w:t>
+      </w:r>
+    </w:p>
+    <w:p>
+      <w:pPr>
+        <w:shd w:val="clear" w:color="auto" w:fill="FFFFFF"/>
+        <w:spacing w:after="0" w:line="285" w:lineRule="atLeast"/>
+        <w:rPr>
+          <w:rFonts w:ascii="Consolas" w:eastAsia="Times New Roman" w:hAnsi="Consolas" w:cs="Times New Roman"/>
+          <w:color w:val="3B3B3B"/>
+          <w:kern w:val="0"/>
+          <w:sz w:val="21"/>
+          <w:szCs w:val="21"/>
+          <w14:ligatures w14:val="none"/>
+        </w:rPr>
+      </w:pPr>
+    </w:p>
+    <w:p>
+      <w:pPr>
+        <w:shd w:val="clear" w:color="auto" w:fill="FFFFFF"/>
+        <w:spacing w:after="0" w:line="285" w:lineRule="atLeast"/>
+        <w:rPr>
+          <w:rFonts w:ascii="Consolas" w:eastAsia="Times New Roman" w:hAnsi="Consolas" w:cs="Times New Roman"/>
+          <w:color w:val="3B3B3B"/>
+          <w:kern w:val="0"/>
+          <w:sz w:val="21"/>
+          <w:szCs w:val="21"/>
+          <w14:ligatures w14:val="none"/>
+        </w:rPr>
+      </w:pPr>
+      <w:r>
+        <w:rPr>
+          <w:rFonts w:ascii="Consolas" w:eastAsia="Times New Roman" w:hAnsi="Consolas" w:cs="Times New Roman"/>
+          <w:color w:val="3B3B3B"/>
+          <w:kern w:val="0"/>
+          <w:sz w:val="21"/>
+          <w:szCs w:val="21"/>
+          <w14:ligatures w14:val="none"/>
+        </w:rPr>
+        <w:t>  @</w:t>
+      </w:r>
+      <w:proofErr w:type="gramStart"/>
+      <w:r>
+        <w:rPr>
+          <w:rFonts w:ascii="Consolas" w:eastAsia="Times New Roman" w:hAnsi="Consolas" w:cs="Times New Roman"/>
+          <w:color w:val="795E26"/>
+          <w:kern w:val="0"/>
+          <w:sz w:val="21"/>
+          <w:szCs w:val="21"/>
+          <w14:ligatures w14:val="none"/>
+        </w:rPr>
+        <w:t>CreateDateColumn</w:t>
+      </w:r>
+      <w:r>
+        <w:rPr>
+          <w:rFonts w:ascii="Consolas" w:eastAsia="Times New Roman" w:hAnsi="Consolas" w:cs="Times New Roman"/>
+          <w:color w:val="3B3B3B"/>
+          <w:kern w:val="0"/>
+          <w:sz w:val="21"/>
+          <w:szCs w:val="21"/>
+          <w14:ligatures w14:val="none"/>
+        </w:rPr>
+        <w:t>(</w:t>
+      </w:r>
+      <w:proofErr w:type="gramEnd"/>
+      <w:r>
+        <w:rPr>
+          <w:rFonts w:ascii="Consolas" w:eastAsia="Times New Roman" w:hAnsi="Consolas" w:cs="Times New Roman"/>
+          <w:color w:val="3B3B3B"/>
+          <w:kern w:val="0"/>
+          <w:sz w:val="21"/>
+          <w:szCs w:val="21"/>
+          <w14:ligatures w14:val="none"/>
+        </w:rPr>
+        <w:t>)</w:t>
+      </w:r>
+    </w:p>
+    <w:p>
+      <w:pPr>
+        <w:shd w:val="clear" w:color="auto" w:fill="FFFFFF"/>
+        <w:spacing w:after="0" w:line="285" w:lineRule="atLeast"/>
+        <w:rPr>
+          <w:rFonts w:ascii="Consolas" w:eastAsia="Times New Roman" w:hAnsi="Consolas" w:cs="Times New Roman"/>
+          <w:color w:val="3B3B3B"/>
+          <w:kern w:val="0"/>
+          <w:sz w:val="21"/>
+          <w:szCs w:val="21"/>
+          <w14:ligatures w14:val="none"/>
+        </w:rPr>
+      </w:pPr>
+      <w:r>
+        <w:rPr>
+          <w:rFonts w:ascii="Consolas" w:eastAsia="Times New Roman" w:hAnsi="Consolas" w:cs="Times New Roman"/>
+          <w:color w:val="3B3B3B"/>
+          <w:kern w:val="0"/>
+          <w:sz w:val="21"/>
+          <w:szCs w:val="21"/>
+          <w14:ligatures w14:val="none"/>
+        </w:rPr>
+        <w:t xml:space="preserve">  </w:t>
+      </w:r>
+      <w:r>
+        <w:rPr>
+          <w:rFonts w:ascii="Consolas" w:eastAsia="Times New Roman" w:hAnsi="Consolas" w:cs="Times New Roman"/>
+          <w:color w:val="001080"/>
+          <w:kern w:val="0"/>
+          <w:sz w:val="21"/>
+          <w:szCs w:val="21"/>
+          <w14:ligatures w14:val="none"/>
+        </w:rPr>
+        <w:t>createdAt</w:t>
+      </w:r>
+      <w:r>
+        <w:rPr>
+          <w:rFonts w:ascii="Consolas" w:eastAsia="Times New Roman" w:hAnsi="Consolas" w:cs="Times New Roman"/>
+          <w:color w:val="000000"/>
+          <w:kern w:val="0"/>
+          <w:sz w:val="21"/>
+          <w:szCs w:val="21"/>
+          <w14:ligatures w14:val="none"/>
+        </w:rPr>
+        <w:t>:</w:t>
+      </w:r>
+      <w:r>
+        <w:rPr>
+          <w:rFonts w:ascii="Consolas" w:eastAsia="Times New Roman" w:hAnsi="Consolas" w:cs="Times New Roman"/>
+          <w:color w:val="3B3B3B"/>
+          <w:kern w:val="0"/>
+          <w:sz w:val="21"/>
+          <w:szCs w:val="21"/>
+          <w14:ligatures w14:val="none"/>
+        </w:rPr>
+        <w:t xml:space="preserve"> </w:t>
+      </w:r>
+      <w:r>
+        <w:rPr>
+          <w:rFonts w:ascii="Consolas" w:eastAsia="Times New Roman" w:hAnsi="Consolas" w:cs="Times New Roman"/>
+          <w:color w:val="267F99"/>
+          <w:kern w:val="0"/>
+          <w:sz w:val="21"/>
+          <w:szCs w:val="21"/>
+          <w14:ligatures w14:val="none"/>
+        </w:rPr>
+        <w:t>Date</w:t>
+      </w:r>
+      <w:r>
+        <w:rPr>
+          <w:rFonts w:ascii="Consolas" w:eastAsia="Times New Roman" w:hAnsi="Consolas" w:cs="Times New Roman"/>
+          <w:color w:val="3B3B3B"/>
+          <w:kern w:val="0"/>
+          <w:sz w:val="21"/>
+          <w:szCs w:val="21"/>
+          <w14:ligatures w14:val="none"/>
+        </w:rPr>
+        <w:t>;</w:t>
+      </w:r>
+    </w:p>
+    <w:p>
+      <w:pPr>
+        <w:shd w:val="clear" w:color="auto" w:fill="FFFFFF"/>
+        <w:spacing w:after="0" w:line="285" w:lineRule="atLeast"/>
+        <w:rPr>
+          <w:rFonts w:ascii="Consolas" w:eastAsia="Times New Roman" w:hAnsi="Consolas" w:cs="Times New Roman"/>
+          <w:color w:val="3B3B3B"/>
+          <w:kern w:val="0"/>
+          <w:sz w:val="21"/>
+          <w:szCs w:val="21"/>
+          <w14:ligatures w14:val="none"/>
+        </w:rPr>
+      </w:pPr>
+    </w:p>
+    <w:p>
+      <w:pPr>
+        <w:shd w:val="clear" w:color="auto" w:fill="FFFFFF"/>
+        <w:spacing w:after="0" w:line="285" w:lineRule="atLeast"/>
+        <w:rPr>
+          <w:rFonts w:ascii="Consolas" w:eastAsia="Times New Roman" w:hAnsi="Consolas" w:cs="Times New Roman"/>
+          <w:color w:val="3B3B3B"/>
+          <w:kern w:val="0"/>
+          <w:sz w:val="21"/>
+          <w:szCs w:val="21"/>
+          <w14:ligatures w14:val="none"/>
+        </w:rPr>
+      </w:pPr>
+      <w:r>
+        <w:rPr>
+          <w:rFonts w:ascii="Consolas" w:eastAsia="Times New Roman" w:hAnsi="Consolas" w:cs="Times New Roman"/>
+          <w:color w:val="3B3B3B"/>
+          <w:kern w:val="0"/>
+          <w:sz w:val="21"/>
+          <w:szCs w:val="21"/>
+          <w14:ligatures w14:val="none"/>
+        </w:rPr>
+        <w:t>  @</w:t>
+      </w:r>
+      <w:proofErr w:type="gramStart"/>
+      <w:r>
+        <w:rPr>
+          <w:rFonts w:ascii="Consolas" w:eastAsia="Times New Roman" w:hAnsi="Consolas" w:cs="Times New Roman"/>
+          <w:color w:val="795E26"/>
+          <w:kern w:val="0"/>
+          <w:sz w:val="21"/>
+          <w:szCs w:val="21"/>
+          <w14:ligatures w14:val="none"/>
+        </w:rPr>
+        <w:t>UpdateDateColumn</w:t>
+      </w:r>
+      <w:r>
+        <w:rPr>
+          <w:rFonts w:ascii="Consolas" w:eastAsia="Times New Roman" w:hAnsi="Consolas" w:cs="Times New Roman"/>
+          <w:color w:val="3B3B3B"/>
+          <w:kern w:val="0"/>
+          <w:sz w:val="21"/>
+          <w:szCs w:val="21"/>
+          <w14:ligatures w14:val="none"/>
+        </w:rPr>
+        <w:t>(</w:t>
+      </w:r>
+      <w:proofErr w:type="gramEnd"/>
+      <w:r>
+        <w:rPr>
+          <w:rFonts w:ascii="Consolas" w:eastAsia="Times New Roman" w:hAnsi="Consolas" w:cs="Times New Roman"/>
+          <w:color w:val="3B3B3B"/>
+          <w:kern w:val="0"/>
+          <w:sz w:val="21"/>
+          <w:szCs w:val="21"/>
+          <w14:ligatures w14:val="none"/>
+        </w:rPr>
+        <w:t>)</w:t>
+      </w:r>
+    </w:p>
+    <w:p>
+      <w:pPr>
+        <w:shd w:val="clear" w:color="auto" w:fill="FFFFFF"/>
+        <w:spacing w:after="0" w:line="285" w:lineRule="atLeast"/>
+        <w:rPr>
+          <w:rFonts w:ascii="Consolas" w:eastAsia="Times New Roman" w:hAnsi="Consolas" w:cs="Times New Roman"/>
+          <w:color w:val="3B3B3B"/>
+          <w:kern w:val="0"/>
+          <w:sz w:val="21"/>
+          <w:szCs w:val="21"/>
+          <w14:ligatures w14:val="none"/>
+        </w:rPr>
+      </w:pPr>
+      <w:r>
+        <w:rPr>
+          <w:rFonts w:ascii="Consolas" w:eastAsia="Times New Roman" w:hAnsi="Consolas" w:cs="Times New Roman"/>
+          <w:color w:val="3B3B3B"/>
+          <w:kern w:val="0"/>
+          <w:sz w:val="21"/>
+          <w:szCs w:val="21"/>
+          <w14:ligatures w14:val="none"/>
+        </w:rPr>
+        <w:t xml:space="preserve">  </w:t>
+      </w:r>
+      <w:r>
+        <w:rPr>
+          <w:rFonts w:ascii="Consolas" w:eastAsia="Times New Roman" w:hAnsi="Consolas" w:cs="Times New Roman"/>
+          <w:color w:val="001080"/>
+          <w:kern w:val="0"/>
+          <w:sz w:val="21"/>
+          <w:szCs w:val="21"/>
+          <w14:ligatures w14:val="none"/>
+        </w:rPr>
+        <w:t>updatedAt</w:t>
+      </w:r>
+      <w:r>
+        <w:rPr>
+          <w:rFonts w:ascii="Consolas" w:eastAsia="Times New Roman" w:hAnsi="Consolas" w:cs="Times New Roman"/>
+          <w:color w:val="000000"/>
+          <w:kern w:val="0"/>
+          <w:sz w:val="21"/>
+          <w:szCs w:val="21"/>
+          <w14:ligatures w14:val="none"/>
+        </w:rPr>
+        <w:t>:</w:t>
+      </w:r>
+      <w:r>
+        <w:rPr>
+          <w:rFonts w:ascii="Consolas" w:eastAsia="Times New Roman" w:hAnsi="Consolas" w:cs="Times New Roman"/>
+          <w:color w:val="3B3B3B"/>
+          <w:kern w:val="0"/>
+          <w:sz w:val="21"/>
+          <w:szCs w:val="21"/>
+          <w14:ligatures w14:val="none"/>
+        </w:rPr>
+        <w:t xml:space="preserve"> </w:t>
+      </w:r>
+      <w:r>
+        <w:rPr>
+          <w:rFonts w:ascii="Consolas" w:eastAsia="Times New Roman" w:hAnsi="Consolas" w:cs="Times New Roman"/>
+          <w:color w:val="267F99"/>
+          <w:kern w:val="0"/>
+          <w:sz w:val="21"/>
+          <w:szCs w:val="21"/>
+          <w14:ligatures w14:val="none"/>
+        </w:rPr>
+        <w:t>Date</w:t>
+      </w:r>
+      <w:r>
+        <w:rPr>
+          <w:rFonts w:ascii="Consolas" w:eastAsia="Times New Roman" w:hAnsi="Consolas" w:cs="Times New Roman"/>
+          <w:color w:val="3B3B3B"/>
+          <w:kern w:val="0"/>
+          <w:sz w:val="21"/>
+          <w:szCs w:val="21"/>
+          <w14:ligatures w14:val="none"/>
+        </w:rPr>
+        <w:t>;</w:t>
+      </w:r>
+    </w:p>
+    <w:p>
+      <w:pPr>
+        <w:shd w:val="clear" w:color="auto" w:fill="FFFFFF"/>
+        <w:spacing w:after="0" w:line="285" w:lineRule="atLeast"/>
+        <w:rPr>
+          <w:rFonts w:ascii="Consolas" w:eastAsia="Times New Roman" w:hAnsi="Consolas" w:cs="Times New Roman"/>
+          <w:color w:val="3B3B3B"/>
+          <w:kern w:val="0"/>
+          <w:sz w:val="21"/>
+          <w:szCs w:val="21"/>
+          <w14:ligatures w14:val="none"/>
+        </w:rPr>
+      </w:pPr>
+      <w:r>
+        <w:rPr>
+          <w:rFonts w:ascii="Consolas" w:eastAsia="Times New Roman" w:hAnsi="Consolas" w:cs="Times New Roman"/>
+          <w:color w:val="3B3B3B"/>
+          <w:kern w:val="0"/>
+          <w:sz w:val="21"/>
+          <w:szCs w:val="21"/>
+          <w14:ligatures w14:val="none"/>
+        </w:rPr>
+        <w:t>}</w:t>
+      </w:r>
+    </w:p>
+    <w:p>
+      <w:pPr>
+        <w:ind w:left="720" w:firstLine="720"/>
+        <w:rPr>
+          <w:rFonts w:ascii="Sakkal Majalla" w:hAnsi="Sakkal Majalla" w:cs="Sakkal Majalla"/>
+          <w:sz w:val="28"/>
+          <w:szCs w:val="28"/>
+        </w:rPr>
+      </w:pPr>
+      <w:r>
+        <w:rPr>
+          <w:rFonts w:ascii="Sakkal Majalla" w:hAnsi="Sakkal Majalla" w:cs="Sakkal Majalla"/>
+          <w:sz w:val="28"/>
+          <w:szCs w:val="28"/>
+        </w:rPr>
+        <w:t>----------------------------------------------------------------------------------------</w:t>
+      </w:r>
+    </w:p>
+    <w:p>
+      <w:pPr>
+        <w:rPr>
+          <w:rFonts w:ascii="Sakkal Majalla" w:hAnsi="Sakkal Majalla" w:cs="Sakkal Majalla"/>
+          <w:sz w:val="28"/>
+          <w:szCs w:val="28"/>
+          <w:lang w:bidi="ar-SY"/>
+        </w:rPr>
+      </w:pPr>
+    </w:p>
     <w:sectPr>
       <w:pgSz w:w="12240" w:h="15840"/>
       <w:pgMar w:top="1440" w:right="1440" w:bottom="1440" w:left="1440" w:header="720" w:footer="720" w:gutter="0"/>
@@ -3629,6 +10564,126 @@
     </w:sectPr>
   </w:body>
 </w:document>
+</file>
+
+<file path=word/numbering.xml><?xml version="1.0" encoding="utf-8"?>
+<w:numbering xmlns:wpc="http://schemas.microsoft.com/office/word/2010/wordprocessingCanvas" xmlns:cx="http://schemas.microsoft.com/office/drawing/2014/chartex" xmlns:cx1="http://schemas.microsoft.com/office/drawing/2015/9/8/chartex" xmlns:cx2="http://schemas.microsoft.com/office/drawing/2015/10/21/chartex" xmlns:cx3="http://schemas.microsoft.com/office/drawing/2016/5/9/chartex" xmlns:cx4="http://schemas.microsoft.com/office/drawing/2016/5/10/chartex" xmlns:cx5="http://schemas.microsoft.com/office/drawing/2016/5/11/chartex" xmlns:cx6="http://schemas.microsoft.com/office/drawing/2016/5/12/chartex" xmlns:cx7="http://schemas.microsoft.com/office/drawing/2016/5/13/chartex" xmlns:cx8="http://schemas.microsoft.com/office/drawing/2016/5/14/chartex" xmlns:mc="http://schemas.openxmlformats.org/markup-compatibility/2006" xmlns:aink="http://schemas.microsoft.com/office/drawing/2016/ink" xmlns:am3d="http://schemas.microsoft.com/office/drawing/2017/model3d" xmlns:o="urn:schemas-microsoft-com:office:office" xmlns:oel="http://schemas.microsoft.com/office/2019/extlst" xmlns:r="http://schemas.openxmlformats.org/officeDocument/2006/relationships" xmlns:m="http://schemas.openxmlformats.org/officeDocument/2006/math" xmlns:v="urn:schemas-microsoft-com:vml" xmlns:wp14="http://schemas.microsoft.com/office/word/2010/wordprocessingDrawing" xmlns:wp="http://schemas.openxmlformats.org/drawingml/2006/wordprocessingDrawing" xmlns:w10="urn:schemas-microsoft-com:office:word" xmlns:w="http://schemas.openxmlformats.org/wordprocessingml/2006/main" xmlns:w14="http://schemas.microsoft.com/office/word/2010/wordml" xmlns:w15="http://schemas.microsoft.com/office/word/2012/wordml" xmlns:w16cex="http://schemas.microsoft.com/office/word/2018/wordml/cex" xmlns:w16cid="http://schemas.microsoft.com/office/word/2016/wordml/cid" xmlns:w16="http://schemas.microsoft.com/office/word/2018/wordml" xmlns:w16du="http://schemas.microsoft.com/office/word/2023/wordml/word16du" xmlns:w16sdtdh="http://schemas.microsoft.com/office/word/2020/wordml/sdtdatahash" xmlns:w16sdtfl="http://schemas.microsoft.com/office/word/2024/wordml/sdtformatlock" xmlns:w16se="http://schemas.microsoft.com/office/word/2015/wordml/symex" xmlns:wpg="http://schemas.microsoft.com/office/word/2010/wordprocessingGroup" xmlns:wpi="http://schemas.microsoft.com/office/word/2010/wordprocessingInk" xmlns:wne="http://schemas.microsoft.com/office/word/2006/wordml" xmlns:wps="http://schemas.microsoft.com/office/word/2010/wordprocessingShape" mc:Ignorable="w14 w15 w16se w16cid w16 w16cex w16sdtdh w16sdtfl w16du wp14">
+  <w:abstractNum w:abstractNumId="0" w15:restartNumberingAfterBreak="0">
+    <w:nsid w:val="12C843A5"/>
+    <w:multiLevelType w:val="hybridMultilevel"/>
+    <w:tmpl w:val="84260A40"/>
+    <w:lvl w:ilvl="0" w:tplc="16BEE4BC">
+      <w:numFmt w:val="bullet"/>
+      <w:lvlText w:val=""/>
+      <w:lvlJc w:val="left"/>
+      <w:pPr>
+        <w:ind w:left="720" w:hanging="360"/>
+      </w:pPr>
+      <w:rPr>
+        <w:rFonts w:ascii="Symbol" w:eastAsiaTheme="minorHAnsi" w:hAnsi="Symbol" w:cs="Sakkal Majalla" w:hint="default"/>
+      </w:rPr>
+    </w:lvl>
+    <w:lvl w:ilvl="1" w:tplc="04090003" w:tentative="1">
+      <w:start w:val="1"/>
+      <w:numFmt w:val="bullet"/>
+      <w:lvlText w:val="o"/>
+      <w:lvlJc w:val="left"/>
+      <w:pPr>
+        <w:ind w:left="1440" w:hanging="360"/>
+      </w:pPr>
+      <w:rPr>
+        <w:rFonts w:ascii="Courier New" w:hAnsi="Courier New" w:cs="Courier New" w:hint="default"/>
+      </w:rPr>
+    </w:lvl>
+    <w:lvl w:ilvl="2" w:tplc="04090005" w:tentative="1">
+      <w:start w:val="1"/>
+      <w:numFmt w:val="bullet"/>
+      <w:lvlText w:val=""/>
+      <w:lvlJc w:val="left"/>
+      <w:pPr>
+        <w:ind w:left="2160" w:hanging="360"/>
+      </w:pPr>
+      <w:rPr>
+        <w:rFonts w:ascii="Wingdings" w:hAnsi="Wingdings" w:hint="default"/>
+      </w:rPr>
+    </w:lvl>
+    <w:lvl w:ilvl="3" w:tplc="04090001" w:tentative="1">
+      <w:start w:val="1"/>
+      <w:numFmt w:val="bullet"/>
+      <w:lvlText w:val=""/>
+      <w:lvlJc w:val="left"/>
+      <w:pPr>
+        <w:ind w:left="2880" w:hanging="360"/>
+      </w:pPr>
+      <w:rPr>
+        <w:rFonts w:ascii="Symbol" w:hAnsi="Symbol" w:hint="default"/>
+      </w:rPr>
+    </w:lvl>
+    <w:lvl w:ilvl="4" w:tplc="04090003" w:tentative="1">
+      <w:start w:val="1"/>
+      <w:numFmt w:val="bullet"/>
+      <w:lvlText w:val="o"/>
+      <w:lvlJc w:val="left"/>
+      <w:pPr>
+        <w:ind w:left="3600" w:hanging="360"/>
+      </w:pPr>
+      <w:rPr>
+        <w:rFonts w:ascii="Courier New" w:hAnsi="Courier New" w:cs="Courier New" w:hint="default"/>
+      </w:rPr>
+    </w:lvl>
+    <w:lvl w:ilvl="5" w:tplc="04090005" w:tentative="1">
+      <w:start w:val="1"/>
+      <w:numFmt w:val="bullet"/>
+      <w:lvlText w:val=""/>
+      <w:lvlJc w:val="left"/>
+      <w:pPr>
+        <w:ind w:left="4320" w:hanging="360"/>
+      </w:pPr>
+      <w:rPr>
+        <w:rFonts w:ascii="Wingdings" w:hAnsi="Wingdings" w:hint="default"/>
+      </w:rPr>
+    </w:lvl>
+    <w:lvl w:ilvl="6" w:tplc="04090001" w:tentative="1">
+      <w:start w:val="1"/>
+      <w:numFmt w:val="bullet"/>
+      <w:lvlText w:val=""/>
+      <w:lvlJc w:val="left"/>
+      <w:pPr>
+        <w:ind w:left="5040" w:hanging="360"/>
+      </w:pPr>
+      <w:rPr>
+        <w:rFonts w:ascii="Symbol" w:hAnsi="Symbol" w:hint="default"/>
+      </w:rPr>
+    </w:lvl>
+    <w:lvl w:ilvl="7" w:tplc="04090003" w:tentative="1">
+      <w:start w:val="1"/>
+      <w:numFmt w:val="bullet"/>
+      <w:lvlText w:val="o"/>
+      <w:lvlJc w:val="left"/>
+      <w:pPr>
+        <w:ind w:left="5760" w:hanging="360"/>
+      </w:pPr>
+      <w:rPr>
+        <w:rFonts w:ascii="Courier New" w:hAnsi="Courier New" w:cs="Courier New" w:hint="default"/>
+      </w:rPr>
+    </w:lvl>
+    <w:lvl w:ilvl="8" w:tplc="04090005" w:tentative="1">
+      <w:start w:val="1"/>
+      <w:numFmt w:val="bullet"/>
+      <w:lvlText w:val=""/>
+      <w:lvlJc w:val="left"/>
+      <w:pPr>
+        <w:ind w:left="6480" w:hanging="360"/>
+      </w:pPr>
+      <w:rPr>
+        <w:rFonts w:ascii="Wingdings" w:hAnsi="Wingdings" w:hint="default"/>
+      </w:rPr>
+    </w:lvl>
+  </w:abstractNum>
+  <w:num w:numId="1" w16cid:durableId="634724717">
+    <w:abstractNumId w:val="0"/>
+  </w:num>
+</w:numbering>
 </file>
 
 <file path=word/styles.xml><?xml version="1.0" encoding="utf-8"?>
